--- a/05_Docs/BaoCaoDoAn.docx
+++ b/05_Docs/BaoCaoDoAn.docx
@@ -20084,6 +20084,6600 @@
         <w:t xml:space="preserve">[CẦN BỔ SUNG: CẦN BỔ SUNG — Ảnh E.2: Chụp màn hình cuối file testcase_chamcong.sql — phần §16 tương tự]</w:t>
       </w:r>
     </w:p>
+    <w:p>
+      <w:r>
+        <w:br w:type="page"/>
+      </w:r>
+    </w:p>
+    <w:p>
+      <w:pPr>
+        <w:pStyle w:val="Heading1"/>
+      </w:pPr>
+      <w:r>
+        <w:t>III. GIAO TÁC (TRANSACTIONS)</w:t>
+      </w:r>
+    </w:p>
+    <w:p>
+      <w:r>
+        <w:t>Hệ thống sử dụng giao tác ACID trong MySQL 8.0+ (InnoDB engine) nhằm đảm bảo tính toàn vẹn dữ liệu khi thực hiện các thao tác phức tạp ảnh hưởng đến nhiều bảng cùng lúc. Tất cả các Stored Procedure liên quan đến dữ liệu nhạy cảm đều bao gồm START TRANSACTION ... COMMIT / ROLLBACK.</w:t>
+      </w:r>
+    </w:p>
+    <w:p>
+      <w:pPr>
+        <w:pStyle w:val="Heading2"/>
+      </w:pPr>
+      <w:r>
+        <w:t>3.1. Danh sách các Giao tác chính</w:t>
+      </w:r>
+    </w:p>
+    <w:tbl>
+      <w:tblPr>
+        <w:tblW w:type="auto" w:w="0"/>
+        <w:tblLook w:firstColumn="1" w:firstRow="1" w:lastColumn="0" w:lastRow="0" w:noHBand="0" w:noVBand="1" w:val="04A0"/>
+        <w:tblBorders>
+          <w:top w:val="single" w:sz="4" w:space="0" w:color="000000"/>
+          <w:left w:val="single" w:sz="4" w:space="0" w:color="000000"/>
+          <w:bottom w:val="single" w:sz="4" w:space="0" w:color="000000"/>
+          <w:right w:val="single" w:sz="4" w:space="0" w:color="000000"/>
+          <w:insideH w:val="single" w:sz="4" w:space="0" w:color="000000"/>
+          <w:insideV w:val="single" w:sz="4" w:space="0" w:color="000000"/>
+        </w:tblBorders>
+      </w:tblPr>
+      <w:tblGrid>
+        <w:gridCol w:w="1871"/>
+        <w:gridCol w:w="1871"/>
+        <w:gridCol w:w="1871"/>
+        <w:gridCol w:w="1871"/>
+        <w:gridCol w:w="1871"/>
+      </w:tblGrid>
+      <w:tr>
+        <w:tc>
+          <w:tcPr>
+            <w:tcW w:type="dxa" w:w="1871"/>
+          </w:tcPr>
+          <w:p>
+            <w:r>
+              <w:rPr>
+                <w:b/>
+              </w:rPr>
+              <w:t>STT</w:t>
+            </w:r>
+          </w:p>
+        </w:tc>
+        <w:tc>
+          <w:tcPr>
+            <w:tcW w:type="dxa" w:w="1871"/>
+          </w:tcPr>
+          <w:p>
+            <w:r>
+              <w:rPr>
+                <w:b/>
+              </w:rPr>
+              <w:t>Tên Giao tác (Stored Procedure)</w:t>
+            </w:r>
+          </w:p>
+        </w:tc>
+        <w:tc>
+          <w:tcPr>
+            <w:tcW w:type="dxa" w:w="1871"/>
+          </w:tcPr>
+          <w:p>
+            <w:r>
+              <w:rPr>
+                <w:b/>
+              </w:rPr>
+              <w:t>Mục đích</w:t>
+            </w:r>
+          </w:p>
+        </w:tc>
+        <w:tc>
+          <w:tcPr>
+            <w:tcW w:type="dxa" w:w="1871"/>
+          </w:tcPr>
+          <w:p>
+            <w:r>
+              <w:rPr>
+                <w:b/>
+              </w:rPr>
+              <w:t>Các bảng tham chiếu</w:t>
+            </w:r>
+          </w:p>
+        </w:tc>
+        <w:tc>
+          <w:tcPr>
+            <w:tcW w:type="dxa" w:w="1871"/>
+          </w:tcPr>
+          <w:p>
+            <w:r>
+              <w:rPr>
+                <w:b/>
+              </w:rPr>
+              <w:t>Mức cô lập</w:t>
+            </w:r>
+          </w:p>
+        </w:tc>
+      </w:tr>
+      <w:tr>
+        <w:tc>
+          <w:tcPr>
+            <w:tcW w:type="dxa" w:w="1871"/>
+          </w:tcPr>
+          <w:p>
+            <w:r>
+              <w:t>1</w:t>
+            </w:r>
+          </w:p>
+        </w:tc>
+        <w:tc>
+          <w:tcPr>
+            <w:tcW w:type="dxa" w:w="1871"/>
+          </w:tcPr>
+          <w:p>
+            <w:r>
+              <w:t>sp_TinhLuong</w:t>
+            </w:r>
+          </w:p>
+        </w:tc>
+        <w:tc>
+          <w:tcPr>
+            <w:tcW w:type="dxa" w:w="1871"/>
+          </w:tcPr>
+          <w:p>
+            <w:r>
+              <w:t>Tính lương toàn bộ nhân viên trong một kỳ. START TRANSACTION bao toàn bộ pipeline 8 bước: xác thực → tính ngày công, tính gross, bảo hiểm, thuế TNCN → INSERT BangLuong → INSERT ChiTietLuong → UPDATE KhauTru → COMMIT.</w:t>
+            </w:r>
+          </w:p>
+        </w:tc>
+        <w:tc>
+          <w:tcPr>
+            <w:tcW w:type="dxa" w:w="1871"/>
+          </w:tcPr>
+          <w:p>
+            <w:r>
+              <w:t>BangLuong, ChiTietLuong, KhauTru, NhanVien, HopDong, LuongCoBan, NhanVienPhucLoi, LoaiPhucLoi</w:t>
+            </w:r>
+          </w:p>
+        </w:tc>
+        <w:tc>
+          <w:tcPr>
+            <w:tcW w:type="dxa" w:w="1871"/>
+          </w:tcPr>
+          <w:p>
+            <w:r>
+              <w:t>REPEATABLE READ (mặc định InnoDB)</w:t>
+            </w:r>
+          </w:p>
+        </w:tc>
+      </w:tr>
+      <w:tr>
+        <w:tc>
+          <w:tcPr>
+            <w:tcW w:type="dxa" w:w="1871"/>
+          </w:tcPr>
+          <w:p>
+            <w:r>
+              <w:t>2</w:t>
+            </w:r>
+          </w:p>
+        </w:tc>
+        <w:tc>
+          <w:tcPr>
+            <w:tcW w:type="dxa" w:w="1871"/>
+          </w:tcPr>
+          <w:p>
+            <w:r>
+              <w:t>sp_TiepNhanNhanSu</w:t>
+            </w:r>
+          </w:p>
+        </w:tc>
+        <w:tc>
+          <w:tcPr>
+            <w:tcW w:type="dxa" w:w="1871"/>
+          </w:tcPr>
+          <w:p>
+            <w:r>
+              <w:t>Tiếp nhận nhân sự mới. Đảm bảo tạo đầy đủ 4 bản ghi liên quan trong một giao tác nguyên tử: NhanVien → HopDong → LuongCoBan → TaiKhoan. Nếu bất kỳ bước nào lỗi, toàn bộ sẽ ROLLBACK.</w:t>
+            </w:r>
+          </w:p>
+        </w:tc>
+        <w:tc>
+          <w:tcPr>
+            <w:tcW w:type="dxa" w:w="1871"/>
+          </w:tcPr>
+          <w:p>
+            <w:r>
+              <w:t>NhanVien, HopDong, LuongCoBan, TaiKhoan</w:t>
+            </w:r>
+          </w:p>
+        </w:tc>
+        <w:tc>
+          <w:tcPr>
+            <w:tcW w:type="dxa" w:w="1871"/>
+          </w:tcPr>
+          <w:p>
+            <w:r>
+              <w:t>REPEATABLE READ</w:t>
+            </w:r>
+          </w:p>
+        </w:tc>
+      </w:tr>
+      <w:tr>
+        <w:tc>
+          <w:tcPr>
+            <w:tcW w:type="dxa" w:w="1871"/>
+          </w:tcPr>
+          <w:p>
+            <w:r>
+              <w:t>3</w:t>
+            </w:r>
+          </w:p>
+        </w:tc>
+        <w:tc>
+          <w:tcPr>
+            <w:tcW w:type="dxa" w:w="1871"/>
+          </w:tcPr>
+          <w:p>
+            <w:r>
+              <w:t>sp_NghiViec</w:t>
+            </w:r>
+          </w:p>
+        </w:tc>
+        <w:tc>
+          <w:tcPr>
+            <w:tcW w:type="dxa" w:w="1871"/>
+          </w:tcPr>
+          <w:p>
+            <w:r>
+              <w:t>Xử lý nhân viên nghỉ việc / chấm dứt hợp đồng. Trong một giao tác: cập nhật TrangThai NhanVien → chốt HopDong → chốt LuongCoBan → vô hiệu hóa TaiKhoan → kết thúc NhanVienPhucLoi.</w:t>
+            </w:r>
+          </w:p>
+        </w:tc>
+        <w:tc>
+          <w:tcPr>
+            <w:tcW w:type="dxa" w:w="1871"/>
+          </w:tcPr>
+          <w:p>
+            <w:r>
+              <w:t>NhanVien, HopDong, LuongCoBan, TaiKhoan, NhanVienPhucLoi</w:t>
+            </w:r>
+          </w:p>
+        </w:tc>
+        <w:tc>
+          <w:tcPr>
+            <w:tcW w:type="dxa" w:w="1871"/>
+          </w:tcPr>
+          <w:p>
+            <w:r>
+              <w:t>REPEATABLE READ</w:t>
+            </w:r>
+          </w:p>
+        </w:tc>
+      </w:tr>
+      <w:tr>
+        <w:tc>
+          <w:tcPr>
+            <w:tcW w:type="dxa" w:w="1871"/>
+          </w:tcPr>
+          <w:p>
+            <w:r>
+              <w:t>4</w:t>
+            </w:r>
+          </w:p>
+        </w:tc>
+        <w:tc>
+          <w:tcPr>
+            <w:tcW w:type="dxa" w:w="1871"/>
+          </w:tcPr>
+          <w:p>
+            <w:r>
+              <w:t>sp_DieuChuyenThangChuc</w:t>
+            </w:r>
+          </w:p>
+        </w:tc>
+        <w:tc>
+          <w:tcPr>
+            <w:tcW w:type="dxa" w:w="1871"/>
+          </w:tcPr>
+          <w:p>
+            <w:r>
+              <w:t>Điều chuyển/thăng chức/thay đổi lương nhân viên. Trong một giao tác: chốt NgayHetHieuLuc mức lương cũ → INSERT mức lương mới → cập nhật MaPB và MaCV trong NhanVien.</w:t>
+            </w:r>
+          </w:p>
+        </w:tc>
+        <w:tc>
+          <w:tcPr>
+            <w:tcW w:type="dxa" w:w="1871"/>
+          </w:tcPr>
+          <w:p>
+            <w:r>
+              <w:t>LuongCoBan, NhanVien</w:t>
+            </w:r>
+          </w:p>
+        </w:tc>
+        <w:tc>
+          <w:tcPr>
+            <w:tcW w:type="dxa" w:w="1871"/>
+          </w:tcPr>
+          <w:p>
+            <w:r>
+              <w:t>REPEATABLE READ</w:t>
+            </w:r>
+          </w:p>
+        </w:tc>
+      </w:tr>
+      <w:tr>
+        <w:tc>
+          <w:tcPr>
+            <w:tcW w:type="dxa" w:w="1871"/>
+          </w:tcPr>
+          <w:p>
+            <w:r>
+              <w:t>5</w:t>
+            </w:r>
+          </w:p>
+        </w:tc>
+        <w:tc>
+          <w:tcPr>
+            <w:tcW w:type="dxa" w:w="1871"/>
+          </w:tcPr>
+          <w:p>
+            <w:r>
+              <w:t>sp_ChotBangLuong</w:t>
+            </w:r>
+          </w:p>
+        </w:tc>
+        <w:tc>
+          <w:tcPr>
+            <w:tcW w:type="dxa" w:w="1871"/>
+          </w:tcPr>
+          <w:p>
+            <w:r>
+              <w:t>Chốt và thanh toán bảng lương cuối kỳ. Trong một giao tác: UPDATE BangLuong sang trạng thái 'P' (Paid) → UPDATE KhauTru đánh dấu đã áp dụng ('A').</w:t>
+            </w:r>
+          </w:p>
+        </w:tc>
+        <w:tc>
+          <w:tcPr>
+            <w:tcW w:type="dxa" w:w="1871"/>
+          </w:tcPr>
+          <w:p>
+            <w:r>
+              <w:t>BangLuong, KhauTru</w:t>
+            </w:r>
+          </w:p>
+        </w:tc>
+        <w:tc>
+          <w:tcPr>
+            <w:tcW w:type="dxa" w:w="1871"/>
+          </w:tcPr>
+          <w:p>
+            <w:r>
+              <w:t>REPEATABLE READ</w:t>
+            </w:r>
+          </w:p>
+        </w:tc>
+      </w:tr>
+      <w:tr>
+        <w:tc>
+          <w:tcPr>
+            <w:tcW w:type="dxa" w:w="1871"/>
+          </w:tcPr>
+          <w:p>
+            <w:r>
+              <w:t>6</w:t>
+            </w:r>
+          </w:p>
+        </w:tc>
+        <w:tc>
+          <w:tcPr>
+            <w:tcW w:type="dxa" w:w="1871"/>
+          </w:tcPr>
+          <w:p>
+            <w:r>
+              <w:t>sp_ChamCong_NhapHangNgay</w:t>
+            </w:r>
+          </w:p>
+        </w:tc>
+        <w:tc>
+          <w:tcPr>
+            <w:tcW w:type="dxa" w:w="1871"/>
+          </w:tcPr>
+          <w:p>
+            <w:r>
+              <w:t>UPSERT chấm công 1 nhân viên 1 ngày với đầy đủ validate. Sử dụng INSERT ... ON DUPLICATE KEY UPDATE trong transaction đơn lẻ.</w:t>
+            </w:r>
+          </w:p>
+        </w:tc>
+        <w:tc>
+          <w:tcPr>
+            <w:tcW w:type="dxa" w:w="1871"/>
+          </w:tcPr>
+          <w:p>
+            <w:r>
+              <w:t>ChamCong</w:t>
+            </w:r>
+          </w:p>
+        </w:tc>
+        <w:tc>
+          <w:tcPr>
+            <w:tcW w:type="dxa" w:w="1871"/>
+          </w:tcPr>
+          <w:p>
+            <w:r>
+              <w:t>READ COMMITTED</w:t>
+            </w:r>
+          </w:p>
+        </w:tc>
+      </w:tr>
+      <w:tr>
+        <w:tc>
+          <w:tcPr>
+            <w:tcW w:type="dxa" w:w="1871"/>
+          </w:tcPr>
+          <w:p>
+            <w:r>
+              <w:t>7</w:t>
+            </w:r>
+          </w:p>
+        </w:tc>
+        <w:tc>
+          <w:tcPr>
+            <w:tcW w:type="dxa" w:w="1871"/>
+          </w:tcPr>
+          <w:p>
+            <w:r>
+              <w:t>sp_NghiPhep_PheDuyet</w:t>
+            </w:r>
+          </w:p>
+        </w:tc>
+        <w:tc>
+          <w:tcPr>
+            <w:tcW w:type="dxa" w:w="1871"/>
+          </w:tcPr>
+          <w:p>
+            <w:r>
+              <w:t>Phê duyệt / từ chối đơn nghỉ phép. Cập nhật trạng thái NghiPhep, sau đó đồng bộ vào ChamCong.</w:t>
+            </w:r>
+          </w:p>
+        </w:tc>
+        <w:tc>
+          <w:tcPr>
+            <w:tcW w:type="dxa" w:w="1871"/>
+          </w:tcPr>
+          <w:p>
+            <w:r>
+              <w:t>NghiPhep, ChamCong</w:t>
+            </w:r>
+          </w:p>
+        </w:tc>
+        <w:tc>
+          <w:tcPr>
+            <w:tcW w:type="dxa" w:w="1871"/>
+          </w:tcPr>
+          <w:p>
+            <w:r>
+              <w:t>REPEATABLE READ</w:t>
+            </w:r>
+          </w:p>
+        </w:tc>
+      </w:tr>
+    </w:tbl>
+    <w:p/>
+    <w:p>
+      <w:pPr>
+        <w:pStyle w:val="Heading2"/>
+      </w:pPr>
+      <w:r>
+        <w:t>3.2. Đặc tính ACID trong hệ thống</w:t>
+      </w:r>
+    </w:p>
+    <w:p>
+      <w:r>
+        <w:rPr>
+          <w:b/>
+        </w:rPr>
+        <w:t xml:space="preserve">• Atomicity (Tính nguyên tử): </w:t>
+      </w:r>
+      <w:r>
+        <w:t>Mỗi giao tác được thực hiện hoàn toàn hoặc không thực hiện. Ví dụ: sp_TiepNhanNhanSu — nếu INSERT TaiKhoan thất bại (tên đăng nhập trùng), toàn bộ NhanVien, HopDong, LuongCoBan vừa tạo đều bị ROLLBACK.</w:t>
+      </w:r>
+    </w:p>
+    <w:p>
+      <w:r>
+        <w:rPr>
+          <w:b/>
+        </w:rPr>
+        <w:t xml:space="preserve">• Consistency (Tính nhất quán): </w:t>
+      </w:r>
+      <w:r>
+        <w:t>Sau mỗi giao tác, dữ liệu luôn thỏa mãn tất cả ràng buộc: FOREIGN KEY, CHECK CONSTRAINT, UNIQUE KEY và business rules do Trigger bảo vệ.</w:t>
+      </w:r>
+    </w:p>
+    <w:p>
+      <w:r>
+        <w:rPr>
+          <w:b/>
+        </w:rPr>
+        <w:t xml:space="preserve">• Isolation (Tính cô lập): </w:t>
+      </w:r>
+      <w:r>
+        <w:t>MySQL InnoDB mặc định ở mức REPEATABLE READ, ngăn chặn các giao tác đồng thời đọc dữ liệu chưa được commit (Dirty Read) và đảm bảo kết quả đọc lặp lại nhất quán trong cùng giao tác.</w:t>
+      </w:r>
+    </w:p>
+    <w:p>
+      <w:r>
+        <w:rPr>
+          <w:b/>
+        </w:rPr>
+        <w:t xml:space="preserve">• Durability (Tính bền vững): </w:t>
+      </w:r>
+      <w:r>
+        <w:t>Sau khi COMMIT, dữ liệu được ghi xuống đĩa thông qua InnoDB Write-Ahead Log (WAL / redo log). Bảng lương đã CHỐT (trạng thái L/P/C) không thể sửa hoặc xóa — được bảo vệ bởi trigger BEFORE UPDATE/DELETE.</w:t>
+      </w:r>
+    </w:p>
+    <w:p/>
+    <w:p>
+      <w:pPr>
+        <w:pStyle w:val="Heading2"/>
+      </w:pPr>
+      <w:r>
+        <w:t>3.3. Mô tả chi tiết các giao tác quan trọng</w:t>
+      </w:r>
+    </w:p>
+    <w:p>
+      <w:r>
+        <w:rPr>
+          <w:b/>
+        </w:rPr>
+        <w:t>a) sp_TinhLuong — Giao tác tính lương hàng tháng</w:t>
+      </w:r>
+    </w:p>
+    <w:p>
+      <w:pPr>
+        <w:ind w:left="432"/>
+      </w:pPr>
+      <w:r>
+        <w:t>Đây là giao tác phức tạp nhất trong hệ thống. Mỗi vòng lặp trên cursor xử lý 1 nhân viên và bao gồm 1 transaction con với 6 thao tác DML:</w:t>
+        <w:br/>
+        <w:t xml:space="preserve">  1. INSERT BangLuong (tạo phiếu lương header)</w:t>
+        <w:br/>
+        <w:t xml:space="preserve">  2. INSERT ChiTietLuong — Lương theo ngày công</w:t>
+        <w:br/>
+        <w:t xml:space="preserve">  3. INSERT ChiTietLuong — Lương tăng ca (nếu có)</w:t>
+        <w:br/>
+        <w:t xml:space="preserve">  4. INSERT ChiTietLuong — Từng khoản phụ cấp</w:t>
+        <w:br/>
+        <w:t xml:space="preserve">  5. INSERT ChiTietLuong — BHXH, BHYT, BHTN, Thuế TNCN</w:t>
+        <w:br/>
+        <w:t xml:space="preserve">  6. UPDATE KhauTru — Đánh dấu khấu trừ đã được áp dụng</w:t>
+        <w:br/>
+        <w:t>Cơ chế ROLLBACK: Mỗi iteration độc lập. Nếu 1 NV lỗi, chỉ iterator đó bị bỏ qua, các NV khác vẫn được tính (lỗi được ghi vào biến v_SoNVLoiToi).</w:t>
+      </w:r>
+    </w:p>
+    <w:p>
+      <w:r>
+        <w:rPr>
+          <w:b/>
+        </w:rPr>
+        <w:t>b) sp_TiepNhanNhanSu — Giao tác tiếp nhận nhân viên mới</w:t>
+      </w:r>
+    </w:p>
+    <w:p>
+      <w:pPr>
+        <w:ind w:left="432"/>
+      </w:pPr>
+      <w:r>
+        <w:t>Giao tác bao gồm 4 INSERT nguyên tử:</w:t>
+        <w:br/>
+        <w:t xml:space="preserve">  START TRANSACTION</w:t>
+        <w:br/>
+        <w:t xml:space="preserve">  → INSERT NhanVien (hồ sơ nhân viên)</w:t>
+        <w:br/>
+        <w:t xml:space="preserve">  → INSERT HopDong (hợp đồng đầu tiên)</w:t>
+        <w:br/>
+        <w:t xml:space="preserve">  → INSERT LuongCoBan (mức lương khởi điểm)</w:t>
+        <w:br/>
+        <w:t xml:space="preserve">  → INSERT TaiKhoan (tài khoản đăng nhập)</w:t>
+        <w:br/>
+        <w:t xml:space="preserve">  → COMMIT / ROLLBACK (nếu có lỗi)</w:t>
+        <w:br/>
+        <w:t>Handler EXIT HANDLER FOR SQLEXCEPTION đảm bảo tự động ROLLBACK nếu bất kỳ bước nào thất bại.</w:t>
+      </w:r>
+    </w:p>
+    <w:p>
+      <w:r>
+        <w:rPr>
+          <w:b/>
+        </w:rPr>
+        <w:t>c) sp_NghiViec — Giao tác nghỉ việc</w:t>
+      </w:r>
+    </w:p>
+    <w:p>
+      <w:pPr>
+        <w:ind w:left="432"/>
+      </w:pPr>
+      <w:r>
+        <w:t>Giao tác chốt 5 bảng liên quan trong 1 transaction:</w:t>
+        <w:br/>
+        <w:t xml:space="preserve">  UPDATE NhanVien (TrangThai → 'T', NgayNghiViec)</w:t>
+        <w:br/>
+        <w:t xml:space="preserve">  UPDATE HopDong (TrangThai → 'T', NgayKetThuc)</w:t>
+        <w:br/>
+        <w:t xml:space="preserve">  UPDATE LuongCoBan (NgayHetHieuLuc)</w:t>
+        <w:br/>
+        <w:t xml:space="preserve">  UPDATE TaiKhoan (TrangThai → 'I')</w:t>
+        <w:br/>
+        <w:t xml:space="preserve">  UPDATE NhanVienPhucLoi (IsActive → 0)</w:t>
+      </w:r>
+    </w:p>
+    <w:p>
+      <w:r>
+        <w:br w:type="page"/>
+      </w:r>
+    </w:p>
+    <w:p>
+      <w:pPr>
+        <w:pStyle w:val="Heading1"/>
+      </w:pPr>
+      <w:r>
+        <w:t>IV. STORED PROCEDURES</w:t>
+      </w:r>
+    </w:p>
+    <w:p>
+      <w:r>
+        <w:t>Hệ thống bao gồm 10 Stored Procedures chia thành 4 nhóm chức năng chính, tổng cộng hơn 1,400 dòng SQL logic. Tất cả tuân thủ kiến trúc layered và bao gồm validate đầu vào.</w:t>
+      </w:r>
+    </w:p>
+    <w:p>
+      <w:pPr>
+        <w:pStyle w:val="Heading2"/>
+      </w:pPr>
+      <w:r>
+        <w:t>4.1. Nhóm Tính Lương</w:t>
+      </w:r>
+    </w:p>
+    <w:tbl>
+      <w:tblPr>
+        <w:tblW w:type="auto" w:w="0"/>
+        <w:tblLook w:firstColumn="1" w:firstRow="1" w:lastColumn="0" w:lastRow="0" w:noHBand="0" w:noVBand="1" w:val="04A0"/>
+        <w:tblBorders>
+          <w:top w:val="single" w:sz="4" w:space="0" w:color="000000"/>
+          <w:left w:val="single" w:sz="4" w:space="0" w:color="000000"/>
+          <w:bottom w:val="single" w:sz="4" w:space="0" w:color="000000"/>
+          <w:right w:val="single" w:sz="4" w:space="0" w:color="000000"/>
+          <w:insideH w:val="single" w:sz="4" w:space="0" w:color="000000"/>
+          <w:insideV w:val="single" w:sz="4" w:space="0" w:color="000000"/>
+        </w:tblBorders>
+      </w:tblPr>
+      <w:tblGrid>
+        <w:gridCol w:w="2338"/>
+        <w:gridCol w:w="2338"/>
+        <w:gridCol w:w="2338"/>
+        <w:gridCol w:w="2338"/>
+      </w:tblGrid>
+      <w:tr>
+        <w:tc>
+          <w:tcPr>
+            <w:tcW w:type="dxa" w:w="2338"/>
+          </w:tcPr>
+          <w:p>
+            <w:r>
+              <w:rPr>
+                <w:b/>
+              </w:rPr>
+              <w:t>Tên SP</w:t>
+            </w:r>
+          </w:p>
+        </w:tc>
+        <w:tc>
+          <w:tcPr>
+            <w:tcW w:type="dxa" w:w="2338"/>
+          </w:tcPr>
+          <w:p>
+            <w:r>
+              <w:rPr>
+                <w:b/>
+              </w:rPr>
+              <w:t>Tham số đầu vào</w:t>
+            </w:r>
+          </w:p>
+        </w:tc>
+        <w:tc>
+          <w:tcPr>
+            <w:tcW w:type="dxa" w:w="2338"/>
+          </w:tcPr>
+          <w:p>
+            <w:r>
+              <w:rPr>
+                <w:b/>
+              </w:rPr>
+              <w:t>Kết quả trả về</w:t>
+            </w:r>
+          </w:p>
+        </w:tc>
+        <w:tc>
+          <w:tcPr>
+            <w:tcW w:type="dxa" w:w="2338"/>
+          </w:tcPr>
+          <w:p>
+            <w:r>
+              <w:rPr>
+                <w:b/>
+              </w:rPr>
+              <w:t>Mô tả</w:t>
+            </w:r>
+          </w:p>
+        </w:tc>
+      </w:tr>
+      <w:tr>
+        <w:tc>
+          <w:tcPr>
+            <w:tcW w:type="dxa" w:w="2338"/>
+          </w:tcPr>
+          <w:p>
+            <w:r>
+              <w:t>sp_TinhLuong</w:t>
+            </w:r>
+          </w:p>
+        </w:tc>
+        <w:tc>
+          <w:tcPr>
+            <w:tcW w:type="dxa" w:w="2338"/>
+          </w:tcPr>
+          <w:p>
+            <w:r>
+              <w:t>p_Thang TINYINT, p_Nam SMALLINT, p_MaNV_Filter VARCHAR(10), p_Override TINYINT, p_DryRun TINYINT</w:t>
+            </w:r>
+          </w:p>
+        </w:tc>
+        <w:tc>
+          <w:tcPr>
+            <w:tcW w:type="dxa" w:w="2338"/>
+          </w:tcPr>
+          <w:p>
+            <w:r>
+              <w:t>RS1: Tổng kết kỳ lương; RS2: Chi tiết từng NV</w:t>
+            </w:r>
+          </w:p>
+        </w:tc>
+        <w:tc>
+          <w:tcPr>
+            <w:tcW w:type="dxa" w:w="2338"/>
+          </w:tcPr>
+          <w:p>
+            <w:r>
+              <w:t>Stored procedure cốt lõi. Pipeline 8 bước: validate → cursor NV → lấy HĐ+Lương CB → tính ngày công → tính phụ cấp (pro-rate) → tính BH+Thuế → ghi BangLuong+ChiTietLuong → COMMIT. Hỗ trợ DryRun (chỉ xem, không ghi DB) và Override (ghi đè bản nháp).</w:t>
+            </w:r>
+          </w:p>
+        </w:tc>
+      </w:tr>
+      <w:tr>
+        <w:tc>
+          <w:tcPr>
+            <w:tcW w:type="dxa" w:w="2338"/>
+          </w:tcPr>
+          <w:p>
+            <w:r>
+              <w:t>sp_TinhBHXH_ChiTiet</w:t>
+            </w:r>
+          </w:p>
+        </w:tc>
+        <w:tc>
+          <w:tcPr>
+            <w:tcW w:type="dxa" w:w="2338"/>
+          </w:tcPr>
+          <w:p>
+            <w:r>
+              <w:t>p_Thang TINYINT, p_Nam SMALLINT</w:t>
+            </w:r>
+          </w:p>
+        </w:tc>
+        <w:tc>
+          <w:tcPr>
+            <w:tcW w:type="dxa" w:w="2338"/>
+          </w:tcPr>
+          <w:p>
+            <w:r>
+              <w:t>Bảng chi tiết đóng BHXH/BHYT/BHTN từng NV</w:t>
+            </w:r>
+          </w:p>
+        </w:tc>
+        <w:tc>
+          <w:tcPr>
+            <w:tcW w:type="dxa" w:w="2338"/>
+          </w:tcPr>
+          <w:p>
+            <w:r>
+              <w:t>Truy vấn tổng hợp thông tin bảo hiểm cho báo cáo kế toán và cơ quan BHXH.</w:t>
+            </w:r>
+          </w:p>
+        </w:tc>
+      </w:tr>
+      <w:tr>
+        <w:tc>
+          <w:tcPr>
+            <w:tcW w:type="dxa" w:w="2338"/>
+          </w:tcPr>
+          <w:p>
+            <w:r>
+              <w:t>sp_TinhThueTNCN_ChiTiet</w:t>
+            </w:r>
+          </w:p>
+        </w:tc>
+        <w:tc>
+          <w:tcPr>
+            <w:tcW w:type="dxa" w:w="2338"/>
+          </w:tcPr>
+          <w:p>
+            <w:r>
+              <w:t>p_Thang TINYINT, p_Nam SMALLINT</w:t>
+            </w:r>
+          </w:p>
+        </w:tc>
+        <w:tc>
+          <w:tcPr>
+            <w:tcW w:type="dxa" w:w="2338"/>
+          </w:tcPr>
+          <w:p>
+            <w:r>
+              <w:t>Bảng chi tiết thuế TNCN từng NV với bậc thuế</w:t>
+            </w:r>
+          </w:p>
+        </w:tc>
+        <w:tc>
+          <w:tcPr>
+            <w:tcW w:type="dxa" w:w="2338"/>
+          </w:tcPr>
+          <w:p>
+            <w:r>
+              <w:t>Tính và hiển thị chi tiết thuế TNCN luỹ tiến 7 bậc theo Thông tư 111/2013/TT-BTC.</w:t>
+            </w:r>
+          </w:p>
+        </w:tc>
+      </w:tr>
+      <w:tr>
+        <w:tc>
+          <w:tcPr>
+            <w:tcW w:type="dxa" w:w="2338"/>
+          </w:tcPr>
+          <w:p>
+            <w:r>
+              <w:t>sp_ChotBangLuong</w:t>
+            </w:r>
+          </w:p>
+        </w:tc>
+        <w:tc>
+          <w:tcPr>
+            <w:tcW w:type="dxa" w:w="2338"/>
+          </w:tcPr>
+          <w:p>
+            <w:r>
+              <w:t>p_Thang TINYINT, p_Nam SMALLINT, p_NguoiDuyet VARCHAR(100)</w:t>
+            </w:r>
+          </w:p>
+        </w:tc>
+        <w:tc>
+          <w:tcPr>
+            <w:tcW w:type="dxa" w:w="2338"/>
+          </w:tcPr>
+          <w:p>
+            <w:r>
+              <w:t>Thông báo kết quả thành công</w:t>
+            </w:r>
+          </w:p>
+        </w:tc>
+        <w:tc>
+          <w:tcPr>
+            <w:tcW w:type="dxa" w:w="2338"/>
+          </w:tcPr>
+          <w:p>
+            <w:r>
+              <w:t>Chốt và thanh toán bảng lương kỳ, cập nhật TrangThai BangLuong → 'P' và đánh dấu KhauTru → 'A' trong một transaction.</w:t>
+            </w:r>
+          </w:p>
+        </w:tc>
+      </w:tr>
+    </w:tbl>
+    <w:p/>
+    <w:p>
+      <w:pPr>
+        <w:pStyle w:val="Heading2"/>
+      </w:pPr>
+      <w:r>
+        <w:t>4.2. Nhóm Tạo Bảng Lương &amp; Báo cáo Lương</w:t>
+      </w:r>
+    </w:p>
+    <w:tbl>
+      <w:tblPr>
+        <w:tblW w:type="auto" w:w="0"/>
+        <w:tblLook w:firstColumn="1" w:firstRow="1" w:lastColumn="0" w:lastRow="0" w:noHBand="0" w:noVBand="1" w:val="04A0"/>
+        <w:tblBorders>
+          <w:top w:val="single" w:sz="4" w:space="0" w:color="000000"/>
+          <w:left w:val="single" w:sz="4" w:space="0" w:color="000000"/>
+          <w:bottom w:val="single" w:sz="4" w:space="0" w:color="000000"/>
+          <w:right w:val="single" w:sz="4" w:space="0" w:color="000000"/>
+          <w:insideH w:val="single" w:sz="4" w:space="0" w:color="000000"/>
+          <w:insideV w:val="single" w:sz="4" w:space="0" w:color="000000"/>
+        </w:tblBorders>
+      </w:tblPr>
+      <w:tblGrid>
+        <w:gridCol w:w="2338"/>
+        <w:gridCol w:w="2338"/>
+        <w:gridCol w:w="2338"/>
+        <w:gridCol w:w="2338"/>
+      </w:tblGrid>
+      <w:tr>
+        <w:tc>
+          <w:tcPr>
+            <w:tcW w:type="dxa" w:w="2338"/>
+          </w:tcPr>
+          <w:p>
+            <w:r>
+              <w:rPr>
+                <w:b/>
+              </w:rPr>
+              <w:t>Tên SP</w:t>
+            </w:r>
+          </w:p>
+        </w:tc>
+        <w:tc>
+          <w:tcPr>
+            <w:tcW w:type="dxa" w:w="2338"/>
+          </w:tcPr>
+          <w:p>
+            <w:r>
+              <w:rPr>
+                <w:b/>
+              </w:rPr>
+              <w:t>Tham số đầu vào</w:t>
+            </w:r>
+          </w:p>
+        </w:tc>
+        <w:tc>
+          <w:tcPr>
+            <w:tcW w:type="dxa" w:w="2338"/>
+          </w:tcPr>
+          <w:p>
+            <w:r>
+              <w:rPr>
+                <w:b/>
+              </w:rPr>
+              <w:t>Kết quả trả về</w:t>
+            </w:r>
+          </w:p>
+        </w:tc>
+        <w:tc>
+          <w:tcPr>
+            <w:tcW w:type="dxa" w:w="2338"/>
+          </w:tcPr>
+          <w:p>
+            <w:r>
+              <w:rPr>
+                <w:b/>
+              </w:rPr>
+              <w:t>Mô tả</w:t>
+            </w:r>
+          </w:p>
+        </w:tc>
+      </w:tr>
+      <w:tr>
+        <w:tc>
+          <w:tcPr>
+            <w:tcW w:type="dxa" w:w="2338"/>
+          </w:tcPr>
+          <w:p>
+            <w:r>
+              <w:t>sp_TaoBangLuong_ChinhThuc</w:t>
+            </w:r>
+          </w:p>
+        </w:tc>
+        <w:tc>
+          <w:tcPr>
+            <w:tcW w:type="dxa" w:w="2338"/>
+          </w:tcPr>
+          <w:p>
+            <w:r>
+              <w:t>p_Thang, p_Nam, p_MaPB, p_TrangThai</w:t>
+            </w:r>
+          </w:p>
+        </w:tc>
+        <w:tc>
+          <w:tcPr>
+            <w:tcW w:type="dxa" w:w="2338"/>
+          </w:tcPr>
+          <w:p>
+            <w:r>
+              <w:t>RS1: Chi tiết từng NV; RS2: Tổng hợp theo PB</w:t>
+            </w:r>
+          </w:p>
+        </w:tc>
+        <w:tc>
+          <w:tcPr>
+            <w:tcW w:type="dxa" w:w="2338"/>
+          </w:tcPr>
+          <w:p>
+            <w:r>
+              <w:t>Bảng lương tổng hợp chính thức kỳ lương, hỗ trợ lọc theo phòng ban và trạng thái. Sử dụng RANK() OVER để xếp hạng thu nhập trong phòng ban.</w:t>
+            </w:r>
+          </w:p>
+        </w:tc>
+      </w:tr>
+      <w:tr>
+        <w:tc>
+          <w:tcPr>
+            <w:tcW w:type="dxa" w:w="2338"/>
+          </w:tcPr>
+          <w:p>
+            <w:r>
+              <w:t>sp_TaoBangLuong_PhieuLuong</w:t>
+            </w:r>
+          </w:p>
+        </w:tc>
+        <w:tc>
+          <w:tcPr>
+            <w:tcW w:type="dxa" w:w="2338"/>
+          </w:tcPr>
+          <w:p>
+            <w:r>
+              <w:t>p_MaNV, p_Thang, p_Nam</w:t>
+            </w:r>
+          </w:p>
+        </w:tc>
+        <w:tc>
+          <w:tcPr>
+            <w:tcW w:type="dxa" w:w="2338"/>
+          </w:tcPr>
+          <w:p>
+            <w:r>
+              <w:t>RS1: Header NV; RS2: Các khoản chi tiết</w:t>
+            </w:r>
+          </w:p>
+        </w:tc>
+        <w:tc>
+          <w:tcPr>
+            <w:tcW w:type="dxa" w:w="2338"/>
+          </w:tcPr>
+          <w:p>
+            <w:r>
+              <w:t>Phiếu lương chi tiết 1 nhân viên. Liệt kê từng dòng thu nhập/khấu trừ từ bảng ChiTietLuong.</w:t>
+            </w:r>
+          </w:p>
+        </w:tc>
+      </w:tr>
+      <w:tr>
+        <w:tc>
+          <w:tcPr>
+            <w:tcW w:type="dxa" w:w="2338"/>
+          </w:tcPr>
+          <w:p>
+            <w:r>
+              <w:t>sp_TaoBangLuong_BHXH</w:t>
+            </w:r>
+          </w:p>
+        </w:tc>
+        <w:tc>
+          <w:tcPr>
+            <w:tcW w:type="dxa" w:w="2338"/>
+          </w:tcPr>
+          <w:p>
+            <w:r>
+              <w:t>p_Thang, p_Nam</w:t>
+            </w:r>
+          </w:p>
+        </w:tc>
+        <w:tc>
+          <w:tcPr>
+            <w:tcW w:type="dxa" w:w="2338"/>
+          </w:tcPr>
+          <w:p>
+            <w:r>
+              <w:t>Danh sách đóng BHXH</w:t>
+            </w:r>
+          </w:p>
+        </w:tc>
+        <w:tc>
+          <w:tcPr>
+            <w:tcW w:type="dxa" w:w="2338"/>
+          </w:tcPr>
+          <w:p>
+            <w:r>
+              <w:t>Danh sách nộp bảo hiểm hàng tháng cho cơ quan BHXH, bao gồm cả phần doanh nghiệp đóng (22%).</w:t>
+            </w:r>
+          </w:p>
+        </w:tc>
+      </w:tr>
+      <w:tr>
+        <w:tc>
+          <w:tcPr>
+            <w:tcW w:type="dxa" w:w="2338"/>
+          </w:tcPr>
+          <w:p>
+            <w:r>
+              <w:t>sp_TaoBangLuong_QuyetToanThue</w:t>
+            </w:r>
+          </w:p>
+        </w:tc>
+        <w:tc>
+          <w:tcPr>
+            <w:tcW w:type="dxa" w:w="2338"/>
+          </w:tcPr>
+          <w:p>
+            <w:r>
+              <w:t>p_Nam</w:t>
+            </w:r>
+          </w:p>
+        </w:tc>
+        <w:tc>
+          <w:tcPr>
+            <w:tcW w:type="dxa" w:w="2338"/>
+          </w:tcPr>
+          <w:p>
+            <w:r>
+              <w:t>Bảng quyết toán thuế TNCN theo NV</w:t>
+            </w:r>
+          </w:p>
+        </w:tc>
+        <w:tc>
+          <w:tcPr>
+            <w:tcW w:type="dxa" w:w="2338"/>
+          </w:tcPr>
+          <w:p>
+            <w:r>
+              <w:t>Dữ liệu quyết toán thuế TNCN năm — tổng hợp 12 tháng thu nhập, tổng giảm trừ và tổng thuế đã nộp.</w:t>
+            </w:r>
+          </w:p>
+        </w:tc>
+      </w:tr>
+      <w:tr>
+        <w:tc>
+          <w:tcPr>
+            <w:tcW w:type="dxa" w:w="2338"/>
+          </w:tcPr>
+          <w:p>
+            <w:r>
+              <w:t>sp_TaoBangLuong_SoSanh</w:t>
+            </w:r>
+          </w:p>
+        </w:tc>
+        <w:tc>
+          <w:tcPr>
+            <w:tcW w:type="dxa" w:w="2338"/>
+          </w:tcPr>
+          <w:p>
+            <w:r>
+              <w:t>p_Thang1, p_Nam1, p_Thang2, p_Nam2</w:t>
+            </w:r>
+          </w:p>
+        </w:tc>
+        <w:tc>
+          <w:tcPr>
+            <w:tcW w:type="dxa" w:w="2338"/>
+          </w:tcPr>
+          <w:p>
+            <w:r>
+              <w:t>Bảng so sánh quỹ lương 2 kỳ</w:t>
+            </w:r>
+          </w:p>
+        </w:tc>
+        <w:tc>
+          <w:tcPr>
+            <w:tcW w:type="dxa" w:w="2338"/>
+          </w:tcPr>
+          <w:p>
+            <w:r>
+              <w:t>So sánh tổng quỹ lương, số NV và mức lương bình quân giữa 2 kỳ lương khác nhau.</w:t>
+            </w:r>
+          </w:p>
+        </w:tc>
+      </w:tr>
+      <w:tr>
+        <w:tc>
+          <w:tcPr>
+            <w:tcW w:type="dxa" w:w="2338"/>
+          </w:tcPr>
+          <w:p>
+            <w:r>
+              <w:t>sp_TaoBangLuong_ChiPhiNhanSu</w:t>
+            </w:r>
+          </w:p>
+        </w:tc>
+        <w:tc>
+          <w:tcPr>
+            <w:tcW w:type="dxa" w:w="2338"/>
+          </w:tcPr>
+          <w:p>
+            <w:r>
+              <w:t>p_Thang, p_Nam</w:t>
+            </w:r>
+          </w:p>
+        </w:tc>
+        <w:tc>
+          <w:tcPr>
+            <w:tcW w:type="dxa" w:w="2338"/>
+          </w:tcPr>
+          <w:p>
+            <w:r>
+              <w:t>Chi phí nhân sự tổng</w:t>
+            </w:r>
+          </w:p>
+        </w:tc>
+        <w:tc>
+          <w:tcPr>
+            <w:tcW w:type="dxa" w:w="2338"/>
+          </w:tcPr>
+          <w:p>
+            <w:r>
+              <w:t>Tổng chi phí nhân sự thực tế của doanh nghiệp bao gồm lương Gross + BH NSDLĐ (22%).</w:t>
+            </w:r>
+          </w:p>
+        </w:tc>
+      </w:tr>
+    </w:tbl>
+    <w:p/>
+    <w:p>
+      <w:pPr>
+        <w:pStyle w:val="Heading2"/>
+      </w:pPr>
+      <w:r>
+        <w:t>4.3. Nhóm Chấm Công</w:t>
+      </w:r>
+    </w:p>
+    <w:tbl>
+      <w:tblPr>
+        <w:tblW w:type="auto" w:w="0"/>
+        <w:tblLook w:firstColumn="1" w:firstRow="1" w:lastColumn="0" w:lastRow="0" w:noHBand="0" w:noVBand="1" w:val="04A0"/>
+        <w:tblBorders>
+          <w:top w:val="single" w:sz="4" w:space="0" w:color="000000"/>
+          <w:left w:val="single" w:sz="4" w:space="0" w:color="000000"/>
+          <w:bottom w:val="single" w:sz="4" w:space="0" w:color="000000"/>
+          <w:right w:val="single" w:sz="4" w:space="0" w:color="000000"/>
+          <w:insideH w:val="single" w:sz="4" w:space="0" w:color="000000"/>
+          <w:insideV w:val="single" w:sz="4" w:space="0" w:color="000000"/>
+        </w:tblBorders>
+      </w:tblPr>
+      <w:tblGrid>
+        <w:gridCol w:w="2338"/>
+        <w:gridCol w:w="2338"/>
+        <w:gridCol w:w="2338"/>
+        <w:gridCol w:w="2338"/>
+      </w:tblGrid>
+      <w:tr>
+        <w:tc>
+          <w:tcPr>
+            <w:tcW w:type="dxa" w:w="2338"/>
+          </w:tcPr>
+          <w:p>
+            <w:r>
+              <w:rPr>
+                <w:b/>
+              </w:rPr>
+              <w:t>Tên SP</w:t>
+            </w:r>
+          </w:p>
+        </w:tc>
+        <w:tc>
+          <w:tcPr>
+            <w:tcW w:type="dxa" w:w="2338"/>
+          </w:tcPr>
+          <w:p>
+            <w:r>
+              <w:rPr>
+                <w:b/>
+              </w:rPr>
+              <w:t>Tham số đầu vào</w:t>
+            </w:r>
+          </w:p>
+        </w:tc>
+        <w:tc>
+          <w:tcPr>
+            <w:tcW w:type="dxa" w:w="2338"/>
+          </w:tcPr>
+          <w:p>
+            <w:r>
+              <w:rPr>
+                <w:b/>
+              </w:rPr>
+              <w:t>Kết quả trả về</w:t>
+            </w:r>
+          </w:p>
+        </w:tc>
+        <w:tc>
+          <w:tcPr>
+            <w:tcW w:type="dxa" w:w="2338"/>
+          </w:tcPr>
+          <w:p>
+            <w:r>
+              <w:rPr>
+                <w:b/>
+              </w:rPr>
+              <w:t>Mô tả</w:t>
+            </w:r>
+          </w:p>
+        </w:tc>
+      </w:tr>
+      <w:tr>
+        <w:tc>
+          <w:tcPr>
+            <w:tcW w:type="dxa" w:w="2338"/>
+          </w:tcPr>
+          <w:p>
+            <w:r>
+              <w:t>sp_ChamCong_NhapHangNgay</w:t>
+            </w:r>
+          </w:p>
+        </w:tc>
+        <w:tc>
+          <w:tcPr>
+            <w:tcW w:type="dxa" w:w="2338"/>
+          </w:tcPr>
+          <w:p>
+            <w:r>
+              <w:t>p_MaNV, p_NgayCham, p_TrangThai, p_GioVao, p_GioRa, p_SoGioTangCa, p_HeSoTangCa, p_GhiChu, p_NguoiCapNhat; OUT p_MaCC_Out</w:t>
+            </w:r>
+          </w:p>
+        </w:tc>
+        <w:tc>
+          <w:tcPr>
+            <w:tcW w:type="dxa" w:w="2338"/>
+          </w:tcPr>
+          <w:p>
+            <w:r>
+              <w:t>p_MaCC_Out: MaCC mới được tạo</w:t>
+            </w:r>
+          </w:p>
+        </w:tc>
+        <w:tc>
+          <w:tcPr>
+            <w:tcW w:type="dxa" w:w="2338"/>
+          </w:tcPr>
+          <w:p>
+            <w:r>
+              <w:t>UPSERT chấm công 1 nhân viên 1 ngày. Validate: NV tồn tại, không chấm ngày tương lai, trạng thái hợp lệ, giờ ra &gt; giờ vào. Sử dụng INSERT ... ON DUPLICATE KEY UPDATE.</w:t>
+            </w:r>
+          </w:p>
+        </w:tc>
+      </w:tr>
+      <w:tr>
+        <w:tc>
+          <w:tcPr>
+            <w:tcW w:type="dxa" w:w="2338"/>
+          </w:tcPr>
+          <w:p>
+            <w:r>
+              <w:t>sp_ChamCong_NhapLoat</w:t>
+            </w:r>
+          </w:p>
+        </w:tc>
+        <w:tc>
+          <w:tcPr>
+            <w:tcW w:type="dxa" w:w="2338"/>
+          </w:tcPr>
+          <w:p>
+            <w:r>
+              <w:t>Không tham số — đọc từ bảng tạm tmp_ChamCong</w:t>
+            </w:r>
+          </w:p>
+        </w:tc>
+        <w:tc>
+          <w:tcPr>
+            <w:tcW w:type="dxa" w:w="2338"/>
+          </w:tcPr>
+          <w:p>
+            <w:r>
+              <w:t>Bảng thống kê: thành công / thất bại</w:t>
+            </w:r>
+          </w:p>
+        </w:tc>
+        <w:tc>
+          <w:tcPr>
+            <w:tcW w:type="dxa" w:w="2338"/>
+          </w:tcPr>
+          <w:p>
+            <w:r>
+              <w:t>Nhập hàng loạt chấm công từ file Excel thông qua bảng tạm. Xử lý từng dòng, tổng hợp kết quả và báo lỗi chi tiết.</w:t>
+            </w:r>
+          </w:p>
+        </w:tc>
+      </w:tr>
+      <w:tr>
+        <w:tc>
+          <w:tcPr>
+            <w:tcW w:type="dxa" w:w="2338"/>
+          </w:tcPr>
+          <w:p>
+            <w:r>
+              <w:t>sp_ChamCong_CapNhat</w:t>
+            </w:r>
+          </w:p>
+        </w:tc>
+        <w:tc>
+          <w:tcPr>
+            <w:tcW w:type="dxa" w:w="2338"/>
+          </w:tcPr>
+          <w:p>
+            <w:r>
+              <w:t>p_MaCC, p_TrangThaiMoi, p_GioVaoMoi, p_GioRaMoi, p_SoGioTangCaMoi, p_GhiChu, p_NguoiCapNhat</w:t>
+            </w:r>
+          </w:p>
+        </w:tc>
+        <w:tc>
+          <w:tcPr>
+            <w:tcW w:type="dxa" w:w="2338"/>
+          </w:tcPr>
+          <w:p>
+            <w:r>
+              <w:t>Số dòng cập nhật</w:t>
+            </w:r>
+          </w:p>
+        </w:tc>
+        <w:tc>
+          <w:tcPr>
+            <w:tcW w:type="dxa" w:w="2338"/>
+          </w:tcPr>
+          <w:p>
+            <w:r>
+              <w:t>Sửa trạng thái hoặc giờ giấc bản ghi chấm công đã tồn tại. Validate: không sửa bản ghi của kỳ lương đã CHỐT.</w:t>
+            </w:r>
+          </w:p>
+        </w:tc>
+      </w:tr>
+      <w:tr>
+        <w:tc>
+          <w:tcPr>
+            <w:tcW w:type="dxa" w:w="2338"/>
+          </w:tcPr>
+          <w:p>
+            <w:r>
+              <w:t>sp_ChamCong_DongBoNghiPhep</w:t>
+            </w:r>
+          </w:p>
+        </w:tc>
+        <w:tc>
+          <w:tcPr>
+            <w:tcW w:type="dxa" w:w="2338"/>
+          </w:tcPr>
+          <w:p>
+            <w:r>
+              <w:t>p_Thang, p_Nam</w:t>
+            </w:r>
+          </w:p>
+        </w:tc>
+        <w:tc>
+          <w:tcPr>
+            <w:tcW w:type="dxa" w:w="2338"/>
+          </w:tcPr>
+          <w:p>
+            <w:r>
+              <w:t>Số dòng đồng bộ</w:t>
+            </w:r>
+          </w:p>
+        </w:tc>
+        <w:tc>
+          <w:tcPr>
+            <w:tcW w:type="dxa" w:w="2338"/>
+          </w:tcPr>
+          <w:p>
+            <w:r>
+              <w:t>Đồng bộ tự động từ đơn nghỉ phép đã được duyệt (TrangThai='A') vào bảng ChamCong với trạng thái 'NP'.</w:t>
+            </w:r>
+          </w:p>
+        </w:tc>
+      </w:tr>
+      <w:tr>
+        <w:tc>
+          <w:tcPr>
+            <w:tcW w:type="dxa" w:w="2338"/>
+          </w:tcPr>
+          <w:p>
+            <w:r>
+              <w:t>sp_NghiPhep_PheDuyet</w:t>
+            </w:r>
+          </w:p>
+        </w:tc>
+        <w:tc>
+          <w:tcPr>
+            <w:tcW w:type="dxa" w:w="2338"/>
+          </w:tcPr>
+          <w:p>
+            <w:r>
+              <w:t>p_MaNP, p_TrangThaiMoi, p_NguoiDuyet, p_GhiChu</w:t>
+            </w:r>
+          </w:p>
+        </w:tc>
+        <w:tc>
+          <w:tcPr>
+            <w:tcW w:type="dxa" w:w="2338"/>
+          </w:tcPr>
+          <w:p>
+            <w:r>
+              <w:t>Kết quả phê duyệt</w:t>
+            </w:r>
+          </w:p>
+        </w:tc>
+        <w:tc>
+          <w:tcPr>
+            <w:tcW w:type="dxa" w:w="2338"/>
+          </w:tcPr>
+          <w:p>
+            <w:r>
+              <w:t>Duyệt (A) hoặc từ chối (R) đơn nghỉ phép. Nếu duyệt, tự động gọi sp_ChamCong_DongBoNghiPhep để tạo bản ghi ChamCong.</w:t>
+            </w:r>
+          </w:p>
+        </w:tc>
+      </w:tr>
+      <w:tr>
+        <w:tc>
+          <w:tcPr>
+            <w:tcW w:type="dxa" w:w="2338"/>
+          </w:tcPr>
+          <w:p>
+            <w:r>
+              <w:t>sp_ChamCong_BaoCaoThang</w:t>
+            </w:r>
+          </w:p>
+        </w:tc>
+        <w:tc>
+          <w:tcPr>
+            <w:tcW w:type="dxa" w:w="2338"/>
+          </w:tcPr>
+          <w:p>
+            <w:r>
+              <w:t>p_Thang, p_Nam, p_MaPB</w:t>
+            </w:r>
+          </w:p>
+        </w:tc>
+        <w:tc>
+          <w:tcPr>
+            <w:tcW w:type="dxa" w:w="2338"/>
+          </w:tcPr>
+          <w:p>
+            <w:r>
+              <w:t>RS1: Tổng hợp; RS2: Chi tiết từng NV</w:t>
+            </w:r>
+          </w:p>
+        </w:tc>
+        <w:tc>
+          <w:tcPr>
+            <w:tcW w:type="dxa" w:w="2338"/>
+          </w:tcPr>
+          <w:p>
+            <w:r>
+              <w:t>Báo cáo tổng hợp chấm công theo kỳ lương, phân loại ngày theo từng loại trạng thái (DL/WFH/NP/OM/KP/NG), tổng giờ tăng ca.</w:t>
+            </w:r>
+          </w:p>
+        </w:tc>
+      </w:tr>
+    </w:tbl>
+    <w:p/>
+    <w:p>
+      <w:pPr>
+        <w:pStyle w:val="Heading2"/>
+      </w:pPr>
+      <w:r>
+        <w:t>4.4. Nhóm Báo Cáo Nhân Sự</w:t>
+      </w:r>
+    </w:p>
+    <w:tbl>
+      <w:tblPr>
+        <w:tblW w:type="auto" w:w="0"/>
+        <w:tblLook w:firstColumn="1" w:firstRow="1" w:lastColumn="0" w:lastRow="0" w:noHBand="0" w:noVBand="1" w:val="04A0"/>
+        <w:tblBorders>
+          <w:top w:val="single" w:sz="4" w:space="0" w:color="000000"/>
+          <w:left w:val="single" w:sz="4" w:space="0" w:color="000000"/>
+          <w:bottom w:val="single" w:sz="4" w:space="0" w:color="000000"/>
+          <w:right w:val="single" w:sz="4" w:space="0" w:color="000000"/>
+          <w:insideH w:val="single" w:sz="4" w:space="0" w:color="000000"/>
+          <w:insideV w:val="single" w:sz="4" w:space="0" w:color="000000"/>
+        </w:tblBorders>
+      </w:tblPr>
+      <w:tblGrid>
+        <w:gridCol w:w="2338"/>
+        <w:gridCol w:w="2338"/>
+        <w:gridCol w:w="2338"/>
+        <w:gridCol w:w="2338"/>
+      </w:tblGrid>
+      <w:tr>
+        <w:tc>
+          <w:tcPr>
+            <w:tcW w:type="dxa" w:w="2338"/>
+          </w:tcPr>
+          <w:p>
+            <w:r>
+              <w:rPr>
+                <w:b/>
+              </w:rPr>
+              <w:t>Tên SP</w:t>
+            </w:r>
+          </w:p>
+        </w:tc>
+        <w:tc>
+          <w:tcPr>
+            <w:tcW w:type="dxa" w:w="2338"/>
+          </w:tcPr>
+          <w:p>
+            <w:r>
+              <w:rPr>
+                <w:b/>
+              </w:rPr>
+              <w:t>Tham số đầu vào</w:t>
+            </w:r>
+          </w:p>
+        </w:tc>
+        <w:tc>
+          <w:tcPr>
+            <w:tcW w:type="dxa" w:w="2338"/>
+          </w:tcPr>
+          <w:p>
+            <w:r>
+              <w:rPr>
+                <w:b/>
+              </w:rPr>
+              <w:t>Kết quả trả về</w:t>
+            </w:r>
+          </w:p>
+        </w:tc>
+        <w:tc>
+          <w:tcPr>
+            <w:tcW w:type="dxa" w:w="2338"/>
+          </w:tcPr>
+          <w:p>
+            <w:r>
+              <w:rPr>
+                <w:b/>
+              </w:rPr>
+              <w:t>Mô tả</w:t>
+            </w:r>
+          </w:p>
+        </w:tc>
+      </w:tr>
+      <w:tr>
+        <w:tc>
+          <w:tcPr>
+            <w:tcW w:type="dxa" w:w="2338"/>
+          </w:tcPr>
+          <w:p>
+            <w:r>
+              <w:t>sp_BaoCaoNhanSu_TongQuan</w:t>
+            </w:r>
+          </w:p>
+        </w:tc>
+        <w:tc>
+          <w:tcPr>
+            <w:tcW w:type="dxa" w:w="2338"/>
+          </w:tcPr>
+          <w:p>
+            <w:r>
+              <w:t>p_ThoiDiem DATE</w:t>
+            </w:r>
+          </w:p>
+        </w:tc>
+        <w:tc>
+          <w:tcPr>
+            <w:tcW w:type="dxa" w:w="2338"/>
+          </w:tcPr>
+          <w:p>
+            <w:r>
+              <w:t>RS1: Tổng quan; RS2: Theo nhóm tuổi; RS3: Theo thâm niên; RS4: Sắp hết HĐ</w:t>
+            </w:r>
+          </w:p>
+        </w:tc>
+        <w:tc>
+          <w:tcPr>
+            <w:tcW w:type="dxa" w:w="2338"/>
+          </w:tcPr>
+          <w:p>
+            <w:r>
+              <w:t>Dashboard nhân sự tổng hợp: tổng NV, phân loại trạng thái, giới tính, tuổi TB, thâm niên TB.</w:t>
+            </w:r>
+          </w:p>
+        </w:tc>
+      </w:tr>
+      <w:tr>
+        <w:tc>
+          <w:tcPr>
+            <w:tcW w:type="dxa" w:w="2338"/>
+          </w:tcPr>
+          <w:p>
+            <w:r>
+              <w:t>sp_BaoCaoNhanSu_TheoPhongBan</w:t>
+            </w:r>
+          </w:p>
+        </w:tc>
+        <w:tc>
+          <w:tcPr>
+            <w:tcW w:type="dxa" w:w="2338"/>
+          </w:tcPr>
+          <w:p>
+            <w:r>
+              <w:t>p_MaPB VARCHAR(6)</w:t>
+            </w:r>
+          </w:p>
+        </w:tc>
+        <w:tc>
+          <w:tcPr>
+            <w:tcW w:type="dxa" w:w="2338"/>
+          </w:tcPr>
+          <w:p>
+            <w:r>
+              <w:t>Cơ cấu NV theo PB/Chức vụ</w:t>
+            </w:r>
+          </w:p>
+        </w:tc>
+        <w:tc>
+          <w:tcPr>
+            <w:tcW w:type="dxa" w:w="2338"/>
+          </w:tcPr>
+          <w:p>
+            <w:r>
+              <w:t>Phân tích cơ cấu nhân sự theo phòng ban: số lượng, lương bình quân, tỷ lệ giới tính.</w:t>
+            </w:r>
+          </w:p>
+        </w:tc>
+      </w:tr>
+      <w:tr>
+        <w:tc>
+          <w:tcPr>
+            <w:tcW w:type="dxa" w:w="2338"/>
+          </w:tcPr>
+          <w:p>
+            <w:r>
+              <w:t>sp_BaoCaoNhanSu_HopDong</w:t>
+            </w:r>
+          </w:p>
+        </w:tc>
+        <w:tc>
+          <w:tcPr>
+            <w:tcW w:type="dxa" w:w="2338"/>
+          </w:tcPr>
+          <w:p>
+            <w:r>
+              <w:t>p_NgayKiemTra, p_SoNgayCanhBao</w:t>
+            </w:r>
+          </w:p>
+        </w:tc>
+        <w:tc>
+          <w:tcPr>
+            <w:tcW w:type="dxa" w:w="2338"/>
+          </w:tcPr>
+          <w:p>
+            <w:r>
+              <w:t>Danh sách HĐ cần gia hạn</w:t>
+            </w:r>
+          </w:p>
+        </w:tc>
+        <w:tc>
+          <w:tcPr>
+            <w:tcW w:type="dxa" w:w="2338"/>
+          </w:tcPr>
+          <w:p>
+            <w:r>
+              <w:t>Trạng thái hợp đồng và cảnh báo sắp hết hạn trong N ngày tới.</w:t>
+            </w:r>
+          </w:p>
+        </w:tc>
+      </w:tr>
+      <w:tr>
+        <w:tc>
+          <w:tcPr>
+            <w:tcW w:type="dxa" w:w="2338"/>
+          </w:tcPr>
+          <w:p>
+            <w:r>
+              <w:t>sp_BaoCaoNhanSu_BienDong</w:t>
+            </w:r>
+          </w:p>
+        </w:tc>
+        <w:tc>
+          <w:tcPr>
+            <w:tcW w:type="dxa" w:w="2338"/>
+          </w:tcPr>
+          <w:p>
+            <w:r>
+              <w:t>p_Thang, p_Nam</w:t>
+            </w:r>
+          </w:p>
+        </w:tc>
+        <w:tc>
+          <w:tcPr>
+            <w:tcW w:type="dxa" w:w="2338"/>
+          </w:tcPr>
+          <w:p>
+            <w:r>
+              <w:t>Tuyển mới + nghỉ việc trong kỳ</w:t>
+            </w:r>
+          </w:p>
+        </w:tc>
+        <w:tc>
+          <w:tcPr>
+            <w:tcW w:type="dxa" w:w="2338"/>
+          </w:tcPr>
+          <w:p>
+            <w:r>
+              <w:t>Thống kê biến động nhân sự: tuyển mới, thử việc thành công, nghỉ việc.</w:t>
+            </w:r>
+          </w:p>
+        </w:tc>
+      </w:tr>
+      <w:tr>
+        <w:tc>
+          <w:tcPr>
+            <w:tcW w:type="dxa" w:w="2338"/>
+          </w:tcPr>
+          <w:p>
+            <w:r>
+              <w:t>sp_BaoCaoNhanSu_LuongPhanPhoi</w:t>
+            </w:r>
+          </w:p>
+        </w:tc>
+        <w:tc>
+          <w:tcPr>
+            <w:tcW w:type="dxa" w:w="2338"/>
+          </w:tcPr>
+          <w:p>
+            <w:r>
+              <w:t>p_Thang, p_Nam</w:t>
+            </w:r>
+          </w:p>
+        </w:tc>
+        <w:tc>
+          <w:tcPr>
+            <w:tcW w:type="dxa" w:w="2338"/>
+          </w:tcPr>
+          <w:p>
+            <w:r>
+              <w:t>Phân phối lương + xếp hạng</w:t>
+            </w:r>
+          </w:p>
+        </w:tc>
+        <w:tc>
+          <w:tcPr>
+            <w:tcW w:type="dxa" w:w="2338"/>
+          </w:tcPr>
+          <w:p>
+            <w:r>
+              <w:t>Phân tích phân phối thu nhập: min/max/median/bình quân, phân nhóm mức lương, top earners.</w:t>
+            </w:r>
+          </w:p>
+        </w:tc>
+      </w:tr>
+      <w:tr>
+        <w:tc>
+          <w:tcPr>
+            <w:tcW w:type="dxa" w:w="2338"/>
+          </w:tcPr>
+          <w:p>
+            <w:r>
+              <w:t>sp_BaoCaoNhanSu_NghiPhepNam</w:t>
+            </w:r>
+          </w:p>
+        </w:tc>
+        <w:tc>
+          <w:tcPr>
+            <w:tcW w:type="dxa" w:w="2338"/>
+          </w:tcPr>
+          <w:p>
+            <w:r>
+              <w:t>p_Nam SMALLINT</w:t>
+            </w:r>
+          </w:p>
+        </w:tc>
+        <w:tc>
+          <w:tcPr>
+            <w:tcW w:type="dxa" w:w="2338"/>
+          </w:tcPr>
+          <w:p>
+            <w:r>
+              <w:t>Số ngày phép tồn dư từng NV</w:t>
+            </w:r>
+          </w:p>
+        </w:tc>
+        <w:tc>
+          <w:tcPr>
+            <w:tcW w:type="dxa" w:w="2338"/>
+          </w:tcPr>
+          <w:p>
+            <w:r>
+              <w:t>Quản lý phép năm: tổng phép được hưởng, đã sử dụng, tồn dư, cảnh báo quá hạn.</w:t>
+            </w:r>
+          </w:p>
+        </w:tc>
+      </w:tr>
+    </w:tbl>
+    <w:p/>
+    <w:p>
+      <w:pPr>
+        <w:pStyle w:val="Heading2"/>
+      </w:pPr>
+      <w:r>
+        <w:t>4.5. Nhóm Quản Lý Vòng Đời Nhân Sự</w:t>
+      </w:r>
+    </w:p>
+    <w:tbl>
+      <w:tblPr>
+        <w:tblW w:type="auto" w:w="0"/>
+        <w:tblLook w:firstColumn="1" w:firstRow="1" w:lastColumn="0" w:lastRow="0" w:noHBand="0" w:noVBand="1" w:val="04A0"/>
+        <w:tblBorders>
+          <w:top w:val="single" w:sz="4" w:space="0" w:color="000000"/>
+          <w:left w:val="single" w:sz="4" w:space="0" w:color="000000"/>
+          <w:bottom w:val="single" w:sz="4" w:space="0" w:color="000000"/>
+          <w:right w:val="single" w:sz="4" w:space="0" w:color="000000"/>
+          <w:insideH w:val="single" w:sz="4" w:space="0" w:color="000000"/>
+          <w:insideV w:val="single" w:sz="4" w:space="0" w:color="000000"/>
+        </w:tblBorders>
+      </w:tblPr>
+      <w:tblGrid>
+        <w:gridCol w:w="2338"/>
+        <w:gridCol w:w="2338"/>
+        <w:gridCol w:w="2338"/>
+        <w:gridCol w:w="2338"/>
+      </w:tblGrid>
+      <w:tr>
+        <w:tc>
+          <w:tcPr>
+            <w:tcW w:type="dxa" w:w="2338"/>
+          </w:tcPr>
+          <w:p>
+            <w:r>
+              <w:rPr>
+                <w:b/>
+              </w:rPr>
+              <w:t>Tên SP</w:t>
+            </w:r>
+          </w:p>
+        </w:tc>
+        <w:tc>
+          <w:tcPr>
+            <w:tcW w:type="dxa" w:w="2338"/>
+          </w:tcPr>
+          <w:p>
+            <w:r>
+              <w:rPr>
+                <w:b/>
+              </w:rPr>
+              <w:t>Tham số đầu vào</w:t>
+            </w:r>
+          </w:p>
+        </w:tc>
+        <w:tc>
+          <w:tcPr>
+            <w:tcW w:type="dxa" w:w="2338"/>
+          </w:tcPr>
+          <w:p>
+            <w:r>
+              <w:rPr>
+                <w:b/>
+              </w:rPr>
+              <w:t>Kết quả trả về</w:t>
+            </w:r>
+          </w:p>
+        </w:tc>
+        <w:tc>
+          <w:tcPr>
+            <w:tcW w:type="dxa" w:w="2338"/>
+          </w:tcPr>
+          <w:p>
+            <w:r>
+              <w:rPr>
+                <w:b/>
+              </w:rPr>
+              <w:t>Mô tả</w:t>
+            </w:r>
+          </w:p>
+        </w:tc>
+      </w:tr>
+      <w:tr>
+        <w:tc>
+          <w:tcPr>
+            <w:tcW w:type="dxa" w:w="2338"/>
+          </w:tcPr>
+          <w:p>
+            <w:r>
+              <w:t>sp_TiepNhanNhanSu</w:t>
+            </w:r>
+          </w:p>
+        </w:tc>
+        <w:tc>
+          <w:tcPr>
+            <w:tcW w:type="dxa" w:w="2338"/>
+          </w:tcPr>
+          <w:p>
+            <w:r>
+              <w:t>p_MaNV, p_HoTen, p_GioiTinh, p_NgaySinh, p_CCCD, p_DiaChi, p_Email, p_SoDienThoai, p_MaPB, p_MaCV, p_NgayVaoLam, p_MaHD, p_MaLoaiHD, p_NgayKetThucHD, p_VungLuong, p_LuongCoBan, p_LuongDongBH, p_MatKhau</w:t>
+            </w:r>
+          </w:p>
+        </w:tc>
+        <w:tc>
+          <w:tcPr>
+            <w:tcW w:type="dxa" w:w="2338"/>
+          </w:tcPr>
+          <w:p>
+            <w:r>
+              <w:t>Thông báo tiếp nhận thành công</w:t>
+            </w:r>
+          </w:p>
+        </w:tc>
+        <w:tc>
+          <w:tcPr>
+            <w:tcW w:type="dxa" w:w="2338"/>
+          </w:tcPr>
+          <w:p>
+            <w:r>
+              <w:t>Giao tác nguyên tử tiếp nhận nhân viên mới. 4 INSERT trong 1 transaction.</w:t>
+            </w:r>
+          </w:p>
+        </w:tc>
+      </w:tr>
+      <w:tr>
+        <w:tc>
+          <w:tcPr>
+            <w:tcW w:type="dxa" w:w="2338"/>
+          </w:tcPr>
+          <w:p>
+            <w:r>
+              <w:t>sp_NghiViec</w:t>
+            </w:r>
+          </w:p>
+        </w:tc>
+        <w:tc>
+          <w:tcPr>
+            <w:tcW w:type="dxa" w:w="2338"/>
+          </w:tcPr>
+          <w:p>
+            <w:r>
+              <w:t>p_MaNV, p_NgayNghiViec, p_LyDo</w:t>
+            </w:r>
+          </w:p>
+        </w:tc>
+        <w:tc>
+          <w:tcPr>
+            <w:tcW w:type="dxa" w:w="2338"/>
+          </w:tcPr>
+          <w:p>
+            <w:r>
+              <w:t>Thông báo nghỉ việc thành công</w:t>
+            </w:r>
+          </w:p>
+        </w:tc>
+        <w:tc>
+          <w:tcPr>
+            <w:tcW w:type="dxa" w:w="2338"/>
+          </w:tcPr>
+          <w:p>
+            <w:r>
+              <w:t>Giao tác chốt toàn bộ 5 bảng liên quan khi nhân viên nghỉ việc.</w:t>
+            </w:r>
+          </w:p>
+        </w:tc>
+      </w:tr>
+      <w:tr>
+        <w:tc>
+          <w:tcPr>
+            <w:tcW w:type="dxa" w:w="2338"/>
+          </w:tcPr>
+          <w:p>
+            <w:r>
+              <w:t>sp_DieuChuyenThangChuc</w:t>
+            </w:r>
+          </w:p>
+        </w:tc>
+        <w:tc>
+          <w:tcPr>
+            <w:tcW w:type="dxa" w:w="2338"/>
+          </w:tcPr>
+          <w:p>
+            <w:r>
+              <w:t>p_MaNV, p_MaPBMoi, p_MaCVMoi, p_LuongCoBanMoi, p_LuongDongBHMoi, p_NgayHieuLuc, p_LyDo</w:t>
+            </w:r>
+          </w:p>
+        </w:tc>
+        <w:tc>
+          <w:tcPr>
+            <w:tcW w:type="dxa" w:w="2338"/>
+          </w:tcPr>
+          <w:p>
+            <w:r>
+              <w:t>Thông báo điều chuyển thành công</w:t>
+            </w:r>
+          </w:p>
+        </w:tc>
+        <w:tc>
+          <w:tcPr>
+            <w:tcW w:type="dxa" w:w="2338"/>
+          </w:tcPr>
+          <w:p>
+            <w:r>
+              <w:t>Giao tác điều chuyển/thăng chức: chốt lương cũ + tạo mức lương mới + cập nhật PB/CV trong 1 transaction.</w:t>
+            </w:r>
+          </w:p>
+        </w:tc>
+      </w:tr>
+    </w:tbl>
+    <w:p/>
+    <w:p>
+      <w:r>
+        <w:br w:type="page"/>
+      </w:r>
+    </w:p>
+    <w:p>
+      <w:pPr>
+        <w:pStyle w:val="Heading1"/>
+      </w:pPr>
+      <w:r>
+        <w:t>V. FUNCTIONS (HÀM)</w:t>
+      </w:r>
+    </w:p>
+    <w:p>
+      <w:r>
+        <w:t>Hệ thống định nghĩa 13 Scalar Functions phân chia thành 4 nhóm, là nền tảng tính toán cho sp_TinhLuong và các View. Tất cả đều được khai báo DETERMINISTIC để tăng hiệu năng (MySQL có thể cache kết quả).</w:t>
+      </w:r>
+    </w:p>
+    <w:p>
+      <w:pPr>
+        <w:pStyle w:val="Heading2"/>
+      </w:pPr>
+      <w:r>
+        <w:t>5.1. Nhóm Thuế Thu Nhập Cá Nhân (fn_TinhThueTNCN.sql)</w:t>
+      </w:r>
+    </w:p>
+    <w:tbl>
+      <w:tblPr>
+        <w:tblW w:type="auto" w:w="0"/>
+        <w:tblLook w:firstColumn="1" w:firstRow="1" w:lastColumn="0" w:lastRow="0" w:noHBand="0" w:noVBand="1" w:val="04A0"/>
+        <w:tblBorders>
+          <w:top w:val="single" w:sz="4" w:space="0" w:color="000000"/>
+          <w:left w:val="single" w:sz="4" w:space="0" w:color="000000"/>
+          <w:bottom w:val="single" w:sz="4" w:space="0" w:color="000000"/>
+          <w:right w:val="single" w:sz="4" w:space="0" w:color="000000"/>
+          <w:insideH w:val="single" w:sz="4" w:space="0" w:color="000000"/>
+          <w:insideV w:val="single" w:sz="4" w:space="0" w:color="000000"/>
+        </w:tblBorders>
+      </w:tblPr>
+      <w:tblGrid>
+        <w:gridCol w:w="1871"/>
+        <w:gridCol w:w="1871"/>
+        <w:gridCol w:w="1871"/>
+        <w:gridCol w:w="1871"/>
+        <w:gridCol w:w="1871"/>
+      </w:tblGrid>
+      <w:tr>
+        <w:tc>
+          <w:tcPr>
+            <w:tcW w:type="dxa" w:w="1871"/>
+          </w:tcPr>
+          <w:p>
+            <w:r>
+              <w:rPr>
+                <w:b/>
+              </w:rPr>
+              <w:t>STT</w:t>
+            </w:r>
+          </w:p>
+        </w:tc>
+        <w:tc>
+          <w:tcPr>
+            <w:tcW w:type="dxa" w:w="1871"/>
+          </w:tcPr>
+          <w:p>
+            <w:r>
+              <w:rPr>
+                <w:b/>
+              </w:rPr>
+              <w:t>Tên Hàm</w:t>
+            </w:r>
+          </w:p>
+        </w:tc>
+        <w:tc>
+          <w:tcPr>
+            <w:tcW w:type="dxa" w:w="1871"/>
+          </w:tcPr>
+          <w:p>
+            <w:r>
+              <w:rPr>
+                <w:b/>
+              </w:rPr>
+              <w:t>Tham số</w:t>
+            </w:r>
+          </w:p>
+        </w:tc>
+        <w:tc>
+          <w:tcPr>
+            <w:tcW w:type="dxa" w:w="1871"/>
+          </w:tcPr>
+          <w:p>
+            <w:r>
+              <w:rPr>
+                <w:b/>
+              </w:rPr>
+              <w:t>Kiểu trả về</w:t>
+            </w:r>
+          </w:p>
+        </w:tc>
+        <w:tc>
+          <w:tcPr>
+            <w:tcW w:type="dxa" w:w="1871"/>
+          </w:tcPr>
+          <w:p>
+            <w:r>
+              <w:rPr>
+                <w:b/>
+              </w:rPr>
+              <w:t>Mô tả</w:t>
+            </w:r>
+          </w:p>
+        </w:tc>
+      </w:tr>
+      <w:tr>
+        <w:tc>
+          <w:tcPr>
+            <w:tcW w:type="dxa" w:w="1871"/>
+          </w:tcPr>
+          <w:p>
+            <w:r>
+              <w:t>1</w:t>
+            </w:r>
+          </w:p>
+        </w:tc>
+        <w:tc>
+          <w:tcPr>
+            <w:tcW w:type="dxa" w:w="1871"/>
+          </w:tcPr>
+          <w:p>
+            <w:r>
+              <w:t>fn_TinhThueTNCN_Scalar</w:t>
+            </w:r>
+          </w:p>
+        </w:tc>
+        <w:tc>
+          <w:tcPr>
+            <w:tcW w:type="dxa" w:w="1871"/>
+          </w:tcPr>
+          <w:p>
+            <w:r>
+              <w:t>p_ThuNhapChiuThue DECIMAL(18,2)</w:t>
+            </w:r>
+          </w:p>
+        </w:tc>
+        <w:tc>
+          <w:tcPr>
+            <w:tcW w:type="dxa" w:w="1871"/>
+          </w:tcPr>
+          <w:p>
+            <w:r>
+              <w:t>DECIMAL(18,2)</w:t>
+            </w:r>
+          </w:p>
+        </w:tc>
+        <w:tc>
+          <w:tcPr>
+            <w:tcW w:type="dxa" w:w="1871"/>
+          </w:tcPr>
+          <w:p>
+            <w:r>
+              <w:t>Tính tiền thuế TNCN lũy tiến 7 bậc theo Thông tư 111/2013/TT-BTC. Bậc 1: 5% (≤5 tr), Bậc 2: 10% (5-10 tr), Bậc 3: 15% (10-18 tr), Bậc 4: 20% (18-32 tr), Bậc 5: 25% (32-52 tr), Bậc 6: 30% (52-80 tr), Bậc 7: 35% (&gt;80 tr). Kết quả làm tròn xuống đến hàng nghìn VNĐ.</w:t>
+            </w:r>
+          </w:p>
+        </w:tc>
+      </w:tr>
+      <w:tr>
+        <w:tc>
+          <w:tcPr>
+            <w:tcW w:type="dxa" w:w="1871"/>
+          </w:tcPr>
+          <w:p>
+            <w:r>
+              <w:t>2</w:t>
+            </w:r>
+          </w:p>
+        </w:tc>
+        <w:tc>
+          <w:tcPr>
+            <w:tcW w:type="dxa" w:w="1871"/>
+          </w:tcPr>
+          <w:p>
+            <w:r>
+              <w:t>fn_XacDinhBacThue</w:t>
+            </w:r>
+          </w:p>
+        </w:tc>
+        <w:tc>
+          <w:tcPr>
+            <w:tcW w:type="dxa" w:w="1871"/>
+          </w:tcPr>
+          <w:p>
+            <w:r>
+              <w:t>p_ThuNhapChiuThue DECIMAL(18,2)</w:t>
+            </w:r>
+          </w:p>
+        </w:tc>
+        <w:tc>
+          <w:tcPr>
+            <w:tcW w:type="dxa" w:w="1871"/>
+          </w:tcPr>
+          <w:p>
+            <w:r>
+              <w:t>TINYINT</w:t>
+            </w:r>
+          </w:p>
+        </w:tc>
+        <w:tc>
+          <w:tcPr>
+            <w:tcW w:type="dxa" w:w="1871"/>
+          </w:tcPr>
+          <w:p>
+            <w:r>
+              <w:t>Xác định bậc thuế (0-7) tương ứng với thu nhập chịu thuế. Trả về 0 nếu không phát sinh thuế.</w:t>
+            </w:r>
+          </w:p>
+        </w:tc>
+      </w:tr>
+      <w:tr>
+        <w:tc>
+          <w:tcPr>
+            <w:tcW w:type="dxa" w:w="1871"/>
+          </w:tcPr>
+          <w:p>
+            <w:r>
+              <w:t>3</w:t>
+            </w:r>
+          </w:p>
+        </w:tc>
+        <w:tc>
+          <w:tcPr>
+            <w:tcW w:type="dxa" w:w="1871"/>
+          </w:tcPr>
+          <w:p>
+            <w:r>
+              <w:t>fn_TinhGiamTruPhuThuoc</w:t>
+            </w:r>
+          </w:p>
+        </w:tc>
+        <w:tc>
+          <w:tcPr>
+            <w:tcW w:type="dxa" w:w="1871"/>
+          </w:tcPr>
+          <w:p>
+            <w:r>
+              <w:t>p_SoNguoiPhuThuoc TINYINT</w:t>
+            </w:r>
+          </w:p>
+        </w:tc>
+        <w:tc>
+          <w:tcPr>
+            <w:tcW w:type="dxa" w:w="1871"/>
+          </w:tcPr>
+          <w:p>
+            <w:r>
+              <w:t>DECIMAL(18,2)</w:t>
+            </w:r>
+          </w:p>
+        </w:tc>
+        <w:tc>
+          <w:tcPr>
+            <w:tcW w:type="dxa" w:w="1871"/>
+          </w:tcPr>
+          <w:p>
+            <w:r>
+              <w:t>Tính tổng giảm trừ người phụ thuộc: SoNguoiPT × 4,400,000 VNĐ/người/tháng theo quy định pháp luật hiện hành.</w:t>
+            </w:r>
+          </w:p>
+        </w:tc>
+      </w:tr>
+    </w:tbl>
+    <w:p/>
+    <w:p>
+      <w:pPr>
+        <w:pStyle w:val="Heading2"/>
+      </w:pPr>
+      <w:r>
+        <w:t>5.2. Nhóm Bảo Hiểm Xã Hội (fn_TinhBHXH.sql)</w:t>
+      </w:r>
+    </w:p>
+    <w:tbl>
+      <w:tblPr>
+        <w:tblW w:type="auto" w:w="0"/>
+        <w:tblLook w:firstColumn="1" w:firstRow="1" w:lastColumn="0" w:lastRow="0" w:noHBand="0" w:noVBand="1" w:val="04A0"/>
+        <w:tblBorders>
+          <w:top w:val="single" w:sz="4" w:space="0" w:color="000000"/>
+          <w:left w:val="single" w:sz="4" w:space="0" w:color="000000"/>
+          <w:bottom w:val="single" w:sz="4" w:space="0" w:color="000000"/>
+          <w:right w:val="single" w:sz="4" w:space="0" w:color="000000"/>
+          <w:insideH w:val="single" w:sz="4" w:space="0" w:color="000000"/>
+          <w:insideV w:val="single" w:sz="4" w:space="0" w:color="000000"/>
+        </w:tblBorders>
+      </w:tblPr>
+      <w:tblGrid>
+        <w:gridCol w:w="1871"/>
+        <w:gridCol w:w="1871"/>
+        <w:gridCol w:w="1871"/>
+        <w:gridCol w:w="1871"/>
+        <w:gridCol w:w="1871"/>
+      </w:tblGrid>
+      <w:tr>
+        <w:tc>
+          <w:tcPr>
+            <w:tcW w:type="dxa" w:w="1871"/>
+          </w:tcPr>
+          <w:p>
+            <w:r>
+              <w:rPr>
+                <w:b/>
+              </w:rPr>
+              <w:t>STT</w:t>
+            </w:r>
+          </w:p>
+        </w:tc>
+        <w:tc>
+          <w:tcPr>
+            <w:tcW w:type="dxa" w:w="1871"/>
+          </w:tcPr>
+          <w:p>
+            <w:r>
+              <w:rPr>
+                <w:b/>
+              </w:rPr>
+              <w:t>Tên Hàm</w:t>
+            </w:r>
+          </w:p>
+        </w:tc>
+        <w:tc>
+          <w:tcPr>
+            <w:tcW w:type="dxa" w:w="1871"/>
+          </w:tcPr>
+          <w:p>
+            <w:r>
+              <w:rPr>
+                <w:b/>
+              </w:rPr>
+              <w:t>Tham số</w:t>
+            </w:r>
+          </w:p>
+        </w:tc>
+        <w:tc>
+          <w:tcPr>
+            <w:tcW w:type="dxa" w:w="1871"/>
+          </w:tcPr>
+          <w:p>
+            <w:r>
+              <w:rPr>
+                <w:b/>
+              </w:rPr>
+              <w:t>Kiểu trả về</w:t>
+            </w:r>
+          </w:p>
+        </w:tc>
+        <w:tc>
+          <w:tcPr>
+            <w:tcW w:type="dxa" w:w="1871"/>
+          </w:tcPr>
+          <w:p>
+            <w:r>
+              <w:rPr>
+                <w:b/>
+              </w:rPr>
+              <w:t>Mô tả</w:t>
+            </w:r>
+          </w:p>
+        </w:tc>
+      </w:tr>
+      <w:tr>
+        <w:tc>
+          <w:tcPr>
+            <w:tcW w:type="dxa" w:w="1871"/>
+          </w:tcPr>
+          <w:p>
+            <w:r>
+              <w:t>4</w:t>
+            </w:r>
+          </w:p>
+        </w:tc>
+        <w:tc>
+          <w:tcPr>
+            <w:tcW w:type="dxa" w:w="1871"/>
+          </w:tcPr>
+          <w:p>
+            <w:r>
+              <w:t>fn_TinhLuongDongBH</w:t>
+            </w:r>
+          </w:p>
+        </w:tc>
+        <w:tc>
+          <w:tcPr>
+            <w:tcW w:type="dxa" w:w="1871"/>
+          </w:tcPr>
+          <w:p>
+            <w:r>
+              <w:t>p_LuongCoBan DECIMAL(18,2), p_MaLoaiHD TINYINT</w:t>
+            </w:r>
+          </w:p>
+        </w:tc>
+        <w:tc>
+          <w:tcPr>
+            <w:tcW w:type="dxa" w:w="1871"/>
+          </w:tcPr>
+          <w:p>
+            <w:r>
+              <w:t>DECIMAL(18,2)</w:t>
+            </w:r>
+          </w:p>
+        </w:tc>
+        <w:tc>
+          <w:tcPr>
+            <w:tcW w:type="dxa" w:w="1871"/>
+          </w:tcPr>
+          <w:p>
+            <w:r>
+              <w:t>Xác định mức lương đóng bảo hiểm có xét trần (20× lương tối thiểu vùng = 46,800,000 VNĐ). Nếu là hợp đồng thử việc (MaLoaiHD=1) thì trả về 0.</w:t>
+            </w:r>
+          </w:p>
+        </w:tc>
+      </w:tr>
+      <w:tr>
+        <w:tc>
+          <w:tcPr>
+            <w:tcW w:type="dxa" w:w="1871"/>
+          </w:tcPr>
+          <w:p>
+            <w:r>
+              <w:t>5</w:t>
+            </w:r>
+          </w:p>
+        </w:tc>
+        <w:tc>
+          <w:tcPr>
+            <w:tcW w:type="dxa" w:w="1871"/>
+          </w:tcPr>
+          <w:p>
+            <w:r>
+              <w:t>fn_TinhBH_NLD</w:t>
+            </w:r>
+          </w:p>
+        </w:tc>
+        <w:tc>
+          <w:tcPr>
+            <w:tcW w:type="dxa" w:w="1871"/>
+          </w:tcPr>
+          <w:p>
+            <w:r>
+              <w:t>p_LuongCoBan DECIMAL(18,2), p_MaLoaiHD TINYINT</w:t>
+            </w:r>
+          </w:p>
+        </w:tc>
+        <w:tc>
+          <w:tcPr>
+            <w:tcW w:type="dxa" w:w="1871"/>
+          </w:tcPr>
+          <w:p>
+            <w:r>
+              <w:t>DECIMAL(18,2)</w:t>
+            </w:r>
+          </w:p>
+        </w:tc>
+        <w:tc>
+          <w:tcPr>
+            <w:tcW w:type="dxa" w:w="1871"/>
+          </w:tcPr>
+          <w:p>
+            <w:r>
+              <w:t>Tổng bảo hiểm người lao động đóng = LuongDongBH × 10.5% (BHXH 8% + BHYT 1.5% + BHTN 1%). Trả về 0 với hợp đồng thử việc.</w:t>
+            </w:r>
+          </w:p>
+        </w:tc>
+      </w:tr>
+      <w:tr>
+        <w:tc>
+          <w:tcPr>
+            <w:tcW w:type="dxa" w:w="1871"/>
+          </w:tcPr>
+          <w:p>
+            <w:r>
+              <w:t>6</w:t>
+            </w:r>
+          </w:p>
+        </w:tc>
+        <w:tc>
+          <w:tcPr>
+            <w:tcW w:type="dxa" w:w="1871"/>
+          </w:tcPr>
+          <w:p>
+            <w:r>
+              <w:t>fn_TinhBH_NSDLD</w:t>
+            </w:r>
+          </w:p>
+        </w:tc>
+        <w:tc>
+          <w:tcPr>
+            <w:tcW w:type="dxa" w:w="1871"/>
+          </w:tcPr>
+          <w:p>
+            <w:r>
+              <w:t>p_LuongCoBan DECIMAL(18,2), p_MaLoaiHD TINYINT</w:t>
+            </w:r>
+          </w:p>
+        </w:tc>
+        <w:tc>
+          <w:tcPr>
+            <w:tcW w:type="dxa" w:w="1871"/>
+          </w:tcPr>
+          <w:p>
+            <w:r>
+              <w:t>DECIMAL(18,2)</w:t>
+            </w:r>
+          </w:p>
+        </w:tc>
+        <w:tc>
+          <w:tcPr>
+            <w:tcW w:type="dxa" w:w="1871"/>
+          </w:tcPr>
+          <w:p>
+            <w:r>
+              <w:t>Tổng bảo hiểm doanh nghiệp đóng = LuongDongBH × 22% (BHXH 17.5% + BHYT 3% + BHTN 1% + BHTNLĐ&amp;BNN 0.5%). Dùng cho báo cáo chi phí nhân sự.</w:t>
+            </w:r>
+          </w:p>
+        </w:tc>
+      </w:tr>
+    </w:tbl>
+    <w:p/>
+    <w:p>
+      <w:pPr>
+        <w:pStyle w:val="Heading2"/>
+      </w:pPr>
+      <w:r>
+        <w:t>5.3. Nhóm Ngày Công (fn_SoNgayLamViec.sql)</w:t>
+      </w:r>
+    </w:p>
+    <w:tbl>
+      <w:tblPr>
+        <w:tblW w:type="auto" w:w="0"/>
+        <w:tblLook w:firstColumn="1" w:firstRow="1" w:lastColumn="0" w:lastRow="0" w:noHBand="0" w:noVBand="1" w:val="04A0"/>
+        <w:tblBorders>
+          <w:top w:val="single" w:sz="4" w:space="0" w:color="000000"/>
+          <w:left w:val="single" w:sz="4" w:space="0" w:color="000000"/>
+          <w:bottom w:val="single" w:sz="4" w:space="0" w:color="000000"/>
+          <w:right w:val="single" w:sz="4" w:space="0" w:color="000000"/>
+          <w:insideH w:val="single" w:sz="4" w:space="0" w:color="000000"/>
+          <w:insideV w:val="single" w:sz="4" w:space="0" w:color="000000"/>
+        </w:tblBorders>
+      </w:tblPr>
+      <w:tblGrid>
+        <w:gridCol w:w="1871"/>
+        <w:gridCol w:w="1871"/>
+        <w:gridCol w:w="1871"/>
+        <w:gridCol w:w="1871"/>
+        <w:gridCol w:w="1871"/>
+      </w:tblGrid>
+      <w:tr>
+        <w:tc>
+          <w:tcPr>
+            <w:tcW w:type="dxa" w:w="1871"/>
+          </w:tcPr>
+          <w:p>
+            <w:r>
+              <w:rPr>
+                <w:b/>
+              </w:rPr>
+              <w:t>STT</w:t>
+            </w:r>
+          </w:p>
+        </w:tc>
+        <w:tc>
+          <w:tcPr>
+            <w:tcW w:type="dxa" w:w="1871"/>
+          </w:tcPr>
+          <w:p>
+            <w:r>
+              <w:rPr>
+                <w:b/>
+              </w:rPr>
+              <w:t>Tên Hàm</w:t>
+            </w:r>
+          </w:p>
+        </w:tc>
+        <w:tc>
+          <w:tcPr>
+            <w:tcW w:type="dxa" w:w="1871"/>
+          </w:tcPr>
+          <w:p>
+            <w:r>
+              <w:rPr>
+                <w:b/>
+              </w:rPr>
+              <w:t>Tham số</w:t>
+            </w:r>
+          </w:p>
+        </w:tc>
+        <w:tc>
+          <w:tcPr>
+            <w:tcW w:type="dxa" w:w="1871"/>
+          </w:tcPr>
+          <w:p>
+            <w:r>
+              <w:rPr>
+                <w:b/>
+              </w:rPr>
+              <w:t>Kiểu trả về</w:t>
+            </w:r>
+          </w:p>
+        </w:tc>
+        <w:tc>
+          <w:tcPr>
+            <w:tcW w:type="dxa" w:w="1871"/>
+          </w:tcPr>
+          <w:p>
+            <w:r>
+              <w:rPr>
+                <w:b/>
+              </w:rPr>
+              <w:t>Mô tả</w:t>
+            </w:r>
+          </w:p>
+        </w:tc>
+      </w:tr>
+      <w:tr>
+        <w:tc>
+          <w:tcPr>
+            <w:tcW w:type="dxa" w:w="1871"/>
+          </w:tcPr>
+          <w:p>
+            <w:r>
+              <w:t>7</w:t>
+            </w:r>
+          </w:p>
+        </w:tc>
+        <w:tc>
+          <w:tcPr>
+            <w:tcW w:type="dxa" w:w="1871"/>
+          </w:tcPr>
+          <w:p>
+            <w:r>
+              <w:t>fn_SoNgayChuanThang</w:t>
+            </w:r>
+          </w:p>
+        </w:tc>
+        <w:tc>
+          <w:tcPr>
+            <w:tcW w:type="dxa" w:w="1871"/>
+          </w:tcPr>
+          <w:p>
+            <w:r>
+              <w:t>p_Thang TINYINT, p_Nam SMALLINT</w:t>
+            </w:r>
+          </w:p>
+        </w:tc>
+        <w:tc>
+          <w:tcPr>
+            <w:tcW w:type="dxa" w:w="1871"/>
+          </w:tcPr>
+          <w:p>
+            <w:r>
+              <w:t>TINYINT</w:t>
+            </w:r>
+          </w:p>
+        </w:tc>
+        <w:tc>
+          <w:tcPr>
+            <w:tcW w:type="dxa" w:w="1871"/>
+          </w:tcPr>
+          <w:p>
+            <w:r>
+              <w:t>Đếm số ngày làm việc chuẩn trong tháng: loại thứ Bảy, Chủ Nhật, ngày lễ cố định dương lịch (1/1, 30/4, 1/5, 2/9) và ngày lễ trong bảng NgayLe. READS SQL DATA.</w:t>
+            </w:r>
+          </w:p>
+        </w:tc>
+      </w:tr>
+      <w:tr>
+        <w:tc>
+          <w:tcPr>
+            <w:tcW w:type="dxa" w:w="1871"/>
+          </w:tcPr>
+          <w:p>
+            <w:r>
+              <w:t>8</w:t>
+            </w:r>
+          </w:p>
+        </w:tc>
+        <w:tc>
+          <w:tcPr>
+            <w:tcW w:type="dxa" w:w="1871"/>
+          </w:tcPr>
+          <w:p>
+            <w:r>
+              <w:t>fn_SoNgayChamCong</w:t>
+            </w:r>
+          </w:p>
+        </w:tc>
+        <w:tc>
+          <w:tcPr>
+            <w:tcW w:type="dxa" w:w="1871"/>
+          </w:tcPr>
+          <w:p>
+            <w:r>
+              <w:t>p_MaNV VARCHAR(10), p_Thang TINYINT, p_Nam SMALLINT</w:t>
+            </w:r>
+          </w:p>
+        </w:tc>
+        <w:tc>
+          <w:tcPr>
+            <w:tcW w:type="dxa" w:w="1871"/>
+          </w:tcPr>
+          <w:p>
+            <w:r>
+              <w:t>DECIMAL(5,1)</w:t>
+            </w:r>
+          </w:p>
+        </w:tc>
+        <w:tc>
+          <w:tcPr>
+            <w:tcW w:type="dxa" w:w="1871"/>
+          </w:tcPr>
+          <w:p>
+            <w:r>
+              <w:t>Đếm số ngày thực tế có mặt của nhân viên từ bảng ChamCong: TrangThai IN ('DL', 'WFH', 'CX').</w:t>
+            </w:r>
+          </w:p>
+        </w:tc>
+      </w:tr>
+      <w:tr>
+        <w:tc>
+          <w:tcPr>
+            <w:tcW w:type="dxa" w:w="1871"/>
+          </w:tcPr>
+          <w:p>
+            <w:r>
+              <w:t>9</w:t>
+            </w:r>
+          </w:p>
+        </w:tc>
+        <w:tc>
+          <w:tcPr>
+            <w:tcW w:type="dxa" w:w="1871"/>
+          </w:tcPr>
+          <w:p>
+            <w:r>
+              <w:t>fn_SoNgayNghiCoLuong</w:t>
+            </w:r>
+          </w:p>
+        </w:tc>
+        <w:tc>
+          <w:tcPr>
+            <w:tcW w:type="dxa" w:w="1871"/>
+          </w:tcPr>
+          <w:p>
+            <w:r>
+              <w:t>p_MaNV VARCHAR(10), p_Thang TINYINT, p_Nam SMALLINT</w:t>
+            </w:r>
+          </w:p>
+        </w:tc>
+        <w:tc>
+          <w:tcPr>
+            <w:tcW w:type="dxa" w:w="1871"/>
+          </w:tcPr>
+          <w:p>
+            <w:r>
+              <w:t>DECIMAL(5,1)</w:t>
+            </w:r>
+          </w:p>
+        </w:tc>
+        <w:tc>
+          <w:tcPr>
+            <w:tcW w:type="dxa" w:w="1871"/>
+          </w:tcPr>
+          <w:p>
+            <w:r>
+              <w:t>Đếm số ngày nghỉ hưởng lương: TrangThai IN ('NP', 'OM'). Những ngày này được tính vào lương pro-rate.</w:t>
+            </w:r>
+          </w:p>
+        </w:tc>
+      </w:tr>
+      <w:tr>
+        <w:tc>
+          <w:tcPr>
+            <w:tcW w:type="dxa" w:w="1871"/>
+          </w:tcPr>
+          <w:p>
+            <w:r>
+              <w:t>10</w:t>
+            </w:r>
+          </w:p>
+        </w:tc>
+        <w:tc>
+          <w:tcPr>
+            <w:tcW w:type="dxa" w:w="1871"/>
+          </w:tcPr>
+          <w:p>
+            <w:r>
+              <w:t>fn_SoNgayNghiKhongLuong</w:t>
+            </w:r>
+          </w:p>
+        </w:tc>
+        <w:tc>
+          <w:tcPr>
+            <w:tcW w:type="dxa" w:w="1871"/>
+          </w:tcPr>
+          <w:p>
+            <w:r>
+              <w:t>p_MaNV VARCHAR(10), p_Thang TINYINT, p_Nam SMALLINT</w:t>
+            </w:r>
+          </w:p>
+        </w:tc>
+        <w:tc>
+          <w:tcPr>
+            <w:tcW w:type="dxa" w:w="1871"/>
+          </w:tcPr>
+          <w:p>
+            <w:r>
+              <w:t>DECIMAL(5,1)</w:t>
+            </w:r>
+          </w:p>
+        </w:tc>
+        <w:tc>
+          <w:tcPr>
+            <w:tcW w:type="dxa" w:w="1871"/>
+          </w:tcPr>
+          <w:p>
+            <w:r>
+              <w:t>Đếm số ngày nghỉ không lương: TrangThai = 'KP'. Sử dụng trong quy tắc 14 ngày miễn đóng bảo hiểm.</w:t>
+            </w:r>
+          </w:p>
+        </w:tc>
+      </w:tr>
+      <w:tr>
+        <w:tc>
+          <w:tcPr>
+            <w:tcW w:type="dxa" w:w="1871"/>
+          </w:tcPr>
+          <w:p>
+            <w:r>
+              <w:t>11</w:t>
+            </w:r>
+          </w:p>
+        </w:tc>
+        <w:tc>
+          <w:tcPr>
+            <w:tcW w:type="dxa" w:w="1871"/>
+          </w:tcPr>
+          <w:p>
+            <w:r>
+              <w:t>fn_HeSoLuongThang</w:t>
+            </w:r>
+          </w:p>
+        </w:tc>
+        <w:tc>
+          <w:tcPr>
+            <w:tcW w:type="dxa" w:w="1871"/>
+          </w:tcPr>
+          <w:p>
+            <w:r>
+              <w:t>p_MaNV VARCHAR(10), p_Thang TINYINT, p_Nam SMALLINT</w:t>
+            </w:r>
+          </w:p>
+        </w:tc>
+        <w:tc>
+          <w:tcPr>
+            <w:tcW w:type="dxa" w:w="1871"/>
+          </w:tcPr>
+          <w:p>
+            <w:r>
+              <w:t>DECIMAL(10,6)</w:t>
+            </w:r>
+          </w:p>
+        </w:tc>
+        <w:tc>
+          <w:tcPr>
+            <w:tcW w:type="dxa" w:w="1871"/>
+          </w:tcPr>
+          <w:p>
+            <w:r>
+              <w:t>Tính hệ số lương = (NgayDiLam + NgayNghiCoLuong) / NgayChuan. Giá trị tối đa là 1.0 (không vượt quá 100%).</w:t>
+            </w:r>
+          </w:p>
+        </w:tc>
+      </w:tr>
+      <w:tr>
+        <w:tc>
+          <w:tcPr>
+            <w:tcW w:type="dxa" w:w="1871"/>
+          </w:tcPr>
+          <w:p>
+            <w:r>
+              <w:t>12</w:t>
+            </w:r>
+          </w:p>
+        </w:tc>
+        <w:tc>
+          <w:tcPr>
+            <w:tcW w:type="dxa" w:w="1871"/>
+          </w:tcPr>
+          <w:p>
+            <w:r>
+              <w:t>fn_TinhLuongLamThem</w:t>
+            </w:r>
+          </w:p>
+        </w:tc>
+        <w:tc>
+          <w:tcPr>
+            <w:tcW w:type="dxa" w:w="1871"/>
+          </w:tcPr>
+          <w:p>
+            <w:r>
+              <w:t>p_MaNV VARCHAR(10), p_Thang TINYINT, p_Nam SMALLINT, p_LuongCoBan DECIMAL(18,2)</w:t>
+            </w:r>
+          </w:p>
+        </w:tc>
+        <w:tc>
+          <w:tcPr>
+            <w:tcW w:type="dxa" w:w="1871"/>
+          </w:tcPr>
+          <w:p>
+            <w:r>
+              <w:t>DECIMAL(18,2)</w:t>
+            </w:r>
+          </w:p>
+        </w:tc>
+        <w:tc>
+          <w:tcPr>
+            <w:tcW w:type="dxa" w:w="1871"/>
+          </w:tcPr>
+          <w:p>
+            <w:r>
+              <w:t>Tính tổng lương tăng ca trong tháng. Công thức: SUM(SoGioTangCa × HeSoTangCa × LuongGioChuan), với LuongGioChuan = LuongCoBan / NgayChuan / 8.</w:t>
+            </w:r>
+          </w:p>
+        </w:tc>
+      </w:tr>
+    </w:tbl>
+    <w:p/>
+    <w:p>
+      <w:pPr>
+        <w:pStyle w:val="Heading2"/>
+      </w:pPr>
+      <w:r>
+        <w:t>5.4. Nhóm Thâm Niên (fn_TinhThamNien.sql)</w:t>
+      </w:r>
+    </w:p>
+    <w:tbl>
+      <w:tblPr>
+        <w:tblW w:type="auto" w:w="0"/>
+        <w:tblLook w:firstColumn="1" w:firstRow="1" w:lastColumn="0" w:lastRow="0" w:noHBand="0" w:noVBand="1" w:val="04A0"/>
+        <w:tblBorders>
+          <w:top w:val="single" w:sz="4" w:space="0" w:color="000000"/>
+          <w:left w:val="single" w:sz="4" w:space="0" w:color="000000"/>
+          <w:bottom w:val="single" w:sz="4" w:space="0" w:color="000000"/>
+          <w:right w:val="single" w:sz="4" w:space="0" w:color="000000"/>
+          <w:insideH w:val="single" w:sz="4" w:space="0" w:color="000000"/>
+          <w:insideV w:val="single" w:sz="4" w:space="0" w:color="000000"/>
+        </w:tblBorders>
+      </w:tblPr>
+      <w:tblGrid>
+        <w:gridCol w:w="1871"/>
+        <w:gridCol w:w="1871"/>
+        <w:gridCol w:w="1871"/>
+        <w:gridCol w:w="1871"/>
+        <w:gridCol w:w="1871"/>
+      </w:tblGrid>
+      <w:tr>
+        <w:tc>
+          <w:tcPr>
+            <w:tcW w:type="dxa" w:w="1871"/>
+          </w:tcPr>
+          <w:p>
+            <w:r>
+              <w:rPr>
+                <w:b/>
+              </w:rPr>
+              <w:t>STT</w:t>
+            </w:r>
+          </w:p>
+        </w:tc>
+        <w:tc>
+          <w:tcPr>
+            <w:tcW w:type="dxa" w:w="1871"/>
+          </w:tcPr>
+          <w:p>
+            <w:r>
+              <w:rPr>
+                <w:b/>
+              </w:rPr>
+              <w:t>Tên Hàm</w:t>
+            </w:r>
+          </w:p>
+        </w:tc>
+        <w:tc>
+          <w:tcPr>
+            <w:tcW w:type="dxa" w:w="1871"/>
+          </w:tcPr>
+          <w:p>
+            <w:r>
+              <w:rPr>
+                <w:b/>
+              </w:rPr>
+              <w:t>Tham số</w:t>
+            </w:r>
+          </w:p>
+        </w:tc>
+        <w:tc>
+          <w:tcPr>
+            <w:tcW w:type="dxa" w:w="1871"/>
+          </w:tcPr>
+          <w:p>
+            <w:r>
+              <w:rPr>
+                <w:b/>
+              </w:rPr>
+              <w:t>Kiểu trả về</w:t>
+            </w:r>
+          </w:p>
+        </w:tc>
+        <w:tc>
+          <w:tcPr>
+            <w:tcW w:type="dxa" w:w="1871"/>
+          </w:tcPr>
+          <w:p>
+            <w:r>
+              <w:rPr>
+                <w:b/>
+              </w:rPr>
+              <w:t>Mô tả</w:t>
+            </w:r>
+          </w:p>
+        </w:tc>
+      </w:tr>
+      <w:tr>
+        <w:tc>
+          <w:tcPr>
+            <w:tcW w:type="dxa" w:w="1871"/>
+          </w:tcPr>
+          <w:p>
+            <w:r>
+              <w:t>13</w:t>
+            </w:r>
+          </w:p>
+        </w:tc>
+        <w:tc>
+          <w:tcPr>
+            <w:tcW w:type="dxa" w:w="1871"/>
+          </w:tcPr>
+          <w:p>
+            <w:r>
+              <w:t>fn_TinhThamNien</w:t>
+            </w:r>
+          </w:p>
+        </w:tc>
+        <w:tc>
+          <w:tcPr>
+            <w:tcW w:type="dxa" w:w="1871"/>
+          </w:tcPr>
+          <w:p>
+            <w:r>
+              <w:t>p_NgayVaoLam DATE, p_NgayKiemTra DATE</w:t>
+            </w:r>
+          </w:p>
+        </w:tc>
+        <w:tc>
+          <w:tcPr>
+            <w:tcW w:type="dxa" w:w="1871"/>
+          </w:tcPr>
+          <w:p>
+            <w:r>
+              <w:t>INT</w:t>
+            </w:r>
+          </w:p>
+        </w:tc>
+        <w:tc>
+          <w:tcPr>
+            <w:tcW w:type="dxa" w:w="1871"/>
+          </w:tcPr>
+          <w:p>
+            <w:r>
+              <w:t>Tính số năm thâm niên công tác của nhân viên. Sử dụng TIMESTAMPDIFF(YEAR) để tính chính xác theo tháng và ngày.</w:t>
+            </w:r>
+          </w:p>
+        </w:tc>
+      </w:tr>
+    </w:tbl>
+    <w:p/>
+    <w:p>
+      <w:r>
+        <w:br w:type="page"/>
+      </w:r>
+    </w:p>
+    <w:p>
+      <w:pPr>
+        <w:pStyle w:val="Heading1"/>
+      </w:pPr>
+      <w:r>
+        <w:t>VI. TRIGGERS</w:t>
+      </w:r>
+    </w:p>
+    <w:p>
+      <w:r>
+        <w:t>Hệ thống bao gồm 21 Triggers phân chia thành 5 nhóm. Triggers thực hiện 3 vai trò chính: (1) Audit Trail tự động ghi lịch sử mọi thay đổi; (2) Business Rule Enforcement kiểm tra và chặn thao tác vi phạm quy tắc nghiệp vụ; (3) Data Integrity Validation đảm bảo tính toàn vẹn dữ liệu ở tầng cơ sở dữ liệu.</w:t>
+      </w:r>
+    </w:p>
+    <w:p>
+      <w:pPr>
+        <w:pStyle w:val="Heading2"/>
+      </w:pPr>
+      <w:r>
+        <w:t>6.1. Nhóm Audit Hợp Đồng (trg_LogHopDong.sql)</w:t>
+      </w:r>
+    </w:p>
+    <w:tbl>
+      <w:tblPr>
+        <w:tblW w:type="auto" w:w="0"/>
+        <w:tblLook w:firstColumn="1" w:firstRow="1" w:lastColumn="0" w:lastRow="0" w:noHBand="0" w:noVBand="1" w:val="04A0"/>
+        <w:tblBorders>
+          <w:top w:val="single" w:sz="4" w:space="0" w:color="000000"/>
+          <w:left w:val="single" w:sz="4" w:space="0" w:color="000000"/>
+          <w:bottom w:val="single" w:sz="4" w:space="0" w:color="000000"/>
+          <w:right w:val="single" w:sz="4" w:space="0" w:color="000000"/>
+          <w:insideH w:val="single" w:sz="4" w:space="0" w:color="000000"/>
+          <w:insideV w:val="single" w:sz="4" w:space="0" w:color="000000"/>
+        </w:tblBorders>
+      </w:tblPr>
+      <w:tblGrid>
+        <w:gridCol w:w="1336"/>
+        <w:gridCol w:w="1336"/>
+        <w:gridCol w:w="1336"/>
+        <w:gridCol w:w="1336"/>
+        <w:gridCol w:w="1336"/>
+        <w:gridCol w:w="1336"/>
+        <w:gridCol w:w="1336"/>
+      </w:tblGrid>
+      <w:tr>
+        <w:tc>
+          <w:tcPr>
+            <w:tcW w:type="dxa" w:w="1336"/>
+          </w:tcPr>
+          <w:p>
+            <w:r>
+              <w:rPr>
+                <w:b/>
+              </w:rPr>
+              <w:t>STT</w:t>
+            </w:r>
+          </w:p>
+        </w:tc>
+        <w:tc>
+          <w:tcPr>
+            <w:tcW w:type="dxa" w:w="1336"/>
+          </w:tcPr>
+          <w:p>
+            <w:r>
+              <w:rPr>
+                <w:b/>
+              </w:rPr>
+              <w:t>Tên Trigger</w:t>
+            </w:r>
+          </w:p>
+        </w:tc>
+        <w:tc>
+          <w:tcPr>
+            <w:tcW w:type="dxa" w:w="1336"/>
+          </w:tcPr>
+          <w:p>
+            <w:r>
+              <w:rPr>
+                <w:b/>
+              </w:rPr>
+              <w:t>Bảng</w:t>
+            </w:r>
+          </w:p>
+        </w:tc>
+        <w:tc>
+          <w:tcPr>
+            <w:tcW w:type="dxa" w:w="1336"/>
+          </w:tcPr>
+          <w:p>
+            <w:r>
+              <w:rPr>
+                <w:b/>
+              </w:rPr>
+              <w:t>Thời điểm</w:t>
+            </w:r>
+          </w:p>
+        </w:tc>
+        <w:tc>
+          <w:tcPr>
+            <w:tcW w:type="dxa" w:w="1336"/>
+          </w:tcPr>
+          <w:p>
+            <w:r>
+              <w:rPr>
+                <w:b/>
+              </w:rPr>
+              <w:t>Sự kiện</w:t>
+            </w:r>
+          </w:p>
+        </w:tc>
+        <w:tc>
+          <w:tcPr>
+            <w:tcW w:type="dxa" w:w="1336"/>
+          </w:tcPr>
+          <w:p>
+            <w:r>
+              <w:rPr>
+                <w:b/>
+              </w:rPr>
+              <w:t>Vai trò</w:t>
+            </w:r>
+          </w:p>
+        </w:tc>
+        <w:tc>
+          <w:tcPr>
+            <w:tcW w:type="dxa" w:w="1336"/>
+          </w:tcPr>
+          <w:p>
+            <w:r>
+              <w:rPr>
+                <w:b/>
+              </w:rPr>
+              <w:t>Mô tả</w:t>
+            </w:r>
+          </w:p>
+        </w:tc>
+      </w:tr>
+      <w:tr>
+        <w:tc>
+          <w:tcPr>
+            <w:tcW w:type="dxa" w:w="1336"/>
+          </w:tcPr>
+          <w:p>
+            <w:r>
+              <w:t>1</w:t>
+            </w:r>
+          </w:p>
+        </w:tc>
+        <w:tc>
+          <w:tcPr>
+            <w:tcW w:type="dxa" w:w="1336"/>
+          </w:tcPr>
+          <w:p>
+            <w:r>
+              <w:t>trg_HopDong_AfterInsert</w:t>
+            </w:r>
+          </w:p>
+        </w:tc>
+        <w:tc>
+          <w:tcPr>
+            <w:tcW w:type="dxa" w:w="1336"/>
+          </w:tcPr>
+          <w:p>
+            <w:r>
+              <w:t>HopDong</w:t>
+            </w:r>
+          </w:p>
+        </w:tc>
+        <w:tc>
+          <w:tcPr>
+            <w:tcW w:type="dxa" w:w="1336"/>
+          </w:tcPr>
+          <w:p>
+            <w:r>
+              <w:t>AFTER</w:t>
+            </w:r>
+          </w:p>
+        </w:tc>
+        <w:tc>
+          <w:tcPr>
+            <w:tcW w:type="dxa" w:w="1336"/>
+          </w:tcPr>
+          <w:p>
+            <w:r>
+              <w:t>INSERT</w:t>
+            </w:r>
+          </w:p>
+        </w:tc>
+        <w:tc>
+          <w:tcPr>
+            <w:tcW w:type="dxa" w:w="1336"/>
+          </w:tcPr>
+          <w:p>
+            <w:r>
+              <w:t>Audit</w:t>
+            </w:r>
+          </w:p>
+        </w:tc>
+        <w:tc>
+          <w:tcPr>
+            <w:tcW w:type="dxa" w:w="1336"/>
+          </w:tcPr>
+          <w:p>
+            <w:r>
+              <w:t>Tự động ghi vào AuditLog_HopDong toàn bộ thông tin hợp đồng mới dưới dạng JSON khi có INSERT.</w:t>
+            </w:r>
+          </w:p>
+        </w:tc>
+      </w:tr>
+      <w:tr>
+        <w:tc>
+          <w:tcPr>
+            <w:tcW w:type="dxa" w:w="1336"/>
+          </w:tcPr>
+          <w:p>
+            <w:r>
+              <w:t>2</w:t>
+            </w:r>
+          </w:p>
+        </w:tc>
+        <w:tc>
+          <w:tcPr>
+            <w:tcW w:type="dxa" w:w="1336"/>
+          </w:tcPr>
+          <w:p>
+            <w:r>
+              <w:t>trg_HopDong_AfterUpdate</w:t>
+            </w:r>
+          </w:p>
+        </w:tc>
+        <w:tc>
+          <w:tcPr>
+            <w:tcW w:type="dxa" w:w="1336"/>
+          </w:tcPr>
+          <w:p>
+            <w:r>
+              <w:t>HopDong</w:t>
+            </w:r>
+          </w:p>
+        </w:tc>
+        <w:tc>
+          <w:tcPr>
+            <w:tcW w:type="dxa" w:w="1336"/>
+          </w:tcPr>
+          <w:p>
+            <w:r>
+              <w:t>AFTER</w:t>
+            </w:r>
+          </w:p>
+        </w:tc>
+        <w:tc>
+          <w:tcPr>
+            <w:tcW w:type="dxa" w:w="1336"/>
+          </w:tcPr>
+          <w:p>
+            <w:r>
+              <w:t>UPDATE</w:t>
+            </w:r>
+          </w:p>
+        </w:tc>
+        <w:tc>
+          <w:tcPr>
+            <w:tcW w:type="dxa" w:w="1336"/>
+          </w:tcPr>
+          <w:p>
+            <w:r>
+              <w:t>Audit</w:t>
+            </w:r>
+          </w:p>
+        </w:tc>
+        <w:tc>
+          <w:tcPr>
+            <w:tcW w:type="dxa" w:w="1336"/>
+          </w:tcPr>
+          <w:p>
+            <w:r>
+              <w:t>Log từng cột bị thay đổi (LuongCoBan, NgayKetThuc, TrangThai, VungLuong) kèm giá trị cũ/mới.</w:t>
+            </w:r>
+          </w:p>
+        </w:tc>
+      </w:tr>
+      <w:tr>
+        <w:tc>
+          <w:tcPr>
+            <w:tcW w:type="dxa" w:w="1336"/>
+          </w:tcPr>
+          <w:p>
+            <w:r>
+              <w:t>3</w:t>
+            </w:r>
+          </w:p>
+        </w:tc>
+        <w:tc>
+          <w:tcPr>
+            <w:tcW w:type="dxa" w:w="1336"/>
+          </w:tcPr>
+          <w:p>
+            <w:r>
+              <w:t>trg_HopDong_AfterDelete</w:t>
+            </w:r>
+          </w:p>
+        </w:tc>
+        <w:tc>
+          <w:tcPr>
+            <w:tcW w:type="dxa" w:w="1336"/>
+          </w:tcPr>
+          <w:p>
+            <w:r>
+              <w:t>HopDong</w:t>
+            </w:r>
+          </w:p>
+        </w:tc>
+        <w:tc>
+          <w:tcPr>
+            <w:tcW w:type="dxa" w:w="1336"/>
+          </w:tcPr>
+          <w:p>
+            <w:r>
+              <w:t>AFTER</w:t>
+            </w:r>
+          </w:p>
+        </w:tc>
+        <w:tc>
+          <w:tcPr>
+            <w:tcW w:type="dxa" w:w="1336"/>
+          </w:tcPr>
+          <w:p>
+            <w:r>
+              <w:t>DELETE</w:t>
+            </w:r>
+          </w:p>
+        </w:tc>
+        <w:tc>
+          <w:tcPr>
+            <w:tcW w:type="dxa" w:w="1336"/>
+          </w:tcPr>
+          <w:p>
+            <w:r>
+              <w:t>Audit</w:t>
+            </w:r>
+          </w:p>
+        </w:tc>
+        <w:tc>
+          <w:tcPr>
+            <w:tcW w:type="dxa" w:w="1336"/>
+          </w:tcPr>
+          <w:p>
+            <w:r>
+              <w:t>Log toàn bộ thông tin hợp đồng bị xóa để phục vụ kiểm toán.</w:t>
+            </w:r>
+          </w:p>
+        </w:tc>
+      </w:tr>
+      <w:tr>
+        <w:tc>
+          <w:tcPr>
+            <w:tcW w:type="dxa" w:w="1336"/>
+          </w:tcPr>
+          <w:p>
+            <w:r>
+              <w:t>4</w:t>
+            </w:r>
+          </w:p>
+        </w:tc>
+        <w:tc>
+          <w:tcPr>
+            <w:tcW w:type="dxa" w:w="1336"/>
+          </w:tcPr>
+          <w:p>
+            <w:r>
+              <w:t>trg_HopDong_BeforeUpdate</w:t>
+            </w:r>
+          </w:p>
+        </w:tc>
+        <w:tc>
+          <w:tcPr>
+            <w:tcW w:type="dxa" w:w="1336"/>
+          </w:tcPr>
+          <w:p>
+            <w:r>
+              <w:t>HopDong</w:t>
+            </w:r>
+          </w:p>
+        </w:tc>
+        <w:tc>
+          <w:tcPr>
+            <w:tcW w:type="dxa" w:w="1336"/>
+          </w:tcPr>
+          <w:p>
+            <w:r>
+              <w:t>BEFORE</w:t>
+            </w:r>
+          </w:p>
+        </w:tc>
+        <w:tc>
+          <w:tcPr>
+            <w:tcW w:type="dxa" w:w="1336"/>
+          </w:tcPr>
+          <w:p>
+            <w:r>
+              <w:t>UPDATE</w:t>
+            </w:r>
+          </w:p>
+        </w:tc>
+        <w:tc>
+          <w:tcPr>
+            <w:tcW w:type="dxa" w:w="1336"/>
+          </w:tcPr>
+          <w:p>
+            <w:r>
+              <w:t>Business Rule</w:t>
+            </w:r>
+          </w:p>
+        </w:tc>
+        <w:tc>
+          <w:tcPr>
+            <w:tcW w:type="dxa" w:w="1336"/>
+          </w:tcPr>
+          <w:p>
+            <w:r>
+              <w:t>Ngăn chặn sửa hợp đồng đang ở trạng thái 'L' (Locked). SIGNAL SQLSTATE '45000' nếu vi phạm.</w:t>
+            </w:r>
+          </w:p>
+        </w:tc>
+      </w:tr>
+      <w:tr>
+        <w:tc>
+          <w:tcPr>
+            <w:tcW w:type="dxa" w:w="1336"/>
+          </w:tcPr>
+          <w:p>
+            <w:r>
+              <w:t>5</w:t>
+            </w:r>
+          </w:p>
+        </w:tc>
+        <w:tc>
+          <w:tcPr>
+            <w:tcW w:type="dxa" w:w="1336"/>
+          </w:tcPr>
+          <w:p>
+            <w:r>
+              <w:t>trg_HopDong_BeforeDelete</w:t>
+            </w:r>
+          </w:p>
+        </w:tc>
+        <w:tc>
+          <w:tcPr>
+            <w:tcW w:type="dxa" w:w="1336"/>
+          </w:tcPr>
+          <w:p>
+            <w:r>
+              <w:t>HopDong</w:t>
+            </w:r>
+          </w:p>
+        </w:tc>
+        <w:tc>
+          <w:tcPr>
+            <w:tcW w:type="dxa" w:w="1336"/>
+          </w:tcPr>
+          <w:p>
+            <w:r>
+              <w:t>BEFORE</w:t>
+            </w:r>
+          </w:p>
+        </w:tc>
+        <w:tc>
+          <w:tcPr>
+            <w:tcW w:type="dxa" w:w="1336"/>
+          </w:tcPr>
+          <w:p>
+            <w:r>
+              <w:t>DELETE</w:t>
+            </w:r>
+          </w:p>
+        </w:tc>
+        <w:tc>
+          <w:tcPr>
+            <w:tcW w:type="dxa" w:w="1336"/>
+          </w:tcPr>
+          <w:p>
+            <w:r>
+              <w:t>Business Rule</w:t>
+            </w:r>
+          </w:p>
+        </w:tc>
+        <w:tc>
+          <w:tcPr>
+            <w:tcW w:type="dxa" w:w="1336"/>
+          </w:tcPr>
+          <w:p>
+            <w:r>
+              <w:t>Ngăn chặn xóa hợp đồng đang hiệu lực (TrangThai='A'). Chỉ cho phép xóa hợp đồng ở trạng thái Draft.</w:t>
+            </w:r>
+          </w:p>
+        </w:tc>
+      </w:tr>
+      <w:tr>
+        <w:tc>
+          <w:tcPr>
+            <w:tcW w:type="dxa" w:w="1336"/>
+          </w:tcPr>
+          <w:p>
+            <w:r>
+              <w:t>6</w:t>
+            </w:r>
+          </w:p>
+        </w:tc>
+        <w:tc>
+          <w:tcPr>
+            <w:tcW w:type="dxa" w:w="1336"/>
+          </w:tcPr>
+          <w:p>
+            <w:r>
+              <w:t>trg_HopDong_CheckOneActive</w:t>
+            </w:r>
+          </w:p>
+        </w:tc>
+        <w:tc>
+          <w:tcPr>
+            <w:tcW w:type="dxa" w:w="1336"/>
+          </w:tcPr>
+          <w:p>
+            <w:r>
+              <w:t>HopDong</w:t>
+            </w:r>
+          </w:p>
+        </w:tc>
+        <w:tc>
+          <w:tcPr>
+            <w:tcW w:type="dxa" w:w="1336"/>
+          </w:tcPr>
+          <w:p>
+            <w:r>
+              <w:t>BEFORE</w:t>
+            </w:r>
+          </w:p>
+        </w:tc>
+        <w:tc>
+          <w:tcPr>
+            <w:tcW w:type="dxa" w:w="1336"/>
+          </w:tcPr>
+          <w:p>
+            <w:r>
+              <w:t>INSERT</w:t>
+            </w:r>
+          </w:p>
+        </w:tc>
+        <w:tc>
+          <w:tcPr>
+            <w:tcW w:type="dxa" w:w="1336"/>
+          </w:tcPr>
+          <w:p>
+            <w:r>
+              <w:t>Business Rule</w:t>
+            </w:r>
+          </w:p>
+        </w:tc>
+        <w:tc>
+          <w:tcPr>
+            <w:tcW w:type="dxa" w:w="1336"/>
+          </w:tcPr>
+          <w:p>
+            <w:r>
+              <w:t>Đảm bảo mỗi nhân viên chỉ có 1 hợp đồng đang hiệu lực tại một thời điểm. SIGNAL lỗi nếu đã tồn tại hợp đồng Active.</w:t>
+            </w:r>
+          </w:p>
+        </w:tc>
+      </w:tr>
+    </w:tbl>
+    <w:p/>
+    <w:p>
+      <w:pPr>
+        <w:pStyle w:val="Heading2"/>
+      </w:pPr>
+      <w:r>
+        <w:t>6.2. Nhóm Audit &amp; Bảo vệ Bảng Lương (trg_LogLuong.sql)</w:t>
+      </w:r>
+    </w:p>
+    <w:tbl>
+      <w:tblPr>
+        <w:tblW w:type="auto" w:w="0"/>
+        <w:tblLook w:firstColumn="1" w:firstRow="1" w:lastColumn="0" w:lastRow="0" w:noHBand="0" w:noVBand="1" w:val="04A0"/>
+        <w:tblBorders>
+          <w:top w:val="single" w:sz="4" w:space="0" w:color="000000"/>
+          <w:left w:val="single" w:sz="4" w:space="0" w:color="000000"/>
+          <w:bottom w:val="single" w:sz="4" w:space="0" w:color="000000"/>
+          <w:right w:val="single" w:sz="4" w:space="0" w:color="000000"/>
+          <w:insideH w:val="single" w:sz="4" w:space="0" w:color="000000"/>
+          <w:insideV w:val="single" w:sz="4" w:space="0" w:color="000000"/>
+        </w:tblBorders>
+      </w:tblPr>
+      <w:tblGrid>
+        <w:gridCol w:w="1336"/>
+        <w:gridCol w:w="1336"/>
+        <w:gridCol w:w="1336"/>
+        <w:gridCol w:w="1336"/>
+        <w:gridCol w:w="1336"/>
+        <w:gridCol w:w="1336"/>
+        <w:gridCol w:w="1336"/>
+      </w:tblGrid>
+      <w:tr>
+        <w:tc>
+          <w:tcPr>
+            <w:tcW w:type="dxa" w:w="1336"/>
+          </w:tcPr>
+          <w:p>
+            <w:r>
+              <w:rPr>
+                <w:b/>
+              </w:rPr>
+              <w:t>STT</w:t>
+            </w:r>
+          </w:p>
+        </w:tc>
+        <w:tc>
+          <w:tcPr>
+            <w:tcW w:type="dxa" w:w="1336"/>
+          </w:tcPr>
+          <w:p>
+            <w:r>
+              <w:rPr>
+                <w:b/>
+              </w:rPr>
+              <w:t>Tên Trigger</w:t>
+            </w:r>
+          </w:p>
+        </w:tc>
+        <w:tc>
+          <w:tcPr>
+            <w:tcW w:type="dxa" w:w="1336"/>
+          </w:tcPr>
+          <w:p>
+            <w:r>
+              <w:rPr>
+                <w:b/>
+              </w:rPr>
+              <w:t>Bảng</w:t>
+            </w:r>
+          </w:p>
+        </w:tc>
+        <w:tc>
+          <w:tcPr>
+            <w:tcW w:type="dxa" w:w="1336"/>
+          </w:tcPr>
+          <w:p>
+            <w:r>
+              <w:rPr>
+                <w:b/>
+              </w:rPr>
+              <w:t>Thời điểm</w:t>
+            </w:r>
+          </w:p>
+        </w:tc>
+        <w:tc>
+          <w:tcPr>
+            <w:tcW w:type="dxa" w:w="1336"/>
+          </w:tcPr>
+          <w:p>
+            <w:r>
+              <w:rPr>
+                <w:b/>
+              </w:rPr>
+              <w:t>Sự kiện</w:t>
+            </w:r>
+          </w:p>
+        </w:tc>
+        <w:tc>
+          <w:tcPr>
+            <w:tcW w:type="dxa" w:w="1336"/>
+          </w:tcPr>
+          <w:p>
+            <w:r>
+              <w:rPr>
+                <w:b/>
+              </w:rPr>
+              <w:t>Vai trò</w:t>
+            </w:r>
+          </w:p>
+        </w:tc>
+        <w:tc>
+          <w:tcPr>
+            <w:tcW w:type="dxa" w:w="1336"/>
+          </w:tcPr>
+          <w:p>
+            <w:r>
+              <w:rPr>
+                <w:b/>
+              </w:rPr>
+              <w:t>Mô tả</w:t>
+            </w:r>
+          </w:p>
+        </w:tc>
+      </w:tr>
+      <w:tr>
+        <w:tc>
+          <w:tcPr>
+            <w:tcW w:type="dxa" w:w="1336"/>
+          </w:tcPr>
+          <w:p>
+            <w:r>
+              <w:t>7</w:t>
+            </w:r>
+          </w:p>
+        </w:tc>
+        <w:tc>
+          <w:tcPr>
+            <w:tcW w:type="dxa" w:w="1336"/>
+          </w:tcPr>
+          <w:p>
+            <w:r>
+              <w:t>trg_LuongCoBan_AfterInsert</w:t>
+            </w:r>
+          </w:p>
+        </w:tc>
+        <w:tc>
+          <w:tcPr>
+            <w:tcW w:type="dxa" w:w="1336"/>
+          </w:tcPr>
+          <w:p>
+            <w:r>
+              <w:t>LuongCoBan</w:t>
+            </w:r>
+          </w:p>
+        </w:tc>
+        <w:tc>
+          <w:tcPr>
+            <w:tcW w:type="dxa" w:w="1336"/>
+          </w:tcPr>
+          <w:p>
+            <w:r>
+              <w:t>AFTER</w:t>
+            </w:r>
+          </w:p>
+        </w:tc>
+        <w:tc>
+          <w:tcPr>
+            <w:tcW w:type="dxa" w:w="1336"/>
+          </w:tcPr>
+          <w:p>
+            <w:r>
+              <w:t>INSERT</w:t>
+            </w:r>
+          </w:p>
+        </w:tc>
+        <w:tc>
+          <w:tcPr>
+            <w:tcW w:type="dxa" w:w="1336"/>
+          </w:tcPr>
+          <w:p>
+            <w:r>
+              <w:t>Audit</w:t>
+            </w:r>
+          </w:p>
+        </w:tc>
+        <w:tc>
+          <w:tcPr>
+            <w:tcW w:type="dxa" w:w="1336"/>
+          </w:tcPr>
+          <w:p>
+            <w:r>
+              <w:t>Ghi log vào AuditLog_Luong khi thêm mức lương mới. So sánh với mức lương trước đó để ghi nhận mức tăng/giảm.</w:t>
+            </w:r>
+          </w:p>
+        </w:tc>
+      </w:tr>
+      <w:tr>
+        <w:tc>
+          <w:tcPr>
+            <w:tcW w:type="dxa" w:w="1336"/>
+          </w:tcPr>
+          <w:p>
+            <w:r>
+              <w:t>8</w:t>
+            </w:r>
+          </w:p>
+        </w:tc>
+        <w:tc>
+          <w:tcPr>
+            <w:tcW w:type="dxa" w:w="1336"/>
+          </w:tcPr>
+          <w:p>
+            <w:r>
+              <w:t>trg_LuongCoBan_AfterUpdate</w:t>
+            </w:r>
+          </w:p>
+        </w:tc>
+        <w:tc>
+          <w:tcPr>
+            <w:tcW w:type="dxa" w:w="1336"/>
+          </w:tcPr>
+          <w:p>
+            <w:r>
+              <w:t>LuongCoBan</w:t>
+            </w:r>
+          </w:p>
+        </w:tc>
+        <w:tc>
+          <w:tcPr>
+            <w:tcW w:type="dxa" w:w="1336"/>
+          </w:tcPr>
+          <w:p>
+            <w:r>
+              <w:t>AFTER</w:t>
+            </w:r>
+          </w:p>
+        </w:tc>
+        <w:tc>
+          <w:tcPr>
+            <w:tcW w:type="dxa" w:w="1336"/>
+          </w:tcPr>
+          <w:p>
+            <w:r>
+              <w:t>UPDATE</w:t>
+            </w:r>
+          </w:p>
+        </w:tc>
+        <w:tc>
+          <w:tcPr>
+            <w:tcW w:type="dxa" w:w="1336"/>
+          </w:tcPr>
+          <w:p>
+            <w:r>
+              <w:t>Audit</w:t>
+            </w:r>
+          </w:p>
+        </w:tc>
+        <w:tc>
+          <w:tcPr>
+            <w:tcW w:type="dxa" w:w="1336"/>
+          </w:tcPr>
+          <w:p>
+            <w:r>
+              <w:t>Log từng cột thay đổi (LuongCB, LuongDongBH, NgayHieuLuc, NgayHetHieuLuc) kèm giá trị cũ/mới.</w:t>
+            </w:r>
+          </w:p>
+        </w:tc>
+      </w:tr>
+      <w:tr>
+        <w:tc>
+          <w:tcPr>
+            <w:tcW w:type="dxa" w:w="1336"/>
+          </w:tcPr>
+          <w:p>
+            <w:r>
+              <w:t>9</w:t>
+            </w:r>
+          </w:p>
+        </w:tc>
+        <w:tc>
+          <w:tcPr>
+            <w:tcW w:type="dxa" w:w="1336"/>
+          </w:tcPr>
+          <w:p>
+            <w:r>
+              <w:t>trg_BangLuong_BeforeUpdate</w:t>
+            </w:r>
+          </w:p>
+        </w:tc>
+        <w:tc>
+          <w:tcPr>
+            <w:tcW w:type="dxa" w:w="1336"/>
+          </w:tcPr>
+          <w:p>
+            <w:r>
+              <w:t>BangLuong</w:t>
+            </w:r>
+          </w:p>
+        </w:tc>
+        <w:tc>
+          <w:tcPr>
+            <w:tcW w:type="dxa" w:w="1336"/>
+          </w:tcPr>
+          <w:p>
+            <w:r>
+              <w:t>BEFORE</w:t>
+            </w:r>
+          </w:p>
+        </w:tc>
+        <w:tc>
+          <w:tcPr>
+            <w:tcW w:type="dxa" w:w="1336"/>
+          </w:tcPr>
+          <w:p>
+            <w:r>
+              <w:t>UPDATE</w:t>
+            </w:r>
+          </w:p>
+        </w:tc>
+        <w:tc>
+          <w:tcPr>
+            <w:tcW w:type="dxa" w:w="1336"/>
+          </w:tcPr>
+          <w:p>
+            <w:r>
+              <w:t>Business Rule</w:t>
+            </w:r>
+          </w:p>
+        </w:tc>
+        <w:tc>
+          <w:tcPr>
+            <w:tcW w:type="dxa" w:w="1336"/>
+          </w:tcPr>
+          <w:p>
+            <w:r>
+              <w:t>Ngăn sửa số liệu bảng lương đã ở trạng thái C/P/L. Chỉ cho phép chuyển trạng thái hợp lệ (C→P hoặc P→L). SIGNAL nếu cố tình sửa LuongCoBan, TongPhuCap, BHXH_NLD, ThueTNCN, TongKhauTru.</w:t>
+            </w:r>
+          </w:p>
+        </w:tc>
+      </w:tr>
+      <w:tr>
+        <w:tc>
+          <w:tcPr>
+            <w:tcW w:type="dxa" w:w="1336"/>
+          </w:tcPr>
+          <w:p>
+            <w:r>
+              <w:t>10</w:t>
+            </w:r>
+          </w:p>
+        </w:tc>
+        <w:tc>
+          <w:tcPr>
+            <w:tcW w:type="dxa" w:w="1336"/>
+          </w:tcPr>
+          <w:p>
+            <w:r>
+              <w:t>trg_BangLuong_BeforeDelete</w:t>
+            </w:r>
+          </w:p>
+        </w:tc>
+        <w:tc>
+          <w:tcPr>
+            <w:tcW w:type="dxa" w:w="1336"/>
+          </w:tcPr>
+          <w:p>
+            <w:r>
+              <w:t>BangLuong</w:t>
+            </w:r>
+          </w:p>
+        </w:tc>
+        <w:tc>
+          <w:tcPr>
+            <w:tcW w:type="dxa" w:w="1336"/>
+          </w:tcPr>
+          <w:p>
+            <w:r>
+              <w:t>BEFORE</w:t>
+            </w:r>
+          </w:p>
+        </w:tc>
+        <w:tc>
+          <w:tcPr>
+            <w:tcW w:type="dxa" w:w="1336"/>
+          </w:tcPr>
+          <w:p>
+            <w:r>
+              <w:t>DELETE</w:t>
+            </w:r>
+          </w:p>
+        </w:tc>
+        <w:tc>
+          <w:tcPr>
+            <w:tcW w:type="dxa" w:w="1336"/>
+          </w:tcPr>
+          <w:p>
+            <w:r>
+              <w:t>Business Rule</w:t>
+            </w:r>
+          </w:p>
+        </w:tc>
+        <w:tc>
+          <w:tcPr>
+            <w:tcW w:type="dxa" w:w="1336"/>
+          </w:tcPr>
+          <w:p>
+            <w:r>
+              <w:t>Ngăn xóa bảng lương đã Xác nhận (C), Thanh toán (P) hoặc Khóa (L). Chỉ cho phép xóa bản Nháp (D).</w:t>
+            </w:r>
+          </w:p>
+        </w:tc>
+      </w:tr>
+      <w:tr>
+        <w:tc>
+          <w:tcPr>
+            <w:tcW w:type="dxa" w:w="1336"/>
+          </w:tcPr>
+          <w:p>
+            <w:r>
+              <w:t>11</w:t>
+            </w:r>
+          </w:p>
+        </w:tc>
+        <w:tc>
+          <w:tcPr>
+            <w:tcW w:type="dxa" w:w="1336"/>
+          </w:tcPr>
+          <w:p>
+            <w:r>
+              <w:t>trg_BangLuong_AfterUpdate</w:t>
+            </w:r>
+          </w:p>
+        </w:tc>
+        <w:tc>
+          <w:tcPr>
+            <w:tcW w:type="dxa" w:w="1336"/>
+          </w:tcPr>
+          <w:p>
+            <w:r>
+              <w:t>BangLuong</w:t>
+            </w:r>
+          </w:p>
+        </w:tc>
+        <w:tc>
+          <w:tcPr>
+            <w:tcW w:type="dxa" w:w="1336"/>
+          </w:tcPr>
+          <w:p>
+            <w:r>
+              <w:t>AFTER</w:t>
+            </w:r>
+          </w:p>
+        </w:tc>
+        <w:tc>
+          <w:tcPr>
+            <w:tcW w:type="dxa" w:w="1336"/>
+          </w:tcPr>
+          <w:p>
+            <w:r>
+              <w:t>UPDATE</w:t>
+            </w:r>
+          </w:p>
+        </w:tc>
+        <w:tc>
+          <w:tcPr>
+            <w:tcW w:type="dxa" w:w="1336"/>
+          </w:tcPr>
+          <w:p>
+            <w:r>
+              <w:t>Audit</w:t>
+            </w:r>
+          </w:p>
+        </w:tc>
+        <w:tc>
+          <w:tcPr>
+            <w:tcW w:type="dxa" w:w="1336"/>
+          </w:tcPr>
+          <w:p>
+            <w:r>
+              <w:t>Log mỗi lần chuyển trạng thái bảng lương kèm ngày thanh toán vào AuditLog_Luong.</w:t>
+            </w:r>
+          </w:p>
+        </w:tc>
+      </w:tr>
+    </w:tbl>
+    <w:p/>
+    <w:p>
+      <w:pPr>
+        <w:pStyle w:val="Heading2"/>
+      </w:pPr>
+      <w:r>
+        <w:t>6.3. Nhóm Kiểm Tra Chấm Công (trg_KiemTraChamCong.sql)</w:t>
+      </w:r>
+    </w:p>
+    <w:tbl>
+      <w:tblPr>
+        <w:tblW w:type="auto" w:w="0"/>
+        <w:tblLook w:firstColumn="1" w:firstRow="1" w:lastColumn="0" w:lastRow="0" w:noHBand="0" w:noVBand="1" w:val="04A0"/>
+        <w:tblBorders>
+          <w:top w:val="single" w:sz="4" w:space="0" w:color="000000"/>
+          <w:left w:val="single" w:sz="4" w:space="0" w:color="000000"/>
+          <w:bottom w:val="single" w:sz="4" w:space="0" w:color="000000"/>
+          <w:right w:val="single" w:sz="4" w:space="0" w:color="000000"/>
+          <w:insideH w:val="single" w:sz="4" w:space="0" w:color="000000"/>
+          <w:insideV w:val="single" w:sz="4" w:space="0" w:color="000000"/>
+        </w:tblBorders>
+      </w:tblPr>
+      <w:tblGrid>
+        <w:gridCol w:w="1336"/>
+        <w:gridCol w:w="1336"/>
+        <w:gridCol w:w="1336"/>
+        <w:gridCol w:w="1336"/>
+        <w:gridCol w:w="1336"/>
+        <w:gridCol w:w="1336"/>
+        <w:gridCol w:w="1336"/>
+      </w:tblGrid>
+      <w:tr>
+        <w:tc>
+          <w:tcPr>
+            <w:tcW w:type="dxa" w:w="1336"/>
+          </w:tcPr>
+          <w:p>
+            <w:r>
+              <w:rPr>
+                <w:b/>
+              </w:rPr>
+              <w:t>STT</w:t>
+            </w:r>
+          </w:p>
+        </w:tc>
+        <w:tc>
+          <w:tcPr>
+            <w:tcW w:type="dxa" w:w="1336"/>
+          </w:tcPr>
+          <w:p>
+            <w:r>
+              <w:rPr>
+                <w:b/>
+              </w:rPr>
+              <w:t>Tên Trigger</w:t>
+            </w:r>
+          </w:p>
+        </w:tc>
+        <w:tc>
+          <w:tcPr>
+            <w:tcW w:type="dxa" w:w="1336"/>
+          </w:tcPr>
+          <w:p>
+            <w:r>
+              <w:rPr>
+                <w:b/>
+              </w:rPr>
+              <w:t>Bảng</w:t>
+            </w:r>
+          </w:p>
+        </w:tc>
+        <w:tc>
+          <w:tcPr>
+            <w:tcW w:type="dxa" w:w="1336"/>
+          </w:tcPr>
+          <w:p>
+            <w:r>
+              <w:rPr>
+                <w:b/>
+              </w:rPr>
+              <w:t>Thời điểm</w:t>
+            </w:r>
+          </w:p>
+        </w:tc>
+        <w:tc>
+          <w:tcPr>
+            <w:tcW w:type="dxa" w:w="1336"/>
+          </w:tcPr>
+          <w:p>
+            <w:r>
+              <w:rPr>
+                <w:b/>
+              </w:rPr>
+              <w:t>Sự kiện</w:t>
+            </w:r>
+          </w:p>
+        </w:tc>
+        <w:tc>
+          <w:tcPr>
+            <w:tcW w:type="dxa" w:w="1336"/>
+          </w:tcPr>
+          <w:p>
+            <w:r>
+              <w:rPr>
+                <w:b/>
+              </w:rPr>
+              <w:t>Vai trò</w:t>
+            </w:r>
+          </w:p>
+        </w:tc>
+        <w:tc>
+          <w:tcPr>
+            <w:tcW w:type="dxa" w:w="1336"/>
+          </w:tcPr>
+          <w:p>
+            <w:r>
+              <w:rPr>
+                <w:b/>
+              </w:rPr>
+              <w:t>Mô tả</w:t>
+            </w:r>
+          </w:p>
+        </w:tc>
+      </w:tr>
+      <w:tr>
+        <w:tc>
+          <w:tcPr>
+            <w:tcW w:type="dxa" w:w="1336"/>
+          </w:tcPr>
+          <w:p>
+            <w:r>
+              <w:t>12</w:t>
+            </w:r>
+          </w:p>
+        </w:tc>
+        <w:tc>
+          <w:tcPr>
+            <w:tcW w:type="dxa" w:w="1336"/>
+          </w:tcPr>
+          <w:p>
+            <w:r>
+              <w:t>trg_ChamCong_BeforeInsert</w:t>
+            </w:r>
+          </w:p>
+        </w:tc>
+        <w:tc>
+          <w:tcPr>
+            <w:tcW w:type="dxa" w:w="1336"/>
+          </w:tcPr>
+          <w:p>
+            <w:r>
+              <w:t>ChamCong</w:t>
+            </w:r>
+          </w:p>
+        </w:tc>
+        <w:tc>
+          <w:tcPr>
+            <w:tcW w:type="dxa" w:w="1336"/>
+          </w:tcPr>
+          <w:p>
+            <w:r>
+              <w:t>BEFORE</w:t>
+            </w:r>
+          </w:p>
+        </w:tc>
+        <w:tc>
+          <w:tcPr>
+            <w:tcW w:type="dxa" w:w="1336"/>
+          </w:tcPr>
+          <w:p>
+            <w:r>
+              <w:t>INSERT</w:t>
+            </w:r>
+          </w:p>
+        </w:tc>
+        <w:tc>
+          <w:tcPr>
+            <w:tcW w:type="dxa" w:w="1336"/>
+          </w:tcPr>
+          <w:p>
+            <w:r>
+              <w:t>Validation</w:t>
+            </w:r>
+          </w:p>
+        </w:tc>
+        <w:tc>
+          <w:tcPr>
+            <w:tcW w:type="dxa" w:w="1336"/>
+          </w:tcPr>
+          <w:p>
+            <w:r>
+              <w:t>Validate khi thêm bản ghi chấm công: (1) Ngày không được ở tương lai, (2) Nhân viên đang làm việc, (3) Trạng thái hợp lệ (DL/WFH/CX/NP/OM/KP/NG), (4) GioRa &gt; GioVao.</w:t>
+            </w:r>
+          </w:p>
+        </w:tc>
+      </w:tr>
+      <w:tr>
+        <w:tc>
+          <w:tcPr>
+            <w:tcW w:type="dxa" w:w="1336"/>
+          </w:tcPr>
+          <w:p>
+            <w:r>
+              <w:t>13</w:t>
+            </w:r>
+          </w:p>
+        </w:tc>
+        <w:tc>
+          <w:tcPr>
+            <w:tcW w:type="dxa" w:w="1336"/>
+          </w:tcPr>
+          <w:p>
+            <w:r>
+              <w:t>trg_ChamCong_BeforeUpdate</w:t>
+            </w:r>
+          </w:p>
+        </w:tc>
+        <w:tc>
+          <w:tcPr>
+            <w:tcW w:type="dxa" w:w="1336"/>
+          </w:tcPr>
+          <w:p>
+            <w:r>
+              <w:t>ChamCong</w:t>
+            </w:r>
+          </w:p>
+        </w:tc>
+        <w:tc>
+          <w:tcPr>
+            <w:tcW w:type="dxa" w:w="1336"/>
+          </w:tcPr>
+          <w:p>
+            <w:r>
+              <w:t>BEFORE</w:t>
+            </w:r>
+          </w:p>
+        </w:tc>
+        <w:tc>
+          <w:tcPr>
+            <w:tcW w:type="dxa" w:w="1336"/>
+          </w:tcPr>
+          <w:p>
+            <w:r>
+              <w:t>UPDATE</w:t>
+            </w:r>
+          </w:p>
+        </w:tc>
+        <w:tc>
+          <w:tcPr>
+            <w:tcW w:type="dxa" w:w="1336"/>
+          </w:tcPr>
+          <w:p>
+            <w:r>
+              <w:t>Validation</w:t>
+            </w:r>
+          </w:p>
+        </w:tc>
+        <w:tc>
+          <w:tcPr>
+            <w:tcW w:type="dxa" w:w="1336"/>
+          </w:tcPr>
+          <w:p>
+            <w:r>
+              <w:t>Validate tương tự khi cập nhật bản ghi chấm công. Không cho phép sửa bản ghi thuộc kỳ lương đã CHỐT.</w:t>
+            </w:r>
+          </w:p>
+        </w:tc>
+      </w:tr>
+    </w:tbl>
+    <w:p/>
+    <w:p>
+      <w:pPr>
+        <w:pStyle w:val="Heading2"/>
+      </w:pPr>
+      <w:r>
+        <w:t>6.4. Nhóm Lương Cơ Bản (trg_LuongCoBan_CheckOneCurrent.sql)</w:t>
+      </w:r>
+    </w:p>
+    <w:tbl>
+      <w:tblPr>
+        <w:tblW w:type="auto" w:w="0"/>
+        <w:tblLook w:firstColumn="1" w:firstRow="1" w:lastColumn="0" w:lastRow="0" w:noHBand="0" w:noVBand="1" w:val="04A0"/>
+        <w:tblBorders>
+          <w:top w:val="single" w:sz="4" w:space="0" w:color="000000"/>
+          <w:left w:val="single" w:sz="4" w:space="0" w:color="000000"/>
+          <w:bottom w:val="single" w:sz="4" w:space="0" w:color="000000"/>
+          <w:right w:val="single" w:sz="4" w:space="0" w:color="000000"/>
+          <w:insideH w:val="single" w:sz="4" w:space="0" w:color="000000"/>
+          <w:insideV w:val="single" w:sz="4" w:space="0" w:color="000000"/>
+        </w:tblBorders>
+      </w:tblPr>
+      <w:tblGrid>
+        <w:gridCol w:w="1336"/>
+        <w:gridCol w:w="1336"/>
+        <w:gridCol w:w="1336"/>
+        <w:gridCol w:w="1336"/>
+        <w:gridCol w:w="1336"/>
+        <w:gridCol w:w="1336"/>
+        <w:gridCol w:w="1336"/>
+      </w:tblGrid>
+      <w:tr>
+        <w:tc>
+          <w:tcPr>
+            <w:tcW w:type="dxa" w:w="1336"/>
+          </w:tcPr>
+          <w:p>
+            <w:r>
+              <w:rPr>
+                <w:b/>
+              </w:rPr>
+              <w:t>STT</w:t>
+            </w:r>
+          </w:p>
+        </w:tc>
+        <w:tc>
+          <w:tcPr>
+            <w:tcW w:type="dxa" w:w="1336"/>
+          </w:tcPr>
+          <w:p>
+            <w:r>
+              <w:rPr>
+                <w:b/>
+              </w:rPr>
+              <w:t>Tên Trigger</w:t>
+            </w:r>
+          </w:p>
+        </w:tc>
+        <w:tc>
+          <w:tcPr>
+            <w:tcW w:type="dxa" w:w="1336"/>
+          </w:tcPr>
+          <w:p>
+            <w:r>
+              <w:rPr>
+                <w:b/>
+              </w:rPr>
+              <w:t>Bảng</w:t>
+            </w:r>
+          </w:p>
+        </w:tc>
+        <w:tc>
+          <w:tcPr>
+            <w:tcW w:type="dxa" w:w="1336"/>
+          </w:tcPr>
+          <w:p>
+            <w:r>
+              <w:rPr>
+                <w:b/>
+              </w:rPr>
+              <w:t>Thời điểm</w:t>
+            </w:r>
+          </w:p>
+        </w:tc>
+        <w:tc>
+          <w:tcPr>
+            <w:tcW w:type="dxa" w:w="1336"/>
+          </w:tcPr>
+          <w:p>
+            <w:r>
+              <w:rPr>
+                <w:b/>
+              </w:rPr>
+              <w:t>Sự kiện</w:t>
+            </w:r>
+          </w:p>
+        </w:tc>
+        <w:tc>
+          <w:tcPr>
+            <w:tcW w:type="dxa" w:w="1336"/>
+          </w:tcPr>
+          <w:p>
+            <w:r>
+              <w:rPr>
+                <w:b/>
+              </w:rPr>
+              <w:t>Vai trò</w:t>
+            </w:r>
+          </w:p>
+        </w:tc>
+        <w:tc>
+          <w:tcPr>
+            <w:tcW w:type="dxa" w:w="1336"/>
+          </w:tcPr>
+          <w:p>
+            <w:r>
+              <w:rPr>
+                <w:b/>
+              </w:rPr>
+              <w:t>Mô tả</w:t>
+            </w:r>
+          </w:p>
+        </w:tc>
+      </w:tr>
+      <w:tr>
+        <w:tc>
+          <w:tcPr>
+            <w:tcW w:type="dxa" w:w="1336"/>
+          </w:tcPr>
+          <w:p>
+            <w:r>
+              <w:t>14</w:t>
+            </w:r>
+          </w:p>
+        </w:tc>
+        <w:tc>
+          <w:tcPr>
+            <w:tcW w:type="dxa" w:w="1336"/>
+          </w:tcPr>
+          <w:p>
+            <w:r>
+              <w:t>trg_LuongCoBan_CheckOneCurrent</w:t>
+            </w:r>
+          </w:p>
+        </w:tc>
+        <w:tc>
+          <w:tcPr>
+            <w:tcW w:type="dxa" w:w="1336"/>
+          </w:tcPr>
+          <w:p>
+            <w:r>
+              <w:t>LuongCoBan</w:t>
+            </w:r>
+          </w:p>
+        </w:tc>
+        <w:tc>
+          <w:tcPr>
+            <w:tcW w:type="dxa" w:w="1336"/>
+          </w:tcPr>
+          <w:p>
+            <w:r>
+              <w:t>BEFORE</w:t>
+            </w:r>
+          </w:p>
+        </w:tc>
+        <w:tc>
+          <w:tcPr>
+            <w:tcW w:type="dxa" w:w="1336"/>
+          </w:tcPr>
+          <w:p>
+            <w:r>
+              <w:t>INSERT</w:t>
+            </w:r>
+          </w:p>
+        </w:tc>
+        <w:tc>
+          <w:tcPr>
+            <w:tcW w:type="dxa" w:w="1336"/>
+          </w:tcPr>
+          <w:p>
+            <w:r>
+              <w:t>Business Rule</w:t>
+            </w:r>
+          </w:p>
+        </w:tc>
+        <w:tc>
+          <w:tcPr>
+            <w:tcW w:type="dxa" w:w="1336"/>
+          </w:tcPr>
+          <w:p>
+            <w:r>
+              <w:t>Đảm bảo tại mỗi thời điểm, mỗi nhân viên chỉ có 1 mức lương đang áp dụng (NgayHetHieuLuc IS NULL). SIGNAL lỗi nếu vi phạm.</w:t>
+            </w:r>
+          </w:p>
+        </w:tc>
+      </w:tr>
+      <w:tr>
+        <w:tc>
+          <w:tcPr>
+            <w:tcW w:type="dxa" w:w="1336"/>
+          </w:tcPr>
+          <w:p>
+            <w:r>
+              <w:t>15</w:t>
+            </w:r>
+          </w:p>
+        </w:tc>
+        <w:tc>
+          <w:tcPr>
+            <w:tcW w:type="dxa" w:w="1336"/>
+          </w:tcPr>
+          <w:p>
+            <w:r>
+              <w:t>trg_LuongCoBan_CheckOneCurrent_Update</w:t>
+            </w:r>
+          </w:p>
+        </w:tc>
+        <w:tc>
+          <w:tcPr>
+            <w:tcW w:type="dxa" w:w="1336"/>
+          </w:tcPr>
+          <w:p>
+            <w:r>
+              <w:t>LuongCoBan</w:t>
+            </w:r>
+          </w:p>
+        </w:tc>
+        <w:tc>
+          <w:tcPr>
+            <w:tcW w:type="dxa" w:w="1336"/>
+          </w:tcPr>
+          <w:p>
+            <w:r>
+              <w:t>BEFORE</w:t>
+            </w:r>
+          </w:p>
+        </w:tc>
+        <w:tc>
+          <w:tcPr>
+            <w:tcW w:type="dxa" w:w="1336"/>
+          </w:tcPr>
+          <w:p>
+            <w:r>
+              <w:t>UPDATE</w:t>
+            </w:r>
+          </w:p>
+        </w:tc>
+        <w:tc>
+          <w:tcPr>
+            <w:tcW w:type="dxa" w:w="1336"/>
+          </w:tcPr>
+          <w:p>
+            <w:r>
+              <w:t>Business Rule</w:t>
+            </w:r>
+          </w:p>
+        </w:tc>
+        <w:tc>
+          <w:tcPr>
+            <w:tcW w:type="dxa" w:w="1336"/>
+          </w:tcPr>
+          <w:p>
+            <w:r>
+              <w:t>Ngăn chặn cập nhật dẫn đến 2 mức lương cùng có NgayHetHieuLuc IS NULL cho cùng nhân viên.</w:t>
+            </w:r>
+          </w:p>
+        </w:tc>
+      </w:tr>
+    </w:tbl>
+    <w:p/>
+    <w:p>
+      <w:pPr>
+        <w:pStyle w:val="Heading2"/>
+      </w:pPr>
+      <w:r>
+        <w:t>6.5. Nhóm Nghỉ Phép (trg_NghiPhep_CheckOverlap.sql)</w:t>
+      </w:r>
+    </w:p>
+    <w:tbl>
+      <w:tblPr>
+        <w:tblW w:type="auto" w:w="0"/>
+        <w:tblLook w:firstColumn="1" w:firstRow="1" w:lastColumn="0" w:lastRow="0" w:noHBand="0" w:noVBand="1" w:val="04A0"/>
+        <w:tblBorders>
+          <w:top w:val="single" w:sz="4" w:space="0" w:color="000000"/>
+          <w:left w:val="single" w:sz="4" w:space="0" w:color="000000"/>
+          <w:bottom w:val="single" w:sz="4" w:space="0" w:color="000000"/>
+          <w:right w:val="single" w:sz="4" w:space="0" w:color="000000"/>
+          <w:insideH w:val="single" w:sz="4" w:space="0" w:color="000000"/>
+          <w:insideV w:val="single" w:sz="4" w:space="0" w:color="000000"/>
+        </w:tblBorders>
+      </w:tblPr>
+      <w:tblGrid>
+        <w:gridCol w:w="1336"/>
+        <w:gridCol w:w="1336"/>
+        <w:gridCol w:w="1336"/>
+        <w:gridCol w:w="1336"/>
+        <w:gridCol w:w="1336"/>
+        <w:gridCol w:w="1336"/>
+        <w:gridCol w:w="1336"/>
+      </w:tblGrid>
+      <w:tr>
+        <w:tc>
+          <w:tcPr>
+            <w:tcW w:type="dxa" w:w="1336"/>
+          </w:tcPr>
+          <w:p>
+            <w:r>
+              <w:rPr>
+                <w:b/>
+              </w:rPr>
+              <w:t>STT</w:t>
+            </w:r>
+          </w:p>
+        </w:tc>
+        <w:tc>
+          <w:tcPr>
+            <w:tcW w:type="dxa" w:w="1336"/>
+          </w:tcPr>
+          <w:p>
+            <w:r>
+              <w:rPr>
+                <w:b/>
+              </w:rPr>
+              <w:t>Tên Trigger</w:t>
+            </w:r>
+          </w:p>
+        </w:tc>
+        <w:tc>
+          <w:tcPr>
+            <w:tcW w:type="dxa" w:w="1336"/>
+          </w:tcPr>
+          <w:p>
+            <w:r>
+              <w:rPr>
+                <w:b/>
+              </w:rPr>
+              <w:t>Bảng</w:t>
+            </w:r>
+          </w:p>
+        </w:tc>
+        <w:tc>
+          <w:tcPr>
+            <w:tcW w:type="dxa" w:w="1336"/>
+          </w:tcPr>
+          <w:p>
+            <w:r>
+              <w:rPr>
+                <w:b/>
+              </w:rPr>
+              <w:t>Thời điểm</w:t>
+            </w:r>
+          </w:p>
+        </w:tc>
+        <w:tc>
+          <w:tcPr>
+            <w:tcW w:type="dxa" w:w="1336"/>
+          </w:tcPr>
+          <w:p>
+            <w:r>
+              <w:rPr>
+                <w:b/>
+              </w:rPr>
+              <w:t>Sự kiện</w:t>
+            </w:r>
+          </w:p>
+        </w:tc>
+        <w:tc>
+          <w:tcPr>
+            <w:tcW w:type="dxa" w:w="1336"/>
+          </w:tcPr>
+          <w:p>
+            <w:r>
+              <w:rPr>
+                <w:b/>
+              </w:rPr>
+              <w:t>Vai trò</w:t>
+            </w:r>
+          </w:p>
+        </w:tc>
+        <w:tc>
+          <w:tcPr>
+            <w:tcW w:type="dxa" w:w="1336"/>
+          </w:tcPr>
+          <w:p>
+            <w:r>
+              <w:rPr>
+                <w:b/>
+              </w:rPr>
+              <w:t>Mô tả</w:t>
+            </w:r>
+          </w:p>
+        </w:tc>
+      </w:tr>
+      <w:tr>
+        <w:tc>
+          <w:tcPr>
+            <w:tcW w:type="dxa" w:w="1336"/>
+          </w:tcPr>
+          <w:p>
+            <w:r>
+              <w:t>16</w:t>
+            </w:r>
+          </w:p>
+        </w:tc>
+        <w:tc>
+          <w:tcPr>
+            <w:tcW w:type="dxa" w:w="1336"/>
+          </w:tcPr>
+          <w:p>
+            <w:r>
+              <w:t>trg_NghiPhep_CheckOverlap_Insert</w:t>
+            </w:r>
+          </w:p>
+        </w:tc>
+        <w:tc>
+          <w:tcPr>
+            <w:tcW w:type="dxa" w:w="1336"/>
+          </w:tcPr>
+          <w:p>
+            <w:r>
+              <w:t>NghiPhep</w:t>
+            </w:r>
+          </w:p>
+        </w:tc>
+        <w:tc>
+          <w:tcPr>
+            <w:tcW w:type="dxa" w:w="1336"/>
+          </w:tcPr>
+          <w:p>
+            <w:r>
+              <w:t>BEFORE</w:t>
+            </w:r>
+          </w:p>
+        </w:tc>
+        <w:tc>
+          <w:tcPr>
+            <w:tcW w:type="dxa" w:w="1336"/>
+          </w:tcPr>
+          <w:p>
+            <w:r>
+              <w:t>INSERT</w:t>
+            </w:r>
+          </w:p>
+        </w:tc>
+        <w:tc>
+          <w:tcPr>
+            <w:tcW w:type="dxa" w:w="1336"/>
+          </w:tcPr>
+          <w:p>
+            <w:r>
+              <w:t>Business Rule</w:t>
+            </w:r>
+          </w:p>
+        </w:tc>
+        <w:tc>
+          <w:tcPr>
+            <w:tcW w:type="dxa" w:w="1336"/>
+          </w:tcPr>
+          <w:p>
+            <w:r>
+              <w:t>Chặn trùng lịch nghỉ đã được duyệt. Kiểm tra xem khoảng ngày mới có chồng chéo với đơn nghỉ đã duyệt nào không.</w:t>
+            </w:r>
+          </w:p>
+        </w:tc>
+      </w:tr>
+      <w:tr>
+        <w:tc>
+          <w:tcPr>
+            <w:tcW w:type="dxa" w:w="1336"/>
+          </w:tcPr>
+          <w:p>
+            <w:r>
+              <w:t>17</w:t>
+            </w:r>
+          </w:p>
+        </w:tc>
+        <w:tc>
+          <w:tcPr>
+            <w:tcW w:type="dxa" w:w="1336"/>
+          </w:tcPr>
+          <w:p>
+            <w:r>
+              <w:t>trg_NghiPhep_CheckOverlap_Update</w:t>
+            </w:r>
+          </w:p>
+        </w:tc>
+        <w:tc>
+          <w:tcPr>
+            <w:tcW w:type="dxa" w:w="1336"/>
+          </w:tcPr>
+          <w:p>
+            <w:r>
+              <w:t>NghiPhep</w:t>
+            </w:r>
+          </w:p>
+        </w:tc>
+        <w:tc>
+          <w:tcPr>
+            <w:tcW w:type="dxa" w:w="1336"/>
+          </w:tcPr>
+          <w:p>
+            <w:r>
+              <w:t>BEFORE</w:t>
+            </w:r>
+          </w:p>
+        </w:tc>
+        <w:tc>
+          <w:tcPr>
+            <w:tcW w:type="dxa" w:w="1336"/>
+          </w:tcPr>
+          <w:p>
+            <w:r>
+              <w:t>UPDATE</w:t>
+            </w:r>
+          </w:p>
+        </w:tc>
+        <w:tc>
+          <w:tcPr>
+            <w:tcW w:type="dxa" w:w="1336"/>
+          </w:tcPr>
+          <w:p>
+            <w:r>
+              <w:t>Business Rule</w:t>
+            </w:r>
+          </w:p>
+        </w:tc>
+        <w:tc>
+          <w:tcPr>
+            <w:tcW w:type="dxa" w:w="1336"/>
+          </w:tcPr>
+          <w:p>
+            <w:r>
+              <w:t>Chặn trùng lịch nghỉ khi sửa ngày đơn. Áp dụng cùng logic với INSERT nhưng loại trừ bản ghi đang sửa.</w:t>
+            </w:r>
+          </w:p>
+        </w:tc>
+      </w:tr>
+    </w:tbl>
+    <w:p/>
+    <w:p>
+      <w:pPr>
+        <w:pStyle w:val="Heading2"/>
+      </w:pPr>
+      <w:r>
+        <w:t>6.6. Nhóm Khấu Trừ (trg_KhauTru_Validate.sql)</w:t>
+      </w:r>
+    </w:p>
+    <w:tbl>
+      <w:tblPr>
+        <w:tblW w:type="auto" w:w="0"/>
+        <w:tblLook w:firstColumn="1" w:firstRow="1" w:lastColumn="0" w:lastRow="0" w:noHBand="0" w:noVBand="1" w:val="04A0"/>
+        <w:tblBorders>
+          <w:top w:val="single" w:sz="4" w:space="0" w:color="000000"/>
+          <w:left w:val="single" w:sz="4" w:space="0" w:color="000000"/>
+          <w:bottom w:val="single" w:sz="4" w:space="0" w:color="000000"/>
+          <w:right w:val="single" w:sz="4" w:space="0" w:color="000000"/>
+          <w:insideH w:val="single" w:sz="4" w:space="0" w:color="000000"/>
+          <w:insideV w:val="single" w:sz="4" w:space="0" w:color="000000"/>
+        </w:tblBorders>
+      </w:tblPr>
+      <w:tblGrid>
+        <w:gridCol w:w="1336"/>
+        <w:gridCol w:w="1336"/>
+        <w:gridCol w:w="1336"/>
+        <w:gridCol w:w="1336"/>
+        <w:gridCol w:w="1336"/>
+        <w:gridCol w:w="1336"/>
+        <w:gridCol w:w="1336"/>
+      </w:tblGrid>
+      <w:tr>
+        <w:tc>
+          <w:tcPr>
+            <w:tcW w:type="dxa" w:w="1336"/>
+          </w:tcPr>
+          <w:p>
+            <w:r>
+              <w:rPr>
+                <w:b/>
+              </w:rPr>
+              <w:t>STT</w:t>
+            </w:r>
+          </w:p>
+        </w:tc>
+        <w:tc>
+          <w:tcPr>
+            <w:tcW w:type="dxa" w:w="1336"/>
+          </w:tcPr>
+          <w:p>
+            <w:r>
+              <w:rPr>
+                <w:b/>
+              </w:rPr>
+              <w:t>Tên Trigger</w:t>
+            </w:r>
+          </w:p>
+        </w:tc>
+        <w:tc>
+          <w:tcPr>
+            <w:tcW w:type="dxa" w:w="1336"/>
+          </w:tcPr>
+          <w:p>
+            <w:r>
+              <w:rPr>
+                <w:b/>
+              </w:rPr>
+              <w:t>Bảng</w:t>
+            </w:r>
+          </w:p>
+        </w:tc>
+        <w:tc>
+          <w:tcPr>
+            <w:tcW w:type="dxa" w:w="1336"/>
+          </w:tcPr>
+          <w:p>
+            <w:r>
+              <w:rPr>
+                <w:b/>
+              </w:rPr>
+              <w:t>Thời điểm</w:t>
+            </w:r>
+          </w:p>
+        </w:tc>
+        <w:tc>
+          <w:tcPr>
+            <w:tcW w:type="dxa" w:w="1336"/>
+          </w:tcPr>
+          <w:p>
+            <w:r>
+              <w:rPr>
+                <w:b/>
+              </w:rPr>
+              <w:t>Sự kiện</w:t>
+            </w:r>
+          </w:p>
+        </w:tc>
+        <w:tc>
+          <w:tcPr>
+            <w:tcW w:type="dxa" w:w="1336"/>
+          </w:tcPr>
+          <w:p>
+            <w:r>
+              <w:rPr>
+                <w:b/>
+              </w:rPr>
+              <w:t>Vai trò</w:t>
+            </w:r>
+          </w:p>
+        </w:tc>
+        <w:tc>
+          <w:tcPr>
+            <w:tcW w:type="dxa" w:w="1336"/>
+          </w:tcPr>
+          <w:p>
+            <w:r>
+              <w:rPr>
+                <w:b/>
+              </w:rPr>
+              <w:t>Mô tả</w:t>
+            </w:r>
+          </w:p>
+        </w:tc>
+      </w:tr>
+      <w:tr>
+        <w:tc>
+          <w:tcPr>
+            <w:tcW w:type="dxa" w:w="1336"/>
+          </w:tcPr>
+          <w:p>
+            <w:r>
+              <w:t>18</w:t>
+            </w:r>
+          </w:p>
+        </w:tc>
+        <w:tc>
+          <w:tcPr>
+            <w:tcW w:type="dxa" w:w="1336"/>
+          </w:tcPr>
+          <w:p>
+            <w:r>
+              <w:t>trg_KhauTru_BeforeInsert_NgayHopLe</w:t>
+            </w:r>
+          </w:p>
+        </w:tc>
+        <w:tc>
+          <w:tcPr>
+            <w:tcW w:type="dxa" w:w="1336"/>
+          </w:tcPr>
+          <w:p>
+            <w:r>
+              <w:t>KhauTru</w:t>
+            </w:r>
+          </w:p>
+        </w:tc>
+        <w:tc>
+          <w:tcPr>
+            <w:tcW w:type="dxa" w:w="1336"/>
+          </w:tcPr>
+          <w:p>
+            <w:r>
+              <w:t>BEFORE</w:t>
+            </w:r>
+          </w:p>
+        </w:tc>
+        <w:tc>
+          <w:tcPr>
+            <w:tcW w:type="dxa" w:w="1336"/>
+          </w:tcPr>
+          <w:p>
+            <w:r>
+              <w:t>INSERT</w:t>
+            </w:r>
+          </w:p>
+        </w:tc>
+        <w:tc>
+          <w:tcPr>
+            <w:tcW w:type="dxa" w:w="1336"/>
+          </w:tcPr>
+          <w:p>
+            <w:r>
+              <w:t>Validation</w:t>
+            </w:r>
+          </w:p>
+        </w:tc>
+        <w:tc>
+          <w:tcPr>
+            <w:tcW w:type="dxa" w:w="1336"/>
+          </w:tcPr>
+          <w:p>
+            <w:r>
+              <w:t>Ngăn chặn tạo khoản khấu trừ với ngày phát sinh ở tương lai. Đảm bảo tính hợp lệ của dữ liệu khấu trừ.</w:t>
+            </w:r>
+          </w:p>
+        </w:tc>
+      </w:tr>
+      <w:tr>
+        <w:tc>
+          <w:tcPr>
+            <w:tcW w:type="dxa" w:w="1336"/>
+          </w:tcPr>
+          <w:p>
+            <w:r>
+              <w:t>19</w:t>
+            </w:r>
+          </w:p>
+        </w:tc>
+        <w:tc>
+          <w:tcPr>
+            <w:tcW w:type="dxa" w:w="1336"/>
+          </w:tcPr>
+          <w:p>
+            <w:r>
+              <w:t>trg_KhauTru_BeforeUpdate_NgayHopLe</w:t>
+            </w:r>
+          </w:p>
+        </w:tc>
+        <w:tc>
+          <w:tcPr>
+            <w:tcW w:type="dxa" w:w="1336"/>
+          </w:tcPr>
+          <w:p>
+            <w:r>
+              <w:t>KhauTru</w:t>
+            </w:r>
+          </w:p>
+        </w:tc>
+        <w:tc>
+          <w:tcPr>
+            <w:tcW w:type="dxa" w:w="1336"/>
+          </w:tcPr>
+          <w:p>
+            <w:r>
+              <w:t>BEFORE</w:t>
+            </w:r>
+          </w:p>
+        </w:tc>
+        <w:tc>
+          <w:tcPr>
+            <w:tcW w:type="dxa" w:w="1336"/>
+          </w:tcPr>
+          <w:p>
+            <w:r>
+              <w:t>UPDATE</w:t>
+            </w:r>
+          </w:p>
+        </w:tc>
+        <w:tc>
+          <w:tcPr>
+            <w:tcW w:type="dxa" w:w="1336"/>
+          </w:tcPr>
+          <w:p>
+            <w:r>
+              <w:t>Validation</w:t>
+            </w:r>
+          </w:p>
+        </w:tc>
+        <w:tc>
+          <w:tcPr>
+            <w:tcW w:type="dxa" w:w="1336"/>
+          </w:tcPr>
+          <w:p>
+            <w:r>
+              <w:t>Ngăn chặn cập nhật ngày phát sinh khấu trừ sang ngày tương lai.</w:t>
+            </w:r>
+          </w:p>
+        </w:tc>
+      </w:tr>
+    </w:tbl>
+    <w:p/>
+    <w:p>
+      <w:pPr>
+        <w:pStyle w:val="Heading2"/>
+      </w:pPr>
+      <w:r>
+        <w:t>6.7. Nhóm Kiểm Tra Tuổi Nhân Viên (trg_NhanVien_CheckTuoi.sql)</w:t>
+      </w:r>
+    </w:p>
+    <w:tbl>
+      <w:tblPr>
+        <w:tblW w:type="auto" w:w="0"/>
+        <w:tblLook w:firstColumn="1" w:firstRow="1" w:lastColumn="0" w:lastRow="0" w:noHBand="0" w:noVBand="1" w:val="04A0"/>
+        <w:tblBorders>
+          <w:top w:val="single" w:sz="4" w:space="0" w:color="000000"/>
+          <w:left w:val="single" w:sz="4" w:space="0" w:color="000000"/>
+          <w:bottom w:val="single" w:sz="4" w:space="0" w:color="000000"/>
+          <w:right w:val="single" w:sz="4" w:space="0" w:color="000000"/>
+          <w:insideH w:val="single" w:sz="4" w:space="0" w:color="000000"/>
+          <w:insideV w:val="single" w:sz="4" w:space="0" w:color="000000"/>
+        </w:tblBorders>
+      </w:tblPr>
+      <w:tblGrid>
+        <w:gridCol w:w="1336"/>
+        <w:gridCol w:w="1336"/>
+        <w:gridCol w:w="1336"/>
+        <w:gridCol w:w="1336"/>
+        <w:gridCol w:w="1336"/>
+        <w:gridCol w:w="1336"/>
+        <w:gridCol w:w="1336"/>
+      </w:tblGrid>
+      <w:tr>
+        <w:tc>
+          <w:tcPr>
+            <w:tcW w:type="dxa" w:w="1336"/>
+          </w:tcPr>
+          <w:p>
+            <w:r>
+              <w:rPr>
+                <w:b/>
+              </w:rPr>
+              <w:t>STT</w:t>
+            </w:r>
+          </w:p>
+        </w:tc>
+        <w:tc>
+          <w:tcPr>
+            <w:tcW w:type="dxa" w:w="1336"/>
+          </w:tcPr>
+          <w:p>
+            <w:r>
+              <w:rPr>
+                <w:b/>
+              </w:rPr>
+              <w:t>Tên Trigger</w:t>
+            </w:r>
+          </w:p>
+        </w:tc>
+        <w:tc>
+          <w:tcPr>
+            <w:tcW w:type="dxa" w:w="1336"/>
+          </w:tcPr>
+          <w:p>
+            <w:r>
+              <w:rPr>
+                <w:b/>
+              </w:rPr>
+              <w:t>Bảng</w:t>
+            </w:r>
+          </w:p>
+        </w:tc>
+        <w:tc>
+          <w:tcPr>
+            <w:tcW w:type="dxa" w:w="1336"/>
+          </w:tcPr>
+          <w:p>
+            <w:r>
+              <w:rPr>
+                <w:b/>
+              </w:rPr>
+              <w:t>Thời điểm</w:t>
+            </w:r>
+          </w:p>
+        </w:tc>
+        <w:tc>
+          <w:tcPr>
+            <w:tcW w:type="dxa" w:w="1336"/>
+          </w:tcPr>
+          <w:p>
+            <w:r>
+              <w:rPr>
+                <w:b/>
+              </w:rPr>
+              <w:t>Sự kiện</w:t>
+            </w:r>
+          </w:p>
+        </w:tc>
+        <w:tc>
+          <w:tcPr>
+            <w:tcW w:type="dxa" w:w="1336"/>
+          </w:tcPr>
+          <w:p>
+            <w:r>
+              <w:rPr>
+                <w:b/>
+              </w:rPr>
+              <w:t>Vai trò</w:t>
+            </w:r>
+          </w:p>
+        </w:tc>
+        <w:tc>
+          <w:tcPr>
+            <w:tcW w:type="dxa" w:w="1336"/>
+          </w:tcPr>
+          <w:p>
+            <w:r>
+              <w:rPr>
+                <w:b/>
+              </w:rPr>
+              <w:t>Mô tả</w:t>
+            </w:r>
+          </w:p>
+        </w:tc>
+      </w:tr>
+      <w:tr>
+        <w:tc>
+          <w:tcPr>
+            <w:tcW w:type="dxa" w:w="1336"/>
+          </w:tcPr>
+          <w:p>
+            <w:r>
+              <w:t>20</w:t>
+            </w:r>
+          </w:p>
+        </w:tc>
+        <w:tc>
+          <w:tcPr>
+            <w:tcW w:type="dxa" w:w="1336"/>
+          </w:tcPr>
+          <w:p>
+            <w:r>
+              <w:t>trg_NhanVien_BeforeInsert_CheckTuoi</w:t>
+            </w:r>
+          </w:p>
+        </w:tc>
+        <w:tc>
+          <w:tcPr>
+            <w:tcW w:type="dxa" w:w="1336"/>
+          </w:tcPr>
+          <w:p>
+            <w:r>
+              <w:t>NhanVien</w:t>
+            </w:r>
+          </w:p>
+        </w:tc>
+        <w:tc>
+          <w:tcPr>
+            <w:tcW w:type="dxa" w:w="1336"/>
+          </w:tcPr>
+          <w:p>
+            <w:r>
+              <w:t>BEFORE</w:t>
+            </w:r>
+          </w:p>
+        </w:tc>
+        <w:tc>
+          <w:tcPr>
+            <w:tcW w:type="dxa" w:w="1336"/>
+          </w:tcPr>
+          <w:p>
+            <w:r>
+              <w:t>INSERT</w:t>
+            </w:r>
+          </w:p>
+        </w:tc>
+        <w:tc>
+          <w:tcPr>
+            <w:tcW w:type="dxa" w:w="1336"/>
+          </w:tcPr>
+          <w:p>
+            <w:r>
+              <w:t>Validation</w:t>
+            </w:r>
+          </w:p>
+        </w:tc>
+        <w:tc>
+          <w:tcPr>
+            <w:tcW w:type="dxa" w:w="1336"/>
+          </w:tcPr>
+          <w:p>
+            <w:r>
+              <w:t>Kiểm tra tuổi nhân viên khi thêm mới. Nhân viên phải đủ 18 tuổi và không quá 65 tuổi.</w:t>
+            </w:r>
+          </w:p>
+        </w:tc>
+      </w:tr>
+      <w:tr>
+        <w:tc>
+          <w:tcPr>
+            <w:tcW w:type="dxa" w:w="1336"/>
+          </w:tcPr>
+          <w:p>
+            <w:r>
+              <w:t>21</w:t>
+            </w:r>
+          </w:p>
+        </w:tc>
+        <w:tc>
+          <w:tcPr>
+            <w:tcW w:type="dxa" w:w="1336"/>
+          </w:tcPr>
+          <w:p>
+            <w:r>
+              <w:t>trg_NhanVien_BeforeUpdate_CheckTuoi</w:t>
+            </w:r>
+          </w:p>
+        </w:tc>
+        <w:tc>
+          <w:tcPr>
+            <w:tcW w:type="dxa" w:w="1336"/>
+          </w:tcPr>
+          <w:p>
+            <w:r>
+              <w:t>NhanVien</w:t>
+            </w:r>
+          </w:p>
+        </w:tc>
+        <w:tc>
+          <w:tcPr>
+            <w:tcW w:type="dxa" w:w="1336"/>
+          </w:tcPr>
+          <w:p>
+            <w:r>
+              <w:t>BEFORE</w:t>
+            </w:r>
+          </w:p>
+        </w:tc>
+        <w:tc>
+          <w:tcPr>
+            <w:tcW w:type="dxa" w:w="1336"/>
+          </w:tcPr>
+          <w:p>
+            <w:r>
+              <w:t>UPDATE</w:t>
+            </w:r>
+          </w:p>
+        </w:tc>
+        <w:tc>
+          <w:tcPr>
+            <w:tcW w:type="dxa" w:w="1336"/>
+          </w:tcPr>
+          <w:p>
+            <w:r>
+              <w:t>Validation</w:t>
+            </w:r>
+          </w:p>
+        </w:tc>
+        <w:tc>
+          <w:tcPr>
+            <w:tcW w:type="dxa" w:w="1336"/>
+          </w:tcPr>
+          <w:p>
+            <w:r>
+              <w:t>Kiểm tra lại điều kiện tuổi khi cập nhật NgaySinh.</w:t>
+            </w:r>
+          </w:p>
+        </w:tc>
+      </w:tr>
+    </w:tbl>
+    <w:p/>
+    <w:p>
+      <w:r>
+        <w:br w:type="page"/>
+      </w:r>
+    </w:p>
+    <w:p>
+      <w:pPr>
+        <w:pStyle w:val="Heading1"/>
+      </w:pPr>
+      <w:r>
+        <w:t>VII. VIEWS (BỔ SUNG)</w:t>
+      </w:r>
+    </w:p>
+    <w:p>
+      <w:r>
+        <w:t>Hệ thống định nghĩa 6 Views phục vụ mục đích báo cáo và dashboard. Các View không ghi dữ liệu, chỉ cung cấp tầng trừu tượng hóa cho truy vấn phức tạp, giúp Frontend và báo cáo không cần viết JOIN phức tạp trực tiếp.</w:t>
+      </w:r>
+    </w:p>
+    <w:tbl>
+      <w:tblPr>
+        <w:tblW w:type="auto" w:w="0"/>
+        <w:tblLook w:firstColumn="1" w:firstRow="1" w:lastColumn="0" w:lastRow="0" w:noHBand="0" w:noVBand="1" w:val="04A0"/>
+        <w:tblBorders>
+          <w:top w:val="single" w:sz="4" w:space="0" w:color="000000"/>
+          <w:left w:val="single" w:sz="4" w:space="0" w:color="000000"/>
+          <w:bottom w:val="single" w:sz="4" w:space="0" w:color="000000"/>
+          <w:right w:val="single" w:sz="4" w:space="0" w:color="000000"/>
+          <w:insideH w:val="single" w:sz="4" w:space="0" w:color="000000"/>
+          <w:insideV w:val="single" w:sz="4" w:space="0" w:color="000000"/>
+        </w:tblBorders>
+      </w:tblPr>
+      <w:tblGrid>
+        <w:gridCol w:w="2338"/>
+        <w:gridCol w:w="2338"/>
+        <w:gridCol w:w="2338"/>
+        <w:gridCol w:w="2338"/>
+      </w:tblGrid>
+      <w:tr>
+        <w:tc>
+          <w:tcPr>
+            <w:tcW w:type="dxa" w:w="2338"/>
+          </w:tcPr>
+          <w:p>
+            <w:r>
+              <w:rPr>
+                <w:b/>
+              </w:rPr>
+              <w:t>STT</w:t>
+            </w:r>
+          </w:p>
+        </w:tc>
+        <w:tc>
+          <w:tcPr>
+            <w:tcW w:type="dxa" w:w="2338"/>
+          </w:tcPr>
+          <w:p>
+            <w:r>
+              <w:rPr>
+                <w:b/>
+              </w:rPr>
+              <w:t>Tên View</w:t>
+            </w:r>
+          </w:p>
+        </w:tc>
+        <w:tc>
+          <w:tcPr>
+            <w:tcW w:type="dxa" w:w="2338"/>
+          </w:tcPr>
+          <w:p>
+            <w:r>
+              <w:rPr>
+                <w:b/>
+              </w:rPr>
+              <w:t>Bảng tham chiếu</w:t>
+            </w:r>
+          </w:p>
+        </w:tc>
+        <w:tc>
+          <w:tcPr>
+            <w:tcW w:type="dxa" w:w="2338"/>
+          </w:tcPr>
+          <w:p>
+            <w:r>
+              <w:rPr>
+                <w:b/>
+              </w:rPr>
+              <w:t>Mô tả</w:t>
+            </w:r>
+          </w:p>
+        </w:tc>
+      </w:tr>
+      <w:tr>
+        <w:tc>
+          <w:tcPr>
+            <w:tcW w:type="dxa" w:w="2338"/>
+          </w:tcPr>
+          <w:p>
+            <w:r>
+              <w:t>1</w:t>
+            </w:r>
+          </w:p>
+        </w:tc>
+        <w:tc>
+          <w:tcPr>
+            <w:tcW w:type="dxa" w:w="2338"/>
+          </w:tcPr>
+          <w:p>
+            <w:r>
+              <w:t>vw_BangLuong</w:t>
+            </w:r>
+          </w:p>
+        </w:tc>
+        <w:tc>
+          <w:tcPr>
+            <w:tcW w:type="dxa" w:w="2338"/>
+          </w:tcPr>
+          <w:p>
+            <w:r>
+              <w:t>BangLuong, NhanVien, PhongBan, ChucVu, HopDong, LoaiHopDong</w:t>
+            </w:r>
+          </w:p>
+        </w:tc>
+        <w:tc>
+          <w:tcPr>
+            <w:tcW w:type="dxa" w:w="2338"/>
+          </w:tcPr>
+          <w:p>
+            <w:r>
+              <w:t>Chi tiết lương đầy đủ từng nhân viên từng kỳ. Bao gồm: thông tin NV, ngày công, hệ số, lương gross, BH (cả NLĐ lẫn NSDLĐ), bậc thuế, khấu trừ, thực lĩnh, chi phí nhân sự tổng DN. Là nguồn dữ liệu chính cho Dashboard.</w:t>
+            </w:r>
+          </w:p>
+        </w:tc>
+      </w:tr>
+      <w:tr>
+        <w:tc>
+          <w:tcPr>
+            <w:tcW w:type="dxa" w:w="2338"/>
+          </w:tcPr>
+          <w:p>
+            <w:r>
+              <w:t>2</w:t>
+            </w:r>
+          </w:p>
+        </w:tc>
+        <w:tc>
+          <w:tcPr>
+            <w:tcW w:type="dxa" w:w="2338"/>
+          </w:tcPr>
+          <w:p>
+            <w:r>
+              <w:t>vw_BangLuong_TongHop</w:t>
+            </w:r>
+          </w:p>
+        </w:tc>
+        <w:tc>
+          <w:tcPr>
+            <w:tcW w:type="dxa" w:w="2338"/>
+          </w:tcPr>
+          <w:p>
+            <w:r>
+              <w:t>BangLuong, NhanVien, PhongBan, HopDong</w:t>
+            </w:r>
+          </w:p>
+        </w:tc>
+        <w:tc>
+          <w:tcPr>
+            <w:tcW w:type="dxa" w:w="2338"/>
+          </w:tcPr>
+          <w:p>
+            <w:r>
+              <w:t>Tổng hợp quỹ lương theo Phòng Ban và kỳ lương. Sử dụng GROUP BY, tổng hợp Gross, BH NLĐ, BH NSDLĐ, Thuế TNCN, Thực lĩnh, Chi phí nhân sự DN, Lương net trung bình.</w:t>
+            </w:r>
+          </w:p>
+        </w:tc>
+      </w:tr>
+      <w:tr>
+        <w:tc>
+          <w:tcPr>
+            <w:tcW w:type="dxa" w:w="2338"/>
+          </w:tcPr>
+          <w:p>
+            <w:r>
+              <w:t>3</w:t>
+            </w:r>
+          </w:p>
+        </w:tc>
+        <w:tc>
+          <w:tcPr>
+            <w:tcW w:type="dxa" w:w="2338"/>
+          </w:tcPr>
+          <w:p>
+            <w:r>
+              <w:t>vw_ThueTNCN_KyQuyetToan</w:t>
+            </w:r>
+          </w:p>
+        </w:tc>
+        <w:tc>
+          <w:tcPr>
+            <w:tcW w:type="dxa" w:w="2338"/>
+          </w:tcPr>
+          <w:p>
+            <w:r>
+              <w:t>BangLuong, NhanVien, PhongBan</w:t>
+            </w:r>
+          </w:p>
+        </w:tc>
+        <w:tc>
+          <w:tcPr>
+            <w:tcW w:type="dxa" w:w="2338"/>
+          </w:tcPr>
+          <w:p>
+            <w:r>
+              <w:t>Tổng hợp thuế TNCN theo nhân viên phục vụ quyết toán cuối năm. Tính trực tiếp từ BangLuong (chỉ lấy trạng thái C/P/L), tổng thu nhập gross, tổng giảm trừ, tổng thuế, bậc thuế cao nhất.</w:t>
+            </w:r>
+          </w:p>
+        </w:tc>
+      </w:tr>
+      <w:tr>
+        <w:tc>
+          <w:tcPr>
+            <w:tcW w:type="dxa" w:w="2338"/>
+          </w:tcPr>
+          <w:p>
+            <w:r>
+              <w:t>4</w:t>
+            </w:r>
+          </w:p>
+        </w:tc>
+        <w:tc>
+          <w:tcPr>
+            <w:tcW w:type="dxa" w:w="2338"/>
+          </w:tcPr>
+          <w:p>
+            <w:r>
+              <w:t>vw_TongHopChamCong</w:t>
+            </w:r>
+          </w:p>
+        </w:tc>
+        <w:tc>
+          <w:tcPr>
+            <w:tcW w:type="dxa" w:w="2338"/>
+          </w:tcPr>
+          <w:p>
+            <w:r>
+              <w:t>ChamCong, NhanVien, PhongBan, ChucVu</w:t>
+            </w:r>
+          </w:p>
+        </w:tc>
+        <w:tc>
+          <w:tcPr>
+            <w:tcW w:type="dxa" w:w="2338"/>
+          </w:tcPr>
+          <w:p>
+            <w:r>
+              <w:t>Tổng hợp ngày công theo từng loại (DL/WFH/CX/NP/OM/KP/NG), tổng giờ tăng ca, giờ làm trung bình, tỷ lệ chuyên cần theo nhân viên × tháng.</w:t>
+            </w:r>
+          </w:p>
+        </w:tc>
+      </w:tr>
+      <w:tr>
+        <w:tc>
+          <w:tcPr>
+            <w:tcW w:type="dxa" w:w="2338"/>
+          </w:tcPr>
+          <w:p>
+            <w:r>
+              <w:t>5</w:t>
+            </w:r>
+          </w:p>
+        </w:tc>
+        <w:tc>
+          <w:tcPr>
+            <w:tcW w:type="dxa" w:w="2338"/>
+          </w:tcPr>
+          <w:p>
+            <w:r>
+              <w:t>vw_ChamCong_ChiTiet</w:t>
+            </w:r>
+          </w:p>
+        </w:tc>
+        <w:tc>
+          <w:tcPr>
+            <w:tcW w:type="dxa" w:w="2338"/>
+          </w:tcPr>
+          <w:p>
+            <w:r>
+              <w:t>ChamCong, NhanVien, PhongBan</w:t>
+            </w:r>
+          </w:p>
+        </w:tc>
+        <w:tc>
+          <w:tcPr>
+            <w:tcW w:type="dxa" w:w="2338"/>
+          </w:tcPr>
+          <w:p>
+            <w:r>
+              <w:t>Chi tiết chấm công từng ngày kèm tên thứ trong tuần, tổng giờ làm thực tế (tính từ GioVao-GioRa), phân loại đúng giờ/muộn.</w:t>
+            </w:r>
+          </w:p>
+        </w:tc>
+      </w:tr>
+      <w:tr>
+        <w:tc>
+          <w:tcPr>
+            <w:tcW w:type="dxa" w:w="2338"/>
+          </w:tcPr>
+          <w:p>
+            <w:r>
+              <w:t>6</w:t>
+            </w:r>
+          </w:p>
+        </w:tc>
+        <w:tc>
+          <w:tcPr>
+            <w:tcW w:type="dxa" w:w="2338"/>
+          </w:tcPr>
+          <w:p>
+            <w:r>
+              <w:t>vw_TyLeChuyenCan</w:t>
+            </w:r>
+          </w:p>
+        </w:tc>
+        <w:tc>
+          <w:tcPr>
+            <w:tcW w:type="dxa" w:w="2338"/>
+          </w:tcPr>
+          <w:p>
+            <w:r>
+              <w:t>ChamCong, NhanVien, PhongBan</w:t>
+            </w:r>
+          </w:p>
+        </w:tc>
+        <w:tc>
+          <w:tcPr>
+            <w:tcW w:type="dxa" w:w="2338"/>
+          </w:tcPr>
+          <w:p>
+            <w:r>
+              <w:t>Tỷ lệ chuyên cần theo Phòng Ban: số ngày có mặt / ngày chuẩn × 100%. Phân loại Xuất sắc (≥95%), Tốt (≥90%), Trung bình, Cần cải thiện.</w:t>
+            </w:r>
+          </w:p>
+        </w:tc>
+      </w:tr>
+      <w:tr>
+        <w:tc>
+          <w:tcPr>
+            <w:tcW w:type="dxa" w:w="2338"/>
+          </w:tcPr>
+          <w:p>
+            <w:r>
+              <w:t>7</w:t>
+            </w:r>
+          </w:p>
+        </w:tc>
+        <w:tc>
+          <w:tcPr>
+            <w:tcW w:type="dxa" w:w="2338"/>
+          </w:tcPr>
+          <w:p>
+            <w:r>
+              <w:t>vw_HoSoNhanVien_ChiTiet</w:t>
+            </w:r>
+          </w:p>
+        </w:tc>
+        <w:tc>
+          <w:tcPr>
+            <w:tcW w:type="dxa" w:w="2338"/>
+          </w:tcPr>
+          <w:p>
+            <w:r>
+              <w:t>NhanVien, PhongBan, ChucVu, HopDong, LuongCoBan</w:t>
+            </w:r>
+          </w:p>
+        </w:tc>
+        <w:tc>
+          <w:tcPr>
+            <w:tcW w:type="dxa" w:w="2338"/>
+          </w:tcPr>
+          <w:p>
+            <w:r>
+              <w:t>Hồ sơ nhân viên đầy đủ bao gồm thông tin cá nhân, thâm niên công tác, hợp đồng đang hiệu lực và mức lương hiện tại.</w:t>
+            </w:r>
+          </w:p>
+        </w:tc>
+      </w:tr>
+    </w:tbl>
+    <w:p/>
+    <w:p>
+      <w:r>
+        <w:br w:type="page"/>
+      </w:r>
+    </w:p>
+    <w:p>
+      <w:pPr>
+        <w:pStyle w:val="Heading1"/>
+      </w:pPr>
+      <w:r>
+        <w:t>VIII. CÁC VẤN ĐỀ ĐỒNG THỜI (CONCURRENCY ISSUES)</w:t>
+      </w:r>
+    </w:p>
+    <w:p>
+      <w:r>
+        <w:t>Trong môi trường đa người dùng, hệ thống quản lý nhân sự phải xử lý đồng thời nhiều giao tác từ nhiều phiên làm việc khác nhau (HR thao tác, chấm công tự động, tính lương định kỳ, nhân viên xem phiếu lương). Phần này phân tích từng vấn đề đồng thời phổ biến và cách hệ thống giải quyết.</w:t>
+      </w:r>
+    </w:p>
+    <w:p>
+      <w:pPr>
+        <w:pStyle w:val="Heading2"/>
+      </w:pPr>
+      <w:r>
+        <w:t>8.1. Mất Dữ Liệu Cập Nhật (Lost Update)</w:t>
+      </w:r>
+    </w:p>
+    <w:p>
+      <w:r>
+        <w:t>Vấn đề: Khi hai giao tác T1 và T2 cùng đọc một bản ghi, sau đó T1 cập nhật và COMMIT trước, tiếp theo T2 cũng cập nhật và COMMIT — kết quả cập nhật của T1 bị mất.</w:t>
+      </w:r>
+    </w:p>
+    <w:p>
+      <w:r>
+        <w:rPr>
+          <w:b/>
+        </w:rPr>
+        <w:t>Tình huống cụ thể trong hệ thống:</w:t>
+      </w:r>
+    </w:p>
+    <w:p>
+      <w:pPr>
+        <w:ind w:left="432"/>
+      </w:pPr>
+      <w:r>
+        <w:t>• HR Manager A và HR Manager B cùng mở hồ sơ nhân viên NV000010 lúc 09:00.</w:t>
+        <w:br/>
+        <w:t>• HR-A tăng lương từ 20,000,000 → 25,000,000 và lưu lúc 09:05.</w:t>
+        <w:br/>
+        <w:t>• HR-B (vẫn đang thấy 20,000,000) điều chuyển phòng ban và lưu lúc 09:07 → ghi đè, lương vẫn là 20,000,000.</w:t>
+      </w:r>
+    </w:p>
+    <w:p>
+      <w:r>
+        <w:rPr>
+          <w:b/>
+        </w:rPr>
+        <w:t>Giải pháp trong hệ thống:</w:t>
+      </w:r>
+    </w:p>
+    <w:p>
+      <w:pPr>
+        <w:ind w:left="432"/>
+      </w:pPr>
+      <w:r>
+        <w:t>Hệ thống sử dụng stored procedure sp_DieuChuyenThangChuc thay vì UPDATE trực tiếp. Procedure này dùng SELECT ... FOR UPDATE (Pessimistic Locking) để khóa hàng dữ liệu trước khi cập nhật, đảm bảo T2 phải chờ T1 hoàn thành. InnoDB với mức cô lập REPEATABLE READ ngăn chặn Lost Update thông qua Next-Key Lock trên các hàng đang được giao tác xử lý.</w:t>
+      </w:r>
+    </w:p>
+    <w:p>
+      <w:pPr>
+        <w:pStyle w:val="Heading2"/>
+      </w:pPr>
+      <w:r>
+        <w:t>8.2. Đọc Dữ Liệu Rác (Dirty Read)</w:t>
+      </w:r>
+    </w:p>
+    <w:p>
+      <w:r>
+        <w:t>Vấn đề: Giao tác T2 đọc dữ liệu đã được T1 sửa nhưng T1 chưa COMMIT (hoặc sau đó ROLLBACK). T2 nhận được dữ liệu 'rác' không phản ánh trạng thái hợp lệ của cơ sở dữ liệu.</w:t>
+      </w:r>
+    </w:p>
+    <w:p>
+      <w:r>
+        <w:rPr>
+          <w:b/>
+        </w:rPr>
+        <w:t>Tình huống cụ thể trong hệ thống:</w:t>
+      </w:r>
+    </w:p>
+    <w:p>
+      <w:pPr>
+        <w:ind w:left="432"/>
+      </w:pPr>
+      <w:r>
+        <w:t>• sp_TinhLuong đang chạy cho NV000001, đã INSERT BangLuong với lương Gross = 85,000,000 VNĐ nhưng chưa COMMIT (đang xử lý ChiTietLuong).</w:t>
+        <w:br/>
+        <w:t>• Kế toán chạy vw_BangLuong_TongHop ngay lúc này → nếu được phép đọc uncommitted data, báo cáo sẽ hiển thị quỹ lương sai lệch.</w:t>
+      </w:r>
+    </w:p>
+    <w:p>
+      <w:r>
+        <w:rPr>
+          <w:b/>
+        </w:rPr>
+        <w:t>Giải pháp trong hệ thống:</w:t>
+      </w:r>
+    </w:p>
+    <w:p>
+      <w:pPr>
+        <w:ind w:left="432"/>
+      </w:pPr>
+      <w:r>
+        <w:t>MySQL InnoDB mặc định ở mức cô lập REPEATABLE READ (không cho phép Dirty Read). Mức này cao hơn READ UNCOMMITTED, ngăn hoàn toàn việc đọc dữ liệu chưa được commit. Tất cả View và báo cáo chỉ thấy dữ liệu đã COMMIT.</w:t>
+      </w:r>
+    </w:p>
+    <w:p>
+      <w:pPr>
+        <w:pStyle w:val="Heading2"/>
+      </w:pPr>
+      <w:r>
+        <w:t>8.3. Không Đọc Lại Được Dữ Liệu (Non-Repeatable Read)</w:t>
+      </w:r>
+    </w:p>
+    <w:p>
+      <w:r>
+        <w:t>Vấn đề: Giao tác T1 đọc một bản ghi lần 1, sau đó T2 COMMIT cập nhật bản ghi đó, T1 đọc lại lần 2 — kết quả khác nhau trong cùng một giao tác.</w:t>
+      </w:r>
+    </w:p>
+    <w:p>
+      <w:r>
+        <w:rPr>
+          <w:b/>
+        </w:rPr>
+        <w:t>Tình huống cụ thể trong hệ thống:</w:t>
+      </w:r>
+    </w:p>
+    <w:p>
+      <w:pPr>
+        <w:ind w:left="432"/>
+      </w:pPr>
+      <w:r>
+        <w:t>• sp_TinhLuong đọc LuongCoBan của NV000005 = 30,000,000 VNĐ để tính lương Gross.</w:t>
+        <w:br/>
+        <w:t>• HR chạy sp_DieuChuyenThangChuc tăng lương NV000005 lên 35,000,000 và COMMIT.</w:t>
+        <w:br/>
+        <w:t>• sp_TinhLuong tiếp tục tính BH dựa trên 30,000,000 (đọc cũ) → không nhất quán trong kỳ lương.</w:t>
+      </w:r>
+    </w:p>
+    <w:p>
+      <w:r>
+        <w:rPr>
+          <w:b/>
+        </w:rPr>
+        <w:t>Giải pháp trong hệ thống:</w:t>
+      </w:r>
+    </w:p>
+    <w:p>
+      <w:pPr>
+        <w:ind w:left="432"/>
+      </w:pPr>
+      <w:r>
+        <w:t>InnoDB REPEATABLE READ sử dụng MVCC (Multi-Version Concurrency Control): sp_TinhLuong tạo một 'snapshot' của dữ liệu tại thời điểm bắt đầu giao tác và luôn đọc từ snapshot đó trong suốt vòng đời giao tác. Bất kỳ thay đổi nào được COMMIT bởi giao tác khác trong lúc sp_TinhLuong đang chạy sẽ không ảnh hưởng đến kết quả đọc của sp_TinhLuong.</w:t>
+      </w:r>
+    </w:p>
+    <w:p>
+      <w:pPr>
+        <w:pStyle w:val="Heading2"/>
+      </w:pPr>
+      <w:r>
+        <w:t>8.4. Bóng Ma (Phantom Read)</w:t>
+      </w:r>
+    </w:p>
+    <w:p>
+      <w:r>
+        <w:t>Vấn đề: Giao tác T1 thực hiện một truy vấn lấy tập hợp các hàng thỏa mãn điều kiện, T2 thêm hoặc xóa hàng thỏa mãn điều kiện đó và COMMIT, T1 thực hiện cùng truy vấn lần 2 — kết quả có thêm/bớt hàng (bóng ma).</w:t>
+      </w:r>
+    </w:p>
+    <w:p>
+      <w:r>
+        <w:rPr>
+          <w:b/>
+        </w:rPr>
+        <w:t>Tình huống cụ thể trong hệ thống:</w:t>
+      </w:r>
+    </w:p>
+    <w:p>
+      <w:pPr>
+        <w:ind w:left="432"/>
+      </w:pPr>
+      <w:r>
+        <w:t>• sp_TinhLuong dùng CURSOR truy vấn: SELECT * FROM NhanVien WHERE TrangThai IN ('A','P') → tìm thấy 50 nhân viên.</w:t>
+        <w:br/>
+        <w:t>• HR thêm nhân viên mới NV000051 (INSERT NhanVien) và COMMIT trong lúc cursor đang duyệt.</w:t>
+        <w:br/>
+        <w:t>• Nếu T1 đọc lại, sẽ thấy 51 hàng (1 bóng ma xuất hiện).</w:t>
+      </w:r>
+    </w:p>
+    <w:p>
+      <w:r>
+        <w:rPr>
+          <w:b/>
+        </w:rPr>
+        <w:t>Giải pháp trong hệ thống:</w:t>
+      </w:r>
+    </w:p>
+    <w:p>
+      <w:pPr>
+        <w:ind w:left="432"/>
+      </w:pPr>
+      <w:r>
+        <w:t>InnoDB sử dụng Gap Lock và Next-Key Lock (kết hợp với REPEATABLE READ) để ngăn chặn Phantom Read trong phạm vi giao tác. CURSOR trong sp_TinhLuong giữ consistent read snapshot, đảm bảo tập hàng được lấy lúc bắt đầu cursor sẽ không thay đổi trong suốt quá trình lặp.</w:t>
+      </w:r>
+    </w:p>
+    <w:p>
+      <w:pPr>
+        <w:pStyle w:val="Heading2"/>
+      </w:pPr>
+      <w:r>
+        <w:t>8.5. Bế Tắc (Deadlock)</w:t>
+      </w:r>
+    </w:p>
+    <w:p>
+      <w:r>
+        <w:t>Vấn đề: Hai giao tác T1 và T2 đều giữ lock trên tài nguyên mà giao tác kia cần, dẫn đến trạng thái chờ vô tận (circular wait). MySQL InnoDB tự động phát hiện và phá vỡ deadlock bằng cách rollback giao tác có ít undo log nhất.</w:t>
+      </w:r>
+    </w:p>
+    <w:p>
+      <w:r>
+        <w:rPr>
+          <w:b/>
+        </w:rPr>
+        <w:t>Tình huống cụ thể trong hệ thống:</w:t>
+      </w:r>
+    </w:p>
+    <w:p>
+      <w:pPr>
+        <w:ind w:left="432"/>
+      </w:pPr>
+      <w:r>
+        <w:t>Kịch bản 1 — Deadlock giữa 2 phiên tính lương:</w:t>
+        <w:br/>
+        <w:t xml:space="preserve">  • Session A: sp_TinhLuong tính NV000001 → lock hàng NV000001 trong BangLuong → cần đọc KhauTru của NV000001.</w:t>
+        <w:br/>
+        <w:t xml:space="preserve">  • Session B: sp_ChotBangLuong đang UPDATE KhauTru → lock KhauTru của NV000001 → cần BangLuong của NV000001.</w:t>
+        <w:br/>
+        <w:t xml:space="preserve">  → Circular wait → DEADLOCK.</w:t>
+        <w:br/>
+        <w:br/>
+        <w:t>Kịch bản 2 — Deadlock khi trigger ghi AuditLog:</w:t>
+        <w:br/>
+        <w:t xml:space="preserve">  • Session A: INSERT HopDong → trigger trg_HopDong_AfterInsert cần INSERT AuditLog_HopDong.</w:t>
+        <w:br/>
+        <w:t xml:space="preserve">  • Session B: INSERT AuditLog_HopDong trực tiếp → đang giữ lock bảng AuditLog → cần INSERT HopDong (FK validation).</w:t>
+      </w:r>
+    </w:p>
+    <w:p>
+      <w:r>
+        <w:rPr>
+          <w:b/>
+        </w:rPr>
+        <w:t>Giải pháp và kiểm soát trong hệ thống:</w:t>
+      </w:r>
+    </w:p>
+    <w:p>
+      <w:r>
+        <w:rPr>
+          <w:b/>
+        </w:rPr>
+        <w:t xml:space="preserve">(a) Thứ tự truy cập bảng nhất quán: </w:t>
+      </w:r>
+      <w:r>
+        <w:t>Tất cả Stored Procedure truy cập các bảng theo thứ tự cố định: NhanVien → HopDong → LuongCoBan → BangLuong → ChiTietLuong → KhauTru → AuditLog. Đây là nguyên tắc chống deadlock cơ bản nhất — không bao giờ để 2 giao tác truy cập ngược chiều nhau.</w:t>
+      </w:r>
+    </w:p>
+    <w:p>
+      <w:r>
+        <w:rPr>
+          <w:b/>
+        </w:rPr>
+        <w:t xml:space="preserve">(b) EXIT HANDLER FOR SQLEXCEPTION: </w:t>
+      </w:r>
+      <w:r>
+        <w:t>Tất cả Transaction Procedures khai báo handler bắt SQLEXCEPTION (bao gồm deadlock với error code 1213). Khi MySQL phát hiện deadlock, giao tác bị chọn làm 'victim' sẽ nhận SQLEXCEPTION, handler tự động ROLLBACK và RESIGNAL lỗi ra ngoài để ứng dụng xử lý (retry).</w:t>
+      </w:r>
+    </w:p>
+    <w:p>
+      <w:r>
+        <w:rPr>
+          <w:b/>
+        </w:rPr>
+        <w:t xml:space="preserve">(c) Thời lượng transaction ngắn: </w:t>
+      </w:r>
+      <w:r>
+        <w:t>Mỗi transaction trong sp_TinhLuong được giới hạn trong phạm vi 1 nhân viên. Thời gian giữ lock ngắn giảm thiểu xác suất xung đột với giao tác khác.</w:t>
+      </w:r>
+    </w:p>
+    <w:p>
+      <w:r>
+        <w:rPr>
+          <w:b/>
+        </w:rPr>
+        <w:t xml:space="preserve">(d) innodb_deadlock_detect = ON: </w:t>
+      </w:r>
+      <w:r>
+        <w:t>MySQL InnoDB mặc định bật tính năng tự động phát hiện deadlock. Khi phát hiện, InnoDB chọn giao tác victim (ít chi phí rollback nhất) và tự động hủy bỏ, giao tác còn lại tiếp tục bình thường.</w:t>
+      </w:r>
+    </w:p>
+    <w:p>
+      <w:r>
+        <w:rPr>
+          <w:b/>
+        </w:rPr>
+        <w:t xml:space="preserve">(e) innodb_lock_wait_timeout: </w:t>
+      </w:r>
+      <w:r>
+        <w:t>Hệ thống cấu hình timeout 50 giây (mặc định). Nếu deadlock detect thất bại, giao tác chờ quá 50s sẽ tự động bị hủy với lỗi 'Lock wait timeout exceeded'.</w:t>
+      </w:r>
+    </w:p>
+    <w:p/>
+    <w:p>
+      <w:pPr>
+        <w:pStyle w:val="Heading2"/>
+      </w:pPr>
+      <w:r>
+        <w:t>8.6. Tổng Kết Chiến Lược Kiểm Soát Đồng Thời</w:t>
+      </w:r>
+    </w:p>
+    <w:tbl>
+      <w:tblPr>
+        <w:tblW w:type="auto" w:w="0"/>
+        <w:tblLook w:firstColumn="1" w:firstRow="1" w:lastColumn="0" w:lastRow="0" w:noHBand="0" w:noVBand="1" w:val="04A0"/>
+        <w:tblBorders>
+          <w:top w:val="single" w:sz="4" w:space="0" w:color="000000"/>
+          <w:left w:val="single" w:sz="4" w:space="0" w:color="000000"/>
+          <w:bottom w:val="single" w:sz="4" w:space="0" w:color="000000"/>
+          <w:right w:val="single" w:sz="4" w:space="0" w:color="000000"/>
+          <w:insideH w:val="single" w:sz="4" w:space="0" w:color="000000"/>
+          <w:insideV w:val="single" w:sz="4" w:space="0" w:color="000000"/>
+        </w:tblBorders>
+      </w:tblPr>
+      <w:tblGrid>
+        <w:gridCol w:w="2338"/>
+        <w:gridCol w:w="2338"/>
+        <w:gridCol w:w="2338"/>
+        <w:gridCol w:w="2338"/>
+      </w:tblGrid>
+      <w:tr>
+        <w:tc>
+          <w:tcPr>
+            <w:tcW w:type="dxa" w:w="2338"/>
+          </w:tcPr>
+          <w:p>
+            <w:r>
+              <w:rPr>
+                <w:b/>
+              </w:rPr>
+              <w:t>Vấn đề</w:t>
+            </w:r>
+          </w:p>
+        </w:tc>
+        <w:tc>
+          <w:tcPr>
+            <w:tcW w:type="dxa" w:w="2338"/>
+          </w:tcPr>
+          <w:p>
+            <w:r>
+              <w:rPr>
+                <w:b/>
+              </w:rPr>
+              <w:t>Cơ chế MySQL</w:t>
+            </w:r>
+          </w:p>
+        </w:tc>
+        <w:tc>
+          <w:tcPr>
+            <w:tcW w:type="dxa" w:w="2338"/>
+          </w:tcPr>
+          <w:p>
+            <w:r>
+              <w:rPr>
+                <w:b/>
+              </w:rPr>
+              <w:t>Cách hệ thống áp dụng</w:t>
+            </w:r>
+          </w:p>
+        </w:tc>
+        <w:tc>
+          <w:tcPr>
+            <w:tcW w:type="dxa" w:w="2338"/>
+          </w:tcPr>
+          <w:p>
+            <w:r>
+              <w:rPr>
+                <w:b/>
+              </w:rPr>
+              <w:t>Mức độ giải quyết</w:t>
+            </w:r>
+          </w:p>
+        </w:tc>
+      </w:tr>
+      <w:tr>
+        <w:tc>
+          <w:tcPr>
+            <w:tcW w:type="dxa" w:w="2338"/>
+          </w:tcPr>
+          <w:p>
+            <w:r>
+              <w:t>Dirty Read</w:t>
+            </w:r>
+          </w:p>
+        </w:tc>
+        <w:tc>
+          <w:tcPr>
+            <w:tcW w:type="dxa" w:w="2338"/>
+          </w:tcPr>
+          <w:p>
+            <w:r>
+              <w:t>MVCC + REPEATABLE READ</w:t>
+            </w:r>
+          </w:p>
+        </w:tc>
+        <w:tc>
+          <w:tcPr>
+            <w:tcW w:type="dxa" w:w="2338"/>
+          </w:tcPr>
+          <w:p>
+            <w:r>
+              <w:t>Tất cả giao tác dùng InnoDB mặc định</w:t>
+            </w:r>
+          </w:p>
+        </w:tc>
+        <w:tc>
+          <w:tcPr>
+            <w:tcW w:type="dxa" w:w="2338"/>
+          </w:tcPr>
+          <w:p>
+            <w:r>
+              <w:t>✓ Hoàn toàn ngăn chặn</w:t>
+            </w:r>
+          </w:p>
+        </w:tc>
+      </w:tr>
+      <w:tr>
+        <w:tc>
+          <w:tcPr>
+            <w:tcW w:type="dxa" w:w="2338"/>
+          </w:tcPr>
+          <w:p>
+            <w:r>
+              <w:t>Non-Repeatable Read</w:t>
+            </w:r>
+          </w:p>
+        </w:tc>
+        <w:tc>
+          <w:tcPr>
+            <w:tcW w:type="dxa" w:w="2338"/>
+          </w:tcPr>
+          <w:p>
+            <w:r>
+              <w:t>MVCC Snapshot + REPEATABLE READ</w:t>
+            </w:r>
+          </w:p>
+        </w:tc>
+        <w:tc>
+          <w:tcPr>
+            <w:tcW w:type="dxa" w:w="2338"/>
+          </w:tcPr>
+          <w:p>
+            <w:r>
+              <w:t>sp_TinhLuong đọc consistent snapshot suốt vòng lặp cursor</w:t>
+            </w:r>
+          </w:p>
+        </w:tc>
+        <w:tc>
+          <w:tcPr>
+            <w:tcW w:type="dxa" w:w="2338"/>
+          </w:tcPr>
+          <w:p>
+            <w:r>
+              <w:t>✓ Hoàn toàn ngăn chặn</w:t>
+            </w:r>
+          </w:p>
+        </w:tc>
+      </w:tr>
+      <w:tr>
+        <w:tc>
+          <w:tcPr>
+            <w:tcW w:type="dxa" w:w="2338"/>
+          </w:tcPr>
+          <w:p>
+            <w:r>
+              <w:t>Phantom Read</w:t>
+            </w:r>
+          </w:p>
+        </w:tc>
+        <w:tc>
+          <w:tcPr>
+            <w:tcW w:type="dxa" w:w="2338"/>
+          </w:tcPr>
+          <w:p>
+            <w:r>
+              <w:t>Next-Key Lock + Gap Lock</w:t>
+            </w:r>
+          </w:p>
+        </w:tc>
+        <w:tc>
+          <w:tcPr>
+            <w:tcW w:type="dxa" w:w="2338"/>
+          </w:tcPr>
+          <w:p>
+            <w:r>
+              <w:t>Cursor trong sp_TinhLuong giữ snapshot tập hàng từ đầu</w:t>
+            </w:r>
+          </w:p>
+        </w:tc>
+        <w:tc>
+          <w:tcPr>
+            <w:tcW w:type="dxa" w:w="2338"/>
+          </w:tcPr>
+          <w:p>
+            <w:r>
+              <w:t>✓ Hoàn toàn ngăn chặn</w:t>
+            </w:r>
+          </w:p>
+        </w:tc>
+      </w:tr>
+      <w:tr>
+        <w:tc>
+          <w:tcPr>
+            <w:tcW w:type="dxa" w:w="2338"/>
+          </w:tcPr>
+          <w:p>
+            <w:r>
+              <w:t>Lost Update</w:t>
+            </w:r>
+          </w:p>
+        </w:tc>
+        <w:tc>
+          <w:tcPr>
+            <w:tcW w:type="dxa" w:w="2338"/>
+          </w:tcPr>
+          <w:p>
+            <w:r>
+              <w:t>Pessimistic Lock (SELECT FOR UPDATE) / MVCC</w:t>
+            </w:r>
+          </w:p>
+        </w:tc>
+        <w:tc>
+          <w:tcPr>
+            <w:tcW w:type="dxa" w:w="2338"/>
+          </w:tcPr>
+          <w:p>
+            <w:r>
+              <w:t>sp_DieuChuyenThangChuc, sp_TiepNhanNhanSu dùng transaction bao toàn bộ</w:t>
+            </w:r>
+          </w:p>
+        </w:tc>
+        <w:tc>
+          <w:tcPr>
+            <w:tcW w:type="dxa" w:w="2338"/>
+          </w:tcPr>
+          <w:p>
+            <w:r>
+              <w:t>✓ Ngăn chặn trong SP; cần kiểm tra application layer</w:t>
+            </w:r>
+          </w:p>
+        </w:tc>
+      </w:tr>
+      <w:tr>
+        <w:tc>
+          <w:tcPr>
+            <w:tcW w:type="dxa" w:w="2338"/>
+          </w:tcPr>
+          <w:p>
+            <w:r>
+              <w:t>Deadlock</w:t>
+            </w:r>
+          </w:p>
+        </w:tc>
+        <w:tc>
+          <w:tcPr>
+            <w:tcW w:type="dxa" w:w="2338"/>
+          </w:tcPr>
+          <w:p>
+            <w:r>
+              <w:t>InnoDB Deadlock Detector + Victim Rollback</w:t>
+            </w:r>
+          </w:p>
+        </w:tc>
+        <w:tc>
+          <w:tcPr>
+            <w:tcW w:type="dxa" w:w="2338"/>
+          </w:tcPr>
+          <w:p>
+            <w:r>
+              <w:t>Thứ tự truy cập bảng nhất quán + EXIT HANDLER + timeout</w:t>
+            </w:r>
+          </w:p>
+        </w:tc>
+        <w:tc>
+          <w:tcPr>
+            <w:tcW w:type="dxa" w:w="2338"/>
+          </w:tcPr>
+          <w:p>
+            <w:r>
+              <w:t>~ Giảm thiểu; không thể loại bỏ hoàn toàn</w:t>
+            </w:r>
+          </w:p>
+        </w:tc>
+      </w:tr>
+    </w:tbl>
+    <w:p/>
     <w:sectPr>
       <w:pgSz w:w="11906" w:h="16838" w:orient="portrait"/>
       <w:pgMar w:top="1134" w:right="851" w:bottom="1134" w:left="1701" w:header="708" w:footer="708" w:gutter="0"/>
